--- a/references/范例/便利店开学季战役-交付稿.docx
+++ b/references/范例/便利店开学季战役-交付稿.docx
@@ -16,20 +16,7 @@
           <w:b/>
           <w:sz w:val="48"/>
         </w:rPr>
-        <w:t>某连锁便利店 2026 开学季战役方案</w:t>
-      </w:r>
-    </w:p>
-    <w:p>
-      <w:pPr>
-        <w:jc w:val="center"/>
-      </w:pPr>
-      <w:r>
-        <w:rPr>
-          <w:rFonts w:ascii="微軟雅黑" w:hAnsi="微軟雅黑" w:eastAsia="微軟雅黑"/>
-          <w:color w:val="444444"/>
-          <w:sz w:val="28"/>
-        </w:rPr>
-        <w:t>高校宿舍楼下门店 · 精炼版</w:t>
+        <w:t>便利店开学季战役方案（模板样本 v3）</w:t>
       </w:r>
     </w:p>
     <w:p/>
@@ -1917,17 +1904,69 @@
       <w:r>
         <w:rPr>
           <w:rFonts w:ascii="微軟雅黑" w:hAnsi="微軟雅黑" w:eastAsia="微軟雅黑"/>
+          <w:sz w:val="21"/>
+        </w:rPr>
+        <w:t>・</w:t>
+      </w:r>
+      <w:r>
+        <w:rPr>
+          <w:rFonts w:ascii="微軟雅黑" w:hAnsi="微軟雅黑" w:eastAsia="微軟雅黑"/>
           <w:b/>
           <w:sz w:val="21"/>
         </w:rPr>
-        <w:t>打法 2｜报到日家长专案</w:t>
-      </w:r>
-      <w:r>
-        <w:rPr>
-          <w:rFonts w:ascii="微軟雅黑" w:hAnsi="微軟雅黑" w:eastAsia="微軟雅黑"/>
-          <w:sz w:val="21"/>
-        </w:rPr>
-        <w:t>（大件预订＋自提）</w:t>
+        <w:t>理論依據</w:t>
+      </w:r>
+      <w:r>
+        <w:rPr>
+          <w:rFonts w:ascii="微軟雅黑" w:hAnsi="微軟雅黑" w:eastAsia="微軟雅黑"/>
+          <w:sz w:val="21"/>
+        </w:rPr>
+        <w:t xml:space="preserve">：本打法本質是「場景綁定＋客單提升」——依 </w:t>
+      </w:r>
+      <w:r>
+        <w:rPr>
+          <w:rFonts w:ascii="微軟雅黑" w:hAnsi="微軟雅黑" w:eastAsia="微軟雅黑"/>
+          <w:b/>
+          <w:sz w:val="21"/>
+        </w:rPr>
+        <w:t>場景方法論（03 §G3，吳聲）</w:t>
+      </w:r>
+      <w:r>
+        <w:rPr>
+          <w:rFonts w:ascii="微軟雅黑" w:hAnsi="微軟雅黑" w:eastAsia="微軟雅黑"/>
+          <w:sz w:val="21"/>
+        </w:rPr>
+        <w:t xml:space="preserve"> 把「鞋墊磨腳第 3 天」這種每日小事鎖成固定消費場景，再用 </w:t>
+      </w:r>
+      <w:r>
+        <w:rPr>
+          <w:rFonts w:ascii="微軟雅黑" w:hAnsi="微軟雅黑" w:eastAsia="微軟雅黑"/>
+          <w:b/>
+          <w:sz w:val="21"/>
+        </w:rPr>
+        <w:t>套餐設計（打法库 §8.2）</w:t>
+      </w:r>
+      <w:r>
+        <w:rPr>
+          <w:rFonts w:ascii="微軟雅黑" w:hAnsi="微軟雅黑" w:eastAsia="微軟雅黑"/>
+          <w:sz w:val="21"/>
+        </w:rPr>
+        <w:t>＋</w:t>
+      </w:r>
+      <w:r>
+        <w:rPr>
+          <w:rFonts w:ascii="微軟雅黑" w:hAnsi="微軟雅黑" w:eastAsia="微軟雅黑"/>
+          <w:b/>
+          <w:sz w:val="21"/>
+        </w:rPr>
+        <w:t>首單鉤子（打法库 §8.3）</w:t>
+      </w:r>
+      <w:r>
+        <w:rPr>
+          <w:rFonts w:ascii="微軟雅黑" w:hAnsi="微軟雅黑" w:eastAsia="微軟雅黑"/>
+          <w:sz w:val="21"/>
+        </w:rPr>
+        <w:t xml:space="preserve"> 把單品毛利低的問題轉成組合客單；學理支撐見《場景革命》（吳聲，49）與《超級符號就是超級創意》（華與華，49）。</w:t>
       </w:r>
     </w:p>
     <w:p>
@@ -1937,39 +1976,17 @@
       <w:r>
         <w:rPr>
           <w:rFonts w:ascii="微軟雅黑" w:hAnsi="微軟雅黑" w:eastAsia="微軟雅黑"/>
-          <w:sz w:val="21"/>
-        </w:rPr>
-        <w:t>・</w:t>
-      </w:r>
-      <w:r>
-        <w:rPr>
-          <w:rFonts w:ascii="微軟雅黑" w:hAnsi="微軟雅黑" w:eastAsia="微軟雅黑"/>
           <w:b/>
           <w:sz w:val="21"/>
         </w:rPr>
-        <w:t>为什么用它</w:t>
-      </w:r>
-      <w:r>
-        <w:rPr>
-          <w:rFonts w:ascii="微軟雅黑" w:hAnsi="微軟雅黑" w:eastAsia="微軟雅黑"/>
-          <w:sz w:val="21"/>
-        </w:rPr>
-        <w:t>：家长开车送新生、大件搬运不是障碍；</w:t>
-      </w:r>
-      <w:r>
-        <w:rPr>
-          <w:rFonts w:ascii="微軟雅黑" w:hAnsi="微軟雅黑" w:eastAsia="微軟雅黑"/>
-          <w:b/>
-          <w:sz w:val="21"/>
-        </w:rPr>
-        <w:t>大件只做样品＋预订＝把库存风险转移出去</w:t>
-      </w:r>
-      <w:r>
-        <w:rPr>
-          <w:rFonts w:ascii="微軟雅黑" w:hAnsi="微軟雅黑" w:eastAsia="微軟雅黑"/>
-          <w:sz w:val="21"/>
-        </w:rPr>
-        <w:t>，同时拿到最高客单。</w:t>
+        <w:t>打法 2｜报到日家长专案</w:t>
+      </w:r>
+      <w:r>
+        <w:rPr>
+          <w:rFonts w:ascii="微軟雅黑" w:hAnsi="微軟雅黑" w:eastAsia="微軟雅黑"/>
+          <w:sz w:val="21"/>
+        </w:rPr>
+        <w:t>（大件预订＋自提）</w:t>
       </w:r>
     </w:p>
     <w:p>
@@ -1989,14 +2006,29 @@
           <w:b/>
           <w:sz w:val="21"/>
         </w:rPr>
-        <w:t>具体动作</w:t>
-      </w:r>
-      <w:r>
-        <w:rPr>
-          <w:rFonts w:ascii="微軟雅黑" w:hAnsi="微軟雅黑" w:eastAsia="微軟雅黑"/>
-          <w:sz w:val="21"/>
-        </w:rPr>
-        <w:t>：D 档两阶——199 省心版（床垫＋收纳＋防晒）／299 配齐版（＋鞋垫 3＋袜 2）；只摆样品，凭预订当场下单、当天自提。</w:t>
+        <w:t>为什么用它</w:t>
+      </w:r>
+      <w:r>
+        <w:rPr>
+          <w:rFonts w:ascii="微軟雅黑" w:hAnsi="微軟雅黑" w:eastAsia="微軟雅黑"/>
+          <w:sz w:val="21"/>
+        </w:rPr>
+        <w:t>：家长开车送新生、大件搬运不是障碍；</w:t>
+      </w:r>
+      <w:r>
+        <w:rPr>
+          <w:rFonts w:ascii="微軟雅黑" w:hAnsi="微軟雅黑" w:eastAsia="微軟雅黑"/>
+          <w:b/>
+          <w:sz w:val="21"/>
+        </w:rPr>
+        <w:t>大件只做样品＋预订＝把库存风险转移出去</w:t>
+      </w:r>
+      <w:r>
+        <w:rPr>
+          <w:rFonts w:ascii="微軟雅黑" w:hAnsi="微軟雅黑" w:eastAsia="微軟雅黑"/>
+          <w:sz w:val="21"/>
+        </w:rPr>
+        <w:t>，同时拿到最高客单。</w:t>
       </w:r>
     </w:p>
     <w:p>
@@ -2016,14 +2048,14 @@
           <w:b/>
           <w:sz w:val="21"/>
         </w:rPr>
-        <w:t>谁做｜花多少｜多久见效</w:t>
-      </w:r>
-      <w:r>
-        <w:rPr>
-          <w:rFonts w:ascii="微軟雅黑" w:hAnsi="微軟雅黑" w:eastAsia="微軟雅黑"/>
-          <w:sz w:val="21"/>
-        </w:rPr>
-        <w:t>：店主＋实习生｜2,320 元｜当天。</w:t>
+        <w:t>具体动作</w:t>
+      </w:r>
+      <w:r>
+        <w:rPr>
+          <w:rFonts w:ascii="微軟雅黑" w:hAnsi="微軟雅黑" w:eastAsia="微軟雅黑"/>
+          <w:sz w:val="21"/>
+        </w:rPr>
+        <w:t>：D 档两阶——199 省心版（床垫＋收纳＋防晒）／299 配齐版（＋鞋垫 3＋袜 2）；只摆样品，凭预订当场下单、当天自提。</w:t>
       </w:r>
     </w:p>
     <w:p>
@@ -2043,14 +2075,14 @@
           <w:b/>
           <w:sz w:val="21"/>
         </w:rPr>
-        <w:t>验收指标</w:t>
-      </w:r>
-      <w:r>
-        <w:rPr>
-          <w:rFonts w:ascii="微軟雅黑" w:hAnsi="微軟雅黑" w:eastAsia="微軟雅黑"/>
-          <w:sz w:val="21"/>
-        </w:rPr>
-        <w:t>：D 档 ≥40 单、家长微信 +80。</w:t>
+        <w:t>谁做｜花多少｜多久见效</w:t>
+      </w:r>
+      <w:r>
+        <w:rPr>
+          <w:rFonts w:ascii="微軟雅黑" w:hAnsi="微軟雅黑" w:eastAsia="微軟雅黑"/>
+          <w:sz w:val="21"/>
+        </w:rPr>
+        <w:t>：店主＋实习生｜2,320 元｜当天。</w:t>
       </w:r>
     </w:p>
     <w:p>
@@ -2070,14 +2102,14 @@
           <w:b/>
           <w:sz w:val="21"/>
         </w:rPr>
-        <w:t>可抄案例</w:t>
-      </w:r>
-      <w:r>
-        <w:rPr>
-          <w:rFonts w:ascii="微軟雅黑" w:hAnsi="微軟雅黑" w:eastAsia="微軟雅黑"/>
-          <w:sz w:val="21"/>
-        </w:rPr>
-        <w:t>：山姆「闭眼买」的信任生意（展开见 2.0.1 ③）。</w:t>
+        <w:t>验收指标</w:t>
+      </w:r>
+      <w:r>
+        <w:rPr>
+          <w:rFonts w:ascii="微軟雅黑" w:hAnsi="微軟雅黑" w:eastAsia="微軟雅黑"/>
+          <w:sz w:val="21"/>
+        </w:rPr>
+        <w:t>：D 档 ≥40 单、家长微信 +80。</w:t>
       </w:r>
     </w:p>
     <w:p>
@@ -2087,17 +2119,24 @@
       <w:r>
         <w:rPr>
           <w:rFonts w:ascii="微軟雅黑" w:hAnsi="微軟雅黑" w:eastAsia="微軟雅黑"/>
+          <w:sz w:val="21"/>
+        </w:rPr>
+        <w:t>・</w:t>
+      </w:r>
+      <w:r>
+        <w:rPr>
+          <w:rFonts w:ascii="微軟雅黑" w:hAnsi="微軟雅黑" w:eastAsia="微軟雅黑"/>
           <w:b/>
           <w:sz w:val="21"/>
         </w:rPr>
-        <w:t>打法 3｜需求登记机制</w:t>
-      </w:r>
-      <w:r>
-        <w:rPr>
-          <w:rFonts w:ascii="微軟雅黑" w:hAnsi="微軟雅黑" w:eastAsia="微軟雅黑"/>
-          <w:sz w:val="21"/>
-        </w:rPr>
-        <w:t>（「缺什么，跟我说一声」）</w:t>
+        <w:t>可抄案例</w:t>
+      </w:r>
+      <w:r>
+        <w:rPr>
+          <w:rFonts w:ascii="微軟雅黑" w:hAnsi="微軟雅黑" w:eastAsia="微軟雅黑"/>
+          <w:sz w:val="21"/>
+        </w:rPr>
+        <w:t>：山姆「闭眼买」的信任生意（展开见 2.0.1 ③）。</w:t>
       </w:r>
     </w:p>
     <w:p>
@@ -2117,14 +2156,14 @@
           <w:b/>
           <w:sz w:val="21"/>
         </w:rPr>
-        <w:t>为什么用它</w:t>
-      </w:r>
-      <w:r>
-        <w:rPr>
-          <w:rFonts w:ascii="微軟雅黑" w:hAnsi="微軟雅黑" w:eastAsia="微軟雅黑"/>
-          <w:sz w:val="21"/>
-        </w:rPr>
-        <w:t>：我们是这 15 天里</w:t>
+        <w:t>理論依據</w:t>
+      </w:r>
+      <w:r>
+        <w:rPr>
+          <w:rFonts w:ascii="微軟雅黑" w:hAnsi="微軟雅黑" w:eastAsia="微軟雅黑"/>
+          <w:sz w:val="21"/>
+        </w:rPr>
+        <w:t xml:space="preserve">：大件只做樣品＋預訂＝把「庫存風險」與「高客單」兩件事拆開——依 </w:t>
       </w:r>
       <w:r>
         <w:rPr>
@@ -2132,14 +2171,44 @@
           <w:b/>
           <w:sz w:val="21"/>
         </w:rPr>
-        <w:t>每天都在场</w:t>
-      </w:r>
-      <w:r>
-        <w:rPr>
-          <w:rFonts w:ascii="微軟雅黑" w:hAnsi="微軟雅黑" w:eastAsia="微軟雅黑"/>
-          <w:sz w:val="21"/>
-        </w:rPr>
-        <w:t>的那一家；登记表把每天零散需求变成进货数据——避免压货，同时制造复购理由。</w:t>
+        <w:t>撇脂定價（03 §L3）</w:t>
+      </w:r>
+      <w:r>
+        <w:rPr>
+          <w:rFonts w:ascii="微軟雅黑" w:hAnsi="微軟雅黑" w:eastAsia="微軟雅黑"/>
+          <w:sz w:val="21"/>
+        </w:rPr>
+        <w:t xml:space="preserve"> 對家長客群收高客單，再用 </w:t>
+      </w:r>
+      <w:r>
+        <w:rPr>
+          <w:rFonts w:ascii="微軟雅黑" w:hAnsi="微軟雅黑" w:eastAsia="微軟雅黑"/>
+          <w:b/>
+          <w:sz w:val="21"/>
+        </w:rPr>
+        <w:t>價格錨定（打法库 §8.1）</w:t>
+      </w:r>
+      <w:r>
+        <w:rPr>
+          <w:rFonts w:ascii="微軟雅黑" w:hAnsi="微軟雅黑" w:eastAsia="微軟雅黑"/>
+          <w:sz w:val="21"/>
+        </w:rPr>
+        <w:t xml:space="preserve"> 讓「199/299」顯得划算；「現貨可退」的信任機制對應 </w:t>
+      </w:r>
+      <w:r>
+        <w:rPr>
+          <w:rFonts w:ascii="微軟雅黑" w:hAnsi="微軟雅黑" w:eastAsia="微軟雅黑"/>
+          <w:b/>
+          <w:sz w:val="21"/>
+        </w:rPr>
+        <w:t>無條件退換（打法库 §7.8）</w:t>
+      </w:r>
+      <w:r>
+        <w:rPr>
+          <w:rFonts w:ascii="微軟雅黑" w:hAnsi="微軟雅黑" w:eastAsia="微軟雅黑"/>
+          <w:sz w:val="21"/>
+        </w:rPr>
+        <w:t>。理論源頭見《搶佔心智》（江南春，49）的「高頻打透一個心智詞」與《定位》（里斯&amp;特勞特，49）。</w:t>
       </w:r>
     </w:p>
     <w:p>
@@ -2149,24 +2218,17 @@
       <w:r>
         <w:rPr>
           <w:rFonts w:ascii="微軟雅黑" w:hAnsi="微軟雅黑" w:eastAsia="微軟雅黑"/>
-          <w:sz w:val="21"/>
-        </w:rPr>
-        <w:t>・</w:t>
-      </w:r>
-      <w:r>
-        <w:rPr>
-          <w:rFonts w:ascii="微軟雅黑" w:hAnsi="微軟雅黑" w:eastAsia="微軟雅黑"/>
           <w:b/>
           <w:sz w:val="21"/>
         </w:rPr>
-        <w:t>具体动作</w:t>
-      </w:r>
-      <w:r>
-        <w:rPr>
-          <w:rFonts w:ascii="微軟雅黑" w:hAnsi="微軟雅黑" w:eastAsia="微軟雅黑"/>
-          <w:sz w:val="21"/>
-        </w:rPr>
-        <w:t>：A4 台卡＋登记表；到店说一声→记品类数量→每日 21:30 汇总→进货锁定日前转订单；次日到货、到店自提。</w:t>
+        <w:t>打法 3｜需求登记机制</w:t>
+      </w:r>
+      <w:r>
+        <w:rPr>
+          <w:rFonts w:ascii="微軟雅黑" w:hAnsi="微軟雅黑" w:eastAsia="微軟雅黑"/>
+          <w:sz w:val="21"/>
+        </w:rPr>
+        <w:t>（「缺什么，跟我说一声」）</w:t>
       </w:r>
     </w:p>
     <w:p>
@@ -2186,14 +2248,29 @@
           <w:b/>
           <w:sz w:val="21"/>
         </w:rPr>
-        <w:t>谁做｜花多少｜多久见效</w:t>
-      </w:r>
-      <w:r>
-        <w:rPr>
-          <w:rFonts w:ascii="微軟雅黑" w:hAnsi="微軟雅黑" w:eastAsia="微軟雅黑"/>
-          <w:sz w:val="21"/>
-        </w:rPr>
-        <w:t>：店主＋实习生｜1 元（打印）｜3 天。</w:t>
+        <w:t>为什么用它</w:t>
+      </w:r>
+      <w:r>
+        <w:rPr>
+          <w:rFonts w:ascii="微軟雅黑" w:hAnsi="微軟雅黑" w:eastAsia="微軟雅黑"/>
+          <w:sz w:val="21"/>
+        </w:rPr>
+        <w:t>：我们是这 15 天里</w:t>
+      </w:r>
+      <w:r>
+        <w:rPr>
+          <w:rFonts w:ascii="微軟雅黑" w:hAnsi="微軟雅黑" w:eastAsia="微軟雅黑"/>
+          <w:b/>
+          <w:sz w:val="21"/>
+        </w:rPr>
+        <w:t>每天都在场</w:t>
+      </w:r>
+      <w:r>
+        <w:rPr>
+          <w:rFonts w:ascii="微軟雅黑" w:hAnsi="微軟雅黑" w:eastAsia="微軟雅黑"/>
+          <w:sz w:val="21"/>
+        </w:rPr>
+        <w:t>的那一家；登记表把每天零散需求变成进货数据——避免压货，同时制造复购理由。</w:t>
       </w:r>
     </w:p>
     <w:p>
@@ -2213,14 +2290,14 @@
           <w:b/>
           <w:sz w:val="21"/>
         </w:rPr>
-        <w:t>验收指标</w:t>
-      </w:r>
-      <w:r>
-        <w:rPr>
-          <w:rFonts w:ascii="微軟雅黑" w:hAnsi="微軟雅黑" w:eastAsia="微軟雅黑"/>
-          <w:sz w:val="21"/>
-        </w:rPr>
-        <w:t>：登记→到店转化率 ≥40%。</w:t>
+        <w:t>具体动作</w:t>
+      </w:r>
+      <w:r>
+        <w:rPr>
+          <w:rFonts w:ascii="微軟雅黑" w:hAnsi="微軟雅黑" w:eastAsia="微軟雅黑"/>
+          <w:sz w:val="21"/>
+        </w:rPr>
+        <w:t>：A4 台卡＋登记表；到店说一声→记品类数量→每日 21:30 汇总→进货锁定日前转订单；次日到货、到店自提。</w:t>
       </w:r>
     </w:p>
     <w:p>
@@ -2240,14 +2317,14 @@
           <w:b/>
           <w:sz w:val="21"/>
         </w:rPr>
-        <w:t>可抄案例</w:t>
-      </w:r>
-      <w:r>
-        <w:rPr>
-          <w:rFonts w:ascii="微軟雅黑" w:hAnsi="微軟雅黑" w:eastAsia="微軟雅黑"/>
-          <w:sz w:val="21"/>
-        </w:rPr>
-        <w:t>：胖东来服务神话与调改（展开见 2.0.1 ②）。</w:t>
+        <w:t>谁做｜花多少｜多久见效</w:t>
+      </w:r>
+      <w:r>
+        <w:rPr>
+          <w:rFonts w:ascii="微軟雅黑" w:hAnsi="微軟雅黑" w:eastAsia="微軟雅黑"/>
+          <w:sz w:val="21"/>
+        </w:rPr>
+        <w:t>：店主＋实习生｜1 元（打印）｜3 天。</w:t>
       </w:r>
     </w:p>
     <w:p>
@@ -2257,17 +2334,24 @@
       <w:r>
         <w:rPr>
           <w:rFonts w:ascii="微軟雅黑" w:hAnsi="微軟雅黑" w:eastAsia="微軟雅黑"/>
+          <w:sz w:val="21"/>
+        </w:rPr>
+        <w:t>・</w:t>
+      </w:r>
+      <w:r>
+        <w:rPr>
+          <w:rFonts w:ascii="微軟雅黑" w:hAnsi="微軟雅黑" w:eastAsia="微軟雅黑"/>
           <w:b/>
           <w:sz w:val="21"/>
         </w:rPr>
-        <w:t>打法 4｜实习生新生群潜水答疑</w:t>
-      </w:r>
-      <w:r>
-        <w:rPr>
-          <w:rFonts w:ascii="微軟雅黑" w:hAnsi="微軟雅黑" w:eastAsia="微軟雅黑"/>
-          <w:sz w:val="21"/>
-        </w:rPr>
-        <w:t>（零预算触达）</w:t>
+        <w:t>验收指标</w:t>
+      </w:r>
+      <w:r>
+        <w:rPr>
+          <w:rFonts w:ascii="微軟雅黑" w:hAnsi="微軟雅黑" w:eastAsia="微軟雅黑"/>
+          <w:sz w:val="21"/>
+        </w:rPr>
+        <w:t>：登记→到店转化率 ≥40%。</w:t>
       </w:r>
     </w:p>
     <w:p>
@@ -2287,29 +2371,14 @@
           <w:b/>
           <w:sz w:val="21"/>
         </w:rPr>
-        <w:t>为什么用它</w:t>
-      </w:r>
-      <w:r>
-        <w:rPr>
-          <w:rFonts w:ascii="微軟雅黑" w:hAnsi="微軟雅黑" w:eastAsia="微軟雅黑"/>
-          <w:sz w:val="21"/>
-        </w:rPr>
-        <w:t>：校方红线禁推销，</w:t>
-      </w:r>
-      <w:r>
-        <w:rPr>
-          <w:rFonts w:ascii="微軟雅黑" w:hAnsi="微軟雅黑" w:eastAsia="微軟雅黑"/>
-          <w:b/>
-          <w:sz w:val="21"/>
-        </w:rPr>
-        <w:t>只答疑不发布＝合法进入新生动线</w:t>
-      </w:r>
-      <w:r>
-        <w:rPr>
-          <w:rFonts w:ascii="微軟雅黑" w:hAnsi="微軟雅黑" w:eastAsia="微軟雅黑"/>
-          <w:sz w:val="21"/>
-        </w:rPr>
-        <w:t>；直接解决「没有名单」这个冷启动问题。</w:t>
+        <w:t>可抄案例</w:t>
+      </w:r>
+      <w:r>
+        <w:rPr>
+          <w:rFonts w:ascii="微軟雅黑" w:hAnsi="微軟雅黑" w:eastAsia="微軟雅黑"/>
+          <w:sz w:val="21"/>
+        </w:rPr>
+        <w:t>：胖东来服务神话与调改（展开见 2.0.1 ②）。</w:t>
       </w:r>
     </w:p>
     <w:p>
@@ -2329,14 +2398,44 @@
           <w:b/>
           <w:sz w:val="21"/>
         </w:rPr>
-        <w:t>具体动作</w:t>
-      </w:r>
-      <w:r>
-        <w:rPr>
-          <w:rFonts w:ascii="微軟雅黑" w:hAnsi="微軟雅黑" w:eastAsia="微軟雅黑"/>
-          <w:sz w:val="21"/>
-        </w:rPr>
-        <w:t>：5 名实习生每人负责 2–3 个新生群；固定三条话术（见第七篇）；只答「到店自提，宿舍6栋楼下」，不发帖、不加价。</w:t>
+        <w:t>理論依據</w:t>
+      </w:r>
+      <w:r>
+        <w:rPr>
+          <w:rFonts w:ascii="微軟雅黑" w:hAnsi="微軟雅黑" w:eastAsia="微軟雅黑"/>
+          <w:sz w:val="21"/>
+        </w:rPr>
+        <w:t xml:space="preserve">：登記表把「每天零散需求」變成「進貨數據」，是 </w:t>
+      </w:r>
+      <w:r>
+        <w:rPr>
+          <w:rFonts w:ascii="微軟雅黑" w:hAnsi="微軟雅黑" w:eastAsia="微軟雅黑"/>
+          <w:b/>
+          <w:sz w:val="21"/>
+        </w:rPr>
+        <w:t>流量池與存量找增量（03 §E5）</w:t>
+      </w:r>
+      <w:r>
+        <w:rPr>
+          <w:rFonts w:ascii="微軟雅黑" w:hAnsi="微軟雅黑" w:eastAsia="微軟雅黑"/>
+          <w:sz w:val="21"/>
+        </w:rPr>
+        <w:t xml:space="preserve"> 的 mini 版——用線下觸點沉澱需求、反哺選品；對應 </w:t>
+      </w:r>
+      <w:r>
+        <w:rPr>
+          <w:rFonts w:ascii="微軟雅黑" w:hAnsi="微軟雅黑" w:eastAsia="微軟雅黑"/>
+          <w:b/>
+          <w:sz w:val="21"/>
+        </w:rPr>
+        <w:t>私域反哺選品（打法库 §4.11）</w:t>
+      </w:r>
+      <w:r>
+        <w:rPr>
+          <w:rFonts w:ascii="微軟雅黑" w:hAnsi="微軟雅黑" w:eastAsia="微軟雅黑"/>
+          <w:sz w:val="21"/>
+        </w:rPr>
+        <w:t>。學理見《流量池》（楊飛，49）與消費者決策旅程 CDJ（03 §A10）。</w:t>
       </w:r>
     </w:p>
     <w:p>
@@ -2346,24 +2445,17 @@
       <w:r>
         <w:rPr>
           <w:rFonts w:ascii="微軟雅黑" w:hAnsi="微軟雅黑" w:eastAsia="微軟雅黑"/>
-          <w:sz w:val="21"/>
-        </w:rPr>
-        <w:t>・</w:t>
-      </w:r>
-      <w:r>
-        <w:rPr>
-          <w:rFonts w:ascii="微軟雅黑" w:hAnsi="微軟雅黑" w:eastAsia="微軟雅黑"/>
           <w:b/>
           <w:sz w:val="21"/>
         </w:rPr>
-        <w:t>谁做｜花多少｜多久见效</w:t>
-      </w:r>
-      <w:r>
-        <w:rPr>
-          <w:rFonts w:ascii="微軟雅黑" w:hAnsi="微軟雅黑" w:eastAsia="微軟雅黑"/>
-          <w:sz w:val="21"/>
-        </w:rPr>
-        <w:t>：实习生｜2,000 元（激励）｜1 周。</w:t>
+        <w:t>打法 4｜实习生新生群潜水答疑</w:t>
+      </w:r>
+      <w:r>
+        <w:rPr>
+          <w:rFonts w:ascii="微軟雅黑" w:hAnsi="微軟雅黑" w:eastAsia="微軟雅黑"/>
+          <w:sz w:val="21"/>
+        </w:rPr>
+        <w:t>（零预算触达）</w:t>
       </w:r>
     </w:p>
     <w:p>
@@ -2383,14 +2475,29 @@
           <w:b/>
           <w:sz w:val="21"/>
         </w:rPr>
-        <w:t>验收指标</w:t>
-      </w:r>
-      <w:r>
-        <w:rPr>
-          <w:rFonts w:ascii="微軟雅黑" w:hAnsi="微軟雅黑" w:eastAsia="微軟雅黑"/>
-          <w:sz w:val="21"/>
-        </w:rPr>
-        <w:t>：群覆盖 ≥10 个、到店引导 300 人次。</w:t>
+        <w:t>为什么用它</w:t>
+      </w:r>
+      <w:r>
+        <w:rPr>
+          <w:rFonts w:ascii="微軟雅黑" w:hAnsi="微軟雅黑" w:eastAsia="微軟雅黑"/>
+          <w:sz w:val="21"/>
+        </w:rPr>
+        <w:t>：校方红线禁推销，</w:t>
+      </w:r>
+      <w:r>
+        <w:rPr>
+          <w:rFonts w:ascii="微軟雅黑" w:hAnsi="微軟雅黑" w:eastAsia="微軟雅黑"/>
+          <w:b/>
+          <w:sz w:val="21"/>
+        </w:rPr>
+        <w:t>只答疑不发布＝合法进入新生动线</w:t>
+      </w:r>
+      <w:r>
+        <w:rPr>
+          <w:rFonts w:ascii="微軟雅黑" w:hAnsi="微軟雅黑" w:eastAsia="微軟雅黑"/>
+          <w:sz w:val="21"/>
+        </w:rPr>
+        <w:t>；直接解决「没有名单」这个冷启动问题。</w:t>
       </w:r>
     </w:p>
     <w:p>
@@ -2410,14 +2517,14 @@
           <w:b/>
           <w:sz w:val="21"/>
         </w:rPr>
-        <w:t>可抄案例</w:t>
-      </w:r>
-      <w:r>
-        <w:rPr>
-          <w:rFonts w:ascii="微軟雅黑" w:hAnsi="微軟雅黑" w:eastAsia="微軟雅黑"/>
-          <w:sz w:val="21"/>
-        </w:rPr>
-        <w:t>：零食很忙的高频触达（展开见 2.0.1 ④）。</w:t>
+        <w:t>具体动作</w:t>
+      </w:r>
+      <w:r>
+        <w:rPr>
+          <w:rFonts w:ascii="微軟雅黑" w:hAnsi="微軟雅黑" w:eastAsia="微軟雅黑"/>
+          <w:sz w:val="21"/>
+        </w:rPr>
+        <w:t>：5 名实习生每人负责 2–3 个新生群；固定三条话术（见第七篇）；只答「到店自提，宿舍6栋楼下」，不发帖、不加价。</w:t>
       </w:r>
     </w:p>
     <w:p>
@@ -2427,17 +2534,24 @@
       <w:r>
         <w:rPr>
           <w:rFonts w:ascii="微軟雅黑" w:hAnsi="微軟雅黑" w:eastAsia="微軟雅黑"/>
+          <w:sz w:val="21"/>
+        </w:rPr>
+        <w:t>・</w:t>
+      </w:r>
+      <w:r>
+        <w:rPr>
+          <w:rFonts w:ascii="微軟雅黑" w:hAnsi="微軟雅黑" w:eastAsia="微軟雅黑"/>
           <w:b/>
           <w:sz w:val="21"/>
         </w:rPr>
-        <w:t>打法 5｜集点卡锁复购</w:t>
-      </w:r>
-      <w:r>
-        <w:rPr>
-          <w:rFonts w:ascii="微軟雅黑" w:hAnsi="微軟雅黑" w:eastAsia="微軟雅黑"/>
-          <w:sz w:val="21"/>
-        </w:rPr>
-        <w:t>（下楼一次一章）</w:t>
+        <w:t>谁做｜花多少｜多久见效</w:t>
+      </w:r>
+      <w:r>
+        <w:rPr>
+          <w:rFonts w:ascii="微軟雅黑" w:hAnsi="微軟雅黑" w:eastAsia="微軟雅黑"/>
+          <w:sz w:val="21"/>
+        </w:rPr>
+        <w:t>：实习生｜2,000 元（激励）｜1 周。</w:t>
       </w:r>
     </w:p>
     <w:p>
@@ -2457,14 +2571,14 @@
           <w:b/>
           <w:sz w:val="21"/>
         </w:rPr>
-        <w:t>为什么用它</w:t>
-      </w:r>
-      <w:r>
-        <w:rPr>
-          <w:rFonts w:ascii="微軟雅黑" w:hAnsi="微軟雅黑" w:eastAsia="微軟雅黑"/>
-          <w:sz w:val="21"/>
-        </w:rPr>
-        <w:t>：我们卖的是「到店次数」不是「单笔客单」；集点把 15 天拆成 5 次到店，把「缺」变成习惯。</w:t>
+        <w:t>验收指标</w:t>
+      </w:r>
+      <w:r>
+        <w:rPr>
+          <w:rFonts w:ascii="微軟雅黑" w:hAnsi="微軟雅黑" w:eastAsia="微軟雅黑"/>
+          <w:sz w:val="21"/>
+        </w:rPr>
+        <w:t>：群覆盖 ≥10 个、到店引导 300 人次。</w:t>
       </w:r>
     </w:p>
     <w:p>
@@ -2484,14 +2598,14 @@
           <w:b/>
           <w:sz w:val="21"/>
         </w:rPr>
-        <w:t>具体动作</w:t>
-      </w:r>
-      <w:r>
-        <w:rPr>
-          <w:rFonts w:ascii="微軟雅黑" w:hAnsi="微軟雅黑" w:eastAsia="微軟雅黑"/>
-          <w:sz w:val="21"/>
-        </w:rPr>
-        <w:t>：下楼一次盖一章，集 5 章换冰饮一瓶；首章到店即盖；200 张封顶（成本上限 600 元）。</w:t>
+        <w:t>可抄案例</w:t>
+      </w:r>
+      <w:r>
+        <w:rPr>
+          <w:rFonts w:ascii="微軟雅黑" w:hAnsi="微軟雅黑" w:eastAsia="微軟雅黑"/>
+          <w:sz w:val="21"/>
+        </w:rPr>
+        <w:t>：零食很忙的高频触达（展开见 2.0.1 ④）。</w:t>
       </w:r>
     </w:p>
     <w:p>
@@ -2511,14 +2625,44 @@
           <w:b/>
           <w:sz w:val="21"/>
         </w:rPr>
-        <w:t>谁做｜花多少｜多久见效</w:t>
-      </w:r>
-      <w:r>
-        <w:rPr>
-          <w:rFonts w:ascii="微軟雅黑" w:hAnsi="微軟雅黑" w:eastAsia="微軟雅黑"/>
-          <w:sz w:val="21"/>
-        </w:rPr>
-        <w:t>：店主｜15 元（印制）｜2 周。</w:t>
+        <w:t>理論依據</w:t>
+      </w:r>
+      <w:r>
+        <w:rPr>
+          <w:rFonts w:ascii="微軟雅黑" w:hAnsi="微軟雅黑" w:eastAsia="微軟雅黑"/>
+          <w:sz w:val="21"/>
+        </w:rPr>
+        <w:t xml:space="preserve">：群內「只答不發」＝合法進入新生動線，對應 </w:t>
+      </w:r>
+      <w:r>
+        <w:rPr>
+          <w:rFonts w:ascii="微軟雅黑" w:hAnsi="微軟雅黑" w:eastAsia="微軟雅黑"/>
+          <w:b/>
+          <w:sz w:val="21"/>
+        </w:rPr>
+        <w:t>AISAS（03 §D1）</w:t>
+      </w:r>
+      <w:r>
+        <w:rPr>
+          <w:rFonts w:ascii="微軟雅黑" w:hAnsi="微軟雅黑" w:eastAsia="微軟雅黑"/>
+          <w:sz w:val="21"/>
+        </w:rPr>
+        <w:t xml:space="preserve"> 的 Search→Action 環節（在群裡完成「搜尋信任→到店行動」）；執行形式借鏡 </w:t>
+      </w:r>
+      <w:r>
+        <w:rPr>
+          <w:rFonts w:ascii="微軟雅黑" w:hAnsi="微軟雅黑" w:eastAsia="微軟雅黑"/>
+          <w:b/>
+          <w:sz w:val="21"/>
+        </w:rPr>
+        <w:t>社群分層運營（打法库 §4.3）</w:t>
+      </w:r>
+      <w:r>
+        <w:rPr>
+          <w:rFonts w:ascii="微軟雅黑" w:hAnsi="微軟雅黑" w:eastAsia="微軟雅黑"/>
+          <w:sz w:val="21"/>
+        </w:rPr>
+        <w:t xml:space="preserve"> 的「分群不騷擾」原則。擴散機制見《瘋傳》（伯傑，49）的 STEPPS 誘因原則。</w:t>
       </w:r>
     </w:p>
     <w:p>
@@ -2528,24 +2672,17 @@
       <w:r>
         <w:rPr>
           <w:rFonts w:ascii="微軟雅黑" w:hAnsi="微軟雅黑" w:eastAsia="微軟雅黑"/>
-          <w:sz w:val="21"/>
-        </w:rPr>
-        <w:t>・</w:t>
-      </w:r>
-      <w:r>
-        <w:rPr>
-          <w:rFonts w:ascii="微軟雅黑" w:hAnsi="微軟雅黑" w:eastAsia="微軟雅黑"/>
           <w:b/>
           <w:sz w:val="21"/>
         </w:rPr>
-        <w:t>验收指标</w:t>
-      </w:r>
-      <w:r>
-        <w:rPr>
-          <w:rFonts w:ascii="微軟雅黑" w:hAnsi="微軟雅黑" w:eastAsia="微軟雅黑"/>
-          <w:sz w:val="21"/>
-        </w:rPr>
-        <w:t>：集点卡回收率 ≥8%。</w:t>
+        <w:t>打法 5｜集点卡锁复购</w:t>
+      </w:r>
+      <w:r>
+        <w:rPr>
+          <w:rFonts w:ascii="微軟雅黑" w:hAnsi="微軟雅黑" w:eastAsia="微軟雅黑"/>
+          <w:sz w:val="21"/>
+        </w:rPr>
+        <w:t>（下楼一次一章）</w:t>
       </w:r>
     </w:p>
     <w:p>
@@ -2565,14 +2702,14 @@
           <w:b/>
           <w:sz w:val="21"/>
         </w:rPr>
-        <w:t>可抄案例</w:t>
-      </w:r>
-      <w:r>
-        <w:rPr>
-          <w:rFonts w:ascii="微軟雅黑" w:hAnsi="微軟雅黑" w:eastAsia="微軟雅黑"/>
-          <w:sz w:val="21"/>
-        </w:rPr>
-        <w:t>：泡泡玛特的会员复购体系（展开见 2.0.1 ⑤）。</w:t>
+        <w:t>为什么用它</w:t>
+      </w:r>
+      <w:r>
+        <w:rPr>
+          <w:rFonts w:ascii="微軟雅黑" w:hAnsi="微軟雅黑" w:eastAsia="微軟雅黑"/>
+          <w:sz w:val="21"/>
+        </w:rPr>
+        <w:t>：我们卖的是「到店次数」不是「单笔客单」；集点把 15 天拆成 5 次到店，把「缺」变成习惯。</w:t>
       </w:r>
     </w:p>
     <w:p>
@@ -2582,17 +2719,24 @@
       <w:r>
         <w:rPr>
           <w:rFonts w:ascii="微軟雅黑" w:hAnsi="微軟雅黑" w:eastAsia="微軟雅黑"/>
+          <w:sz w:val="21"/>
+        </w:rPr>
+        <w:t>・</w:t>
+      </w:r>
+      <w:r>
+        <w:rPr>
+          <w:rFonts w:ascii="微軟雅黑" w:hAnsi="微軟雅黑" w:eastAsia="微軟雅黑"/>
           <w:b/>
           <w:sz w:val="21"/>
         </w:rPr>
-        <w:t>打法 6｜白板军训日晒＋橱窗大字</w:t>
-      </w:r>
-      <w:r>
-        <w:rPr>
-          <w:rFonts w:ascii="微軟雅黑" w:hAnsi="微軟雅黑" w:eastAsia="微軟雅黑"/>
-          <w:sz w:val="21"/>
-        </w:rPr>
-        <w:t>（动线拦截）</w:t>
+        <w:t>具体动作</w:t>
+      </w:r>
+      <w:r>
+        <w:rPr>
+          <w:rFonts w:ascii="微軟雅黑" w:hAnsi="微軟雅黑" w:eastAsia="微軟雅黑"/>
+          <w:sz w:val="21"/>
+        </w:rPr>
+        <w:t>：下楼一次盖一章，集 5 章换冰饮一瓶；首章到店即盖；200 张封顶（成本上限 600 元）。</w:t>
       </w:r>
     </w:p>
     <w:p>
@@ -2612,29 +2756,14 @@
           <w:b/>
           <w:sz w:val="21"/>
         </w:rPr>
-        <w:t>为什么用它</w:t>
-      </w:r>
-      <w:r>
-        <w:rPr>
-          <w:rFonts w:ascii="微軟雅黑" w:hAnsi="微軟雅黑" w:eastAsia="微軟雅黑"/>
-          <w:sz w:val="21"/>
-        </w:rPr>
-        <w:t>：回宿舍必经＝免费黄金广告位；白板每天更新一格＝</w:t>
-      </w:r>
-      <w:r>
-        <w:rPr>
-          <w:rFonts w:ascii="微軟雅黑" w:hAnsi="微軟雅黑" w:eastAsia="微軟雅黑"/>
-          <w:b/>
-          <w:sz w:val="21"/>
-        </w:rPr>
-        <w:t>每天给一个进店的新理由</w:t>
-      </w:r>
-      <w:r>
-        <w:rPr>
-          <w:rFonts w:ascii="微軟雅黑" w:hAnsi="微軟雅黑" w:eastAsia="微軟雅黑"/>
-          <w:sz w:val="21"/>
-        </w:rPr>
-        <w:t>，这是竞品做不到的持续曝光。</w:t>
+        <w:t>谁做｜花多少｜多久见效</w:t>
+      </w:r>
+      <w:r>
+        <w:rPr>
+          <w:rFonts w:ascii="微軟雅黑" w:hAnsi="微軟雅黑" w:eastAsia="微軟雅黑"/>
+          <w:sz w:val="21"/>
+        </w:rPr>
+        <w:t>：店主｜15 元（印制）｜2 周。</w:t>
       </w:r>
     </w:p>
     <w:p>
@@ -2654,14 +2783,14 @@
           <w:b/>
           <w:sz w:val="21"/>
         </w:rPr>
-        <w:t>具体动作</w:t>
-      </w:r>
-      <w:r>
-        <w:rPr>
-          <w:rFonts w:ascii="微軟雅黑" w:hAnsi="微軟雅黑" w:eastAsia="微軟雅黑"/>
-          <w:sz w:val="21"/>
-        </w:rPr>
-        <w:t>：门口白板 15 格日晒，每天 20:00 更新「今天最缺：____」；落地玻璃贴「军训缺什么，下楼补｜宿舍6栋楼下」A3×2。</w:t>
+        <w:t>验收指标</w:t>
+      </w:r>
+      <w:r>
+        <w:rPr>
+          <w:rFonts w:ascii="微軟雅黑" w:hAnsi="微軟雅黑" w:eastAsia="微軟雅黑"/>
+          <w:sz w:val="21"/>
+        </w:rPr>
+        <w:t>：集点卡回收率 ≥8%。</w:t>
       </w:r>
     </w:p>
     <w:p>
@@ -2681,14 +2810,14 @@
           <w:b/>
           <w:sz w:val="21"/>
         </w:rPr>
-        <w:t>谁做｜花多少｜多久见效</w:t>
-      </w:r>
-      <w:r>
-        <w:rPr>
-          <w:rFonts w:ascii="微軟雅黑" w:hAnsi="微軟雅黑" w:eastAsia="微軟雅黑"/>
-          <w:sz w:val="21"/>
-        </w:rPr>
-        <w:t>：店主｜106 元｜立即生效。</w:t>
+        <w:t>可抄案例</w:t>
+      </w:r>
+      <w:r>
+        <w:rPr>
+          <w:rFonts w:ascii="微軟雅黑" w:hAnsi="微軟雅黑" w:eastAsia="微軟雅黑"/>
+          <w:sz w:val="21"/>
+        </w:rPr>
+        <w:t>：泡泡玛特的会员复购体系（展开见 2.0.1 ⑤）。</w:t>
       </w:r>
     </w:p>
     <w:p>
@@ -2708,14 +2837,74 @@
           <w:b/>
           <w:sz w:val="21"/>
         </w:rPr>
-        <w:t>验收指标</w:t>
-      </w:r>
-      <w:r>
-        <w:rPr>
-          <w:rFonts w:ascii="微軟雅黑" w:hAnsi="微軟雅黑" w:eastAsia="微軟雅黑"/>
-          <w:sz w:val="21"/>
-        </w:rPr>
-        <w:t>：白板前停留 ≥10 秒者进店 ≥30%。</w:t>
+        <w:t>理論依據</w:t>
+      </w:r>
+      <w:r>
+        <w:rPr>
+          <w:rFonts w:ascii="微軟雅黑" w:hAnsi="微軟雅黑" w:eastAsia="微軟雅黑"/>
+          <w:sz w:val="21"/>
+        </w:rPr>
+        <w:t xml:space="preserve">：集點卡＝最小的會員體系——依 </w:t>
+      </w:r>
+      <w:r>
+        <w:rPr>
+          <w:rFonts w:ascii="微軟雅黑" w:hAnsi="微軟雅黑" w:eastAsia="微軟雅黑"/>
+          <w:b/>
+          <w:sz w:val="21"/>
+        </w:rPr>
+        <w:t>會員體系設計（03 §E8）</w:t>
+      </w:r>
+      <w:r>
+        <w:rPr>
+          <w:rFonts w:ascii="微軟雅黑" w:hAnsi="微軟雅黑" w:eastAsia="微軟雅黑"/>
+          <w:sz w:val="21"/>
+        </w:rPr>
+        <w:t xml:space="preserve"> 把「到店次數」變成可累積資產，再用 </w:t>
+      </w:r>
+      <w:r>
+        <w:rPr>
+          <w:rFonts w:ascii="微軟雅黑" w:hAnsi="微軟雅黑" w:eastAsia="微軟雅黑"/>
+          <w:b/>
+          <w:sz w:val="21"/>
+        </w:rPr>
+        <w:t>積分體系（打法库 §4.7）</w:t>
+      </w:r>
+      <w:r>
+        <w:rPr>
+          <w:rFonts w:ascii="微軟雅黑" w:hAnsi="微軟雅黑" w:eastAsia="微軟雅黑"/>
+          <w:sz w:val="21"/>
+        </w:rPr>
+        <w:t xml:space="preserve"> 把 15 天拆成 5 次到店；復購邏輯對應 </w:t>
+      </w:r>
+      <w:r>
+        <w:rPr>
+          <w:rFonts w:ascii="微軟雅黑" w:hAnsi="微軟雅黑" w:eastAsia="微軟雅黑"/>
+          <w:b/>
+          <w:sz w:val="21"/>
+        </w:rPr>
+        <w:t>AARRR（03 §K1）</w:t>
+      </w:r>
+      <w:r>
+        <w:rPr>
+          <w:rFonts w:ascii="微軟雅黑" w:hAnsi="微軟雅黑" w:eastAsia="微軟雅黑"/>
+          <w:sz w:val="21"/>
+        </w:rPr>
+        <w:t xml:space="preserve"> 的 Retention 環節，也是 </w:t>
+      </w:r>
+      <w:r>
+        <w:rPr>
+          <w:rFonts w:ascii="微軟雅黑" w:hAnsi="微軟雅黑" w:eastAsia="微軟雅黑"/>
+          <w:b/>
+          <w:sz w:val="21"/>
+        </w:rPr>
+        <w:t>滲透率優先（03 §G6，拜倫·夏普）</w:t>
+      </w:r>
+      <w:r>
+        <w:rPr>
+          <w:rFonts w:ascii="微軟雅黑" w:hAnsi="微軟雅黑" w:eastAsia="微軟雅黑"/>
+          <w:sz w:val="21"/>
+        </w:rPr>
+        <w:t>「複購來自心智滲透」的落地。見《上癮》（埃亞爾，49）。</w:t>
       </w:r>
     </w:p>
     <w:p>
@@ -2725,24 +2914,17 @@
       <w:r>
         <w:rPr>
           <w:rFonts w:ascii="微軟雅黑" w:hAnsi="微軟雅黑" w:eastAsia="微軟雅黑"/>
-          <w:sz w:val="21"/>
-        </w:rPr>
-        <w:t>・</w:t>
-      </w:r>
-      <w:r>
-        <w:rPr>
-          <w:rFonts w:ascii="微軟雅黑" w:hAnsi="微軟雅黑" w:eastAsia="微軟雅黑"/>
           <w:b/>
           <w:sz w:val="21"/>
         </w:rPr>
-        <w:t>可抄案例</w:t>
-      </w:r>
-      <w:r>
-        <w:rPr>
-          <w:rFonts w:ascii="微軟雅黑" w:hAnsi="微軟雅黑" w:eastAsia="微軟雅黑"/>
-          <w:sz w:val="21"/>
-        </w:rPr>
-        <w:t>：便利店门头与货架陈列（展开见 2.0.1 ①）。</w:t>
+        <w:t>打法 6｜白板军训日晒＋橱窗大字</w:t>
+      </w:r>
+      <w:r>
+        <w:rPr>
+          <w:rFonts w:ascii="微軟雅黑" w:hAnsi="微軟雅黑" w:eastAsia="微軟雅黑"/>
+          <w:sz w:val="21"/>
+        </w:rPr>
+        <w:t>（动线拦截）</w:t>
       </w:r>
     </w:p>
     <w:p>
@@ -2752,17 +2934,39 @@
       <w:r>
         <w:rPr>
           <w:rFonts w:ascii="微軟雅黑" w:hAnsi="微軟雅黑" w:eastAsia="微軟雅黑"/>
+          <w:sz w:val="21"/>
+        </w:rPr>
+        <w:t>・</w:t>
+      </w:r>
+      <w:r>
+        <w:rPr>
+          <w:rFonts w:ascii="微軟雅黑" w:hAnsi="微軟雅黑" w:eastAsia="微軟雅黑"/>
           <w:b/>
           <w:sz w:val="21"/>
         </w:rPr>
-        <w:t>打法 7｜中秋返场</w:t>
-      </w:r>
-      <w:r>
-        <w:rPr>
-          <w:rFonts w:ascii="微軟雅黑" w:hAnsi="微軟雅黑" w:eastAsia="微軟雅黑"/>
-          <w:sz w:val="21"/>
-        </w:rPr>
-        <w:t>（9/25 仅有休训日）</w:t>
+        <w:t>为什么用它</w:t>
+      </w:r>
+      <w:r>
+        <w:rPr>
+          <w:rFonts w:ascii="微軟雅黑" w:hAnsi="微軟雅黑" w:eastAsia="微軟雅黑"/>
+          <w:sz w:val="21"/>
+        </w:rPr>
+        <w:t>：回宿舍必经＝免费黄金广告位；白板每天更新一格＝</w:t>
+      </w:r>
+      <w:r>
+        <w:rPr>
+          <w:rFonts w:ascii="微軟雅黑" w:hAnsi="微軟雅黑" w:eastAsia="微軟雅黑"/>
+          <w:b/>
+          <w:sz w:val="21"/>
+        </w:rPr>
+        <w:t>每天给一个进店的新理由</w:t>
+      </w:r>
+      <w:r>
+        <w:rPr>
+          <w:rFonts w:ascii="微軟雅黑" w:hAnsi="微軟雅黑" w:eastAsia="微軟雅黑"/>
+          <w:sz w:val="21"/>
+        </w:rPr>
+        <w:t>，这是竞品做不到的持续曝光。</w:t>
       </w:r>
     </w:p>
     <w:p>
@@ -2782,29 +2986,14 @@
           <w:b/>
           <w:sz w:val="21"/>
         </w:rPr>
-        <w:t>为什么用它</w:t>
-      </w:r>
-      <w:r>
-        <w:rPr>
-          <w:rFonts w:ascii="微軟雅黑" w:hAnsi="微軟雅黑" w:eastAsia="微軟雅黑"/>
-          <w:sz w:val="21"/>
-        </w:rPr>
-        <w:t>：军训期间仅有的休训日＝家长探视高峰，是</w:t>
-      </w:r>
-      <w:r>
-        <w:rPr>
-          <w:rFonts w:ascii="微軟雅黑" w:hAnsi="微軟雅黑" w:eastAsia="微軟雅黑"/>
-          <w:b/>
-          <w:sz w:val="21"/>
-        </w:rPr>
-        <w:t>第二个家长峰值</w:t>
-      </w:r>
-      <w:r>
-        <w:rPr>
-          <w:rFonts w:ascii="微軟雅黑" w:hAnsi="微軟雅黑" w:eastAsia="微軟雅黑"/>
-          <w:sz w:val="21"/>
-        </w:rPr>
-        <w:t>，用来消化大件余货。</w:t>
+        <w:t>具体动作</w:t>
+      </w:r>
+      <w:r>
+        <w:rPr>
+          <w:rFonts w:ascii="微軟雅黑" w:hAnsi="微軟雅黑" w:eastAsia="微軟雅黑"/>
+          <w:sz w:val="21"/>
+        </w:rPr>
+        <w:t>：门口白板 15 格日晒，每天 20:00 更新「今天最缺：____」；落地玻璃贴「军训缺什么，下楼补｜宿舍6栋楼下」A3×2。</w:t>
       </w:r>
     </w:p>
     <w:p>
@@ -2824,14 +3013,14 @@
           <w:b/>
           <w:sz w:val="21"/>
         </w:rPr>
-        <w:t>具体动作</w:t>
-      </w:r>
-      <w:r>
-        <w:rPr>
-          <w:rFonts w:ascii="微軟雅黑" w:hAnsi="微軟雅黑" w:eastAsia="微軟雅黑"/>
-          <w:sz w:val="21"/>
-        </w:rPr>
-        <w:t>：D 档返场＋清仓首日九折叠加；提前一天白板＋群内预告。</w:t>
+        <w:t>谁做｜花多少｜多久见效</w:t>
+      </w:r>
+      <w:r>
+        <w:rPr>
+          <w:rFonts w:ascii="微軟雅黑" w:hAnsi="微軟雅黑" w:eastAsia="微軟雅黑"/>
+          <w:sz w:val="21"/>
+        </w:rPr>
+        <w:t>：店主｜106 元｜立即生效。</w:t>
       </w:r>
     </w:p>
     <w:p>
@@ -2851,14 +3040,14 @@
           <w:b/>
           <w:sz w:val="21"/>
         </w:rPr>
-        <w:t>谁做｜花多少｜多久见效</w:t>
-      </w:r>
-      <w:r>
-        <w:rPr>
-          <w:rFonts w:ascii="微軟雅黑" w:hAnsi="微軟雅黑" w:eastAsia="微軟雅黑"/>
-          <w:sz w:val="21"/>
-        </w:rPr>
-        <w:t>：店主｜225 元｜当天。</w:t>
+        <w:t>验收指标</w:t>
+      </w:r>
+      <w:r>
+        <w:rPr>
+          <w:rFonts w:ascii="微軟雅黑" w:hAnsi="微軟雅黑" w:eastAsia="微軟雅黑"/>
+          <w:sz w:val="21"/>
+        </w:rPr>
+        <w:t>：白板前停留 ≥10 秒者进店 ≥30%。</w:t>
       </w:r>
     </w:p>
     <w:p>
@@ -2878,14 +3067,14 @@
           <w:b/>
           <w:sz w:val="21"/>
         </w:rPr>
-        <w:t>验收指标</w:t>
-      </w:r>
-      <w:r>
-        <w:rPr>
-          <w:rFonts w:ascii="微軟雅黑" w:hAnsi="微軟雅黑" w:eastAsia="微軟雅黑"/>
-          <w:sz w:val="21"/>
-        </w:rPr>
-        <w:t>：大件余货消化 ≥50%。</w:t>
+        <w:t>可抄案例</w:t>
+      </w:r>
+      <w:r>
+        <w:rPr>
+          <w:rFonts w:ascii="微軟雅黑" w:hAnsi="微軟雅黑" w:eastAsia="微軟雅黑"/>
+          <w:sz w:val="21"/>
+        </w:rPr>
+        <w:t>：便利店门头与货架陈列（展开见 2.0.1 ①）。</w:t>
       </w:r>
     </w:p>
     <w:p>
@@ -2905,6 +3094,236 @@
           <w:b/>
           <w:sz w:val="21"/>
         </w:rPr>
+        <w:t>理論依據</w:t>
+      </w:r>
+      <w:r>
+        <w:rPr>
+          <w:rFonts w:ascii="微軟雅黑" w:hAnsi="微軟雅黑" w:eastAsia="微軟雅黑"/>
+          <w:sz w:val="21"/>
+        </w:rPr>
+        <w:t xml:space="preserve">：白板每天一格＋櫥窗大字＝把「回宿舍必經」這個物理位置變成記憶符號——依 </w:t>
+      </w:r>
+      <w:r>
+        <w:rPr>
+          <w:rFonts w:ascii="微軟雅黑" w:hAnsi="微軟雅黑" w:eastAsia="微軟雅黑"/>
+          <w:b/>
+          <w:sz w:val="21"/>
+        </w:rPr>
+        <w:t>超級符號（03 §C1，華與華）</w:t>
+      </w:r>
+      <w:r>
+        <w:rPr>
+          <w:rFonts w:ascii="微軟雅黑" w:hAnsi="微軟雅黑" w:eastAsia="微軟雅黑"/>
+          <w:sz w:val="21"/>
+        </w:rPr>
+        <w:t xml:space="preserve"> 用最簡短口號佔領心智，再用 </w:t>
+      </w:r>
+      <w:r>
+        <w:rPr>
+          <w:rFonts w:ascii="微軟雅黑" w:hAnsi="微軟雅黑" w:eastAsia="微軟雅黑"/>
+          <w:b/>
+          <w:sz w:val="21"/>
+        </w:rPr>
+        <w:t>視覺錘（03 §C12，勞拉·里斯）</w:t>
+      </w:r>
+      <w:r>
+        <w:rPr>
+          <w:rFonts w:ascii="微軟雅黑" w:hAnsi="微軟雅黑" w:eastAsia="微軟雅黑"/>
+          <w:sz w:val="21"/>
+        </w:rPr>
+        <w:t xml:space="preserve"> 把「下樓補」釘進視覺；執行對應 </w:t>
+      </w:r>
+      <w:r>
+        <w:rPr>
+          <w:rFonts w:ascii="微軟雅黑" w:hAnsi="微軟雅黑" w:eastAsia="微軟雅黑"/>
+          <w:b/>
+          <w:sz w:val="21"/>
+        </w:rPr>
+        <w:t>門頭改造（打法库 §1.5）</w:t>
+      </w:r>
+      <w:r>
+        <w:rPr>
+          <w:rFonts w:ascii="微軟雅黑" w:hAnsi="微軟雅黑" w:eastAsia="微軟雅黑"/>
+          <w:sz w:val="21"/>
+        </w:rPr>
+        <w:t>＋</w:t>
+      </w:r>
+      <w:r>
+        <w:rPr>
+          <w:rFonts w:ascii="微軟雅黑" w:hAnsi="微軟雅黑" w:eastAsia="微軟雅黑"/>
+          <w:b/>
+          <w:sz w:val="21"/>
+        </w:rPr>
+        <w:t>貨架陳列（打法库 §1.6）</w:t>
+      </w:r>
+      <w:r>
+        <w:rPr>
+          <w:rFonts w:ascii="微軟雅黑" w:hAnsi="微軟雅黑" w:eastAsia="微軟雅黑"/>
+          <w:sz w:val="21"/>
+        </w:rPr>
+        <w:t>。見《超級符號就是超級創意》（華與華，49）與《視覺錘》（勞拉·里斯，49）。</w:t>
+      </w:r>
+    </w:p>
+    <w:p>
+      <w:pPr>
+        <w:spacing w:after="80" w:line="300" w:lineRule="auto"/>
+      </w:pPr>
+      <w:r>
+        <w:rPr>
+          <w:rFonts w:ascii="微軟雅黑" w:hAnsi="微軟雅黑" w:eastAsia="微軟雅黑"/>
+          <w:b/>
+          <w:sz w:val="21"/>
+        </w:rPr>
+        <w:t>打法 7｜中秋返场</w:t>
+      </w:r>
+      <w:r>
+        <w:rPr>
+          <w:rFonts w:ascii="微軟雅黑" w:hAnsi="微軟雅黑" w:eastAsia="微軟雅黑"/>
+          <w:sz w:val="21"/>
+        </w:rPr>
+        <w:t>（9/25 仅有休训日）</w:t>
+      </w:r>
+    </w:p>
+    <w:p>
+      <w:pPr>
+        <w:spacing w:after="80" w:line="300" w:lineRule="auto"/>
+      </w:pPr>
+      <w:r>
+        <w:rPr>
+          <w:rFonts w:ascii="微軟雅黑" w:hAnsi="微軟雅黑" w:eastAsia="微軟雅黑"/>
+          <w:sz w:val="21"/>
+        </w:rPr>
+        <w:t>・</w:t>
+      </w:r>
+      <w:r>
+        <w:rPr>
+          <w:rFonts w:ascii="微軟雅黑" w:hAnsi="微軟雅黑" w:eastAsia="微軟雅黑"/>
+          <w:b/>
+          <w:sz w:val="21"/>
+        </w:rPr>
+        <w:t>为什么用它</w:t>
+      </w:r>
+      <w:r>
+        <w:rPr>
+          <w:rFonts w:ascii="微軟雅黑" w:hAnsi="微軟雅黑" w:eastAsia="微軟雅黑"/>
+          <w:sz w:val="21"/>
+        </w:rPr>
+        <w:t>：军训期间仅有的休训日＝家长探视高峰，是</w:t>
+      </w:r>
+      <w:r>
+        <w:rPr>
+          <w:rFonts w:ascii="微軟雅黑" w:hAnsi="微軟雅黑" w:eastAsia="微軟雅黑"/>
+          <w:b/>
+          <w:sz w:val="21"/>
+        </w:rPr>
+        <w:t>第二个家长峰值</w:t>
+      </w:r>
+      <w:r>
+        <w:rPr>
+          <w:rFonts w:ascii="微軟雅黑" w:hAnsi="微軟雅黑" w:eastAsia="微軟雅黑"/>
+          <w:sz w:val="21"/>
+        </w:rPr>
+        <w:t>，用来消化大件余货。</w:t>
+      </w:r>
+    </w:p>
+    <w:p>
+      <w:pPr>
+        <w:spacing w:after="80" w:line="300" w:lineRule="auto"/>
+      </w:pPr>
+      <w:r>
+        <w:rPr>
+          <w:rFonts w:ascii="微軟雅黑" w:hAnsi="微軟雅黑" w:eastAsia="微軟雅黑"/>
+          <w:sz w:val="21"/>
+        </w:rPr>
+        <w:t>・</w:t>
+      </w:r>
+      <w:r>
+        <w:rPr>
+          <w:rFonts w:ascii="微軟雅黑" w:hAnsi="微軟雅黑" w:eastAsia="微軟雅黑"/>
+          <w:b/>
+          <w:sz w:val="21"/>
+        </w:rPr>
+        <w:t>具体动作</w:t>
+      </w:r>
+      <w:r>
+        <w:rPr>
+          <w:rFonts w:ascii="微軟雅黑" w:hAnsi="微軟雅黑" w:eastAsia="微軟雅黑"/>
+          <w:sz w:val="21"/>
+        </w:rPr>
+        <w:t>：D 档返场＋清仓首日九折叠加；提前一天白板＋群内预告。</w:t>
+      </w:r>
+    </w:p>
+    <w:p>
+      <w:pPr>
+        <w:spacing w:after="80" w:line="300" w:lineRule="auto"/>
+      </w:pPr>
+      <w:r>
+        <w:rPr>
+          <w:rFonts w:ascii="微軟雅黑" w:hAnsi="微軟雅黑" w:eastAsia="微軟雅黑"/>
+          <w:sz w:val="21"/>
+        </w:rPr>
+        <w:t>・</w:t>
+      </w:r>
+      <w:r>
+        <w:rPr>
+          <w:rFonts w:ascii="微軟雅黑" w:hAnsi="微軟雅黑" w:eastAsia="微軟雅黑"/>
+          <w:b/>
+          <w:sz w:val="21"/>
+        </w:rPr>
+        <w:t>谁做｜花多少｜多久见效</w:t>
+      </w:r>
+      <w:r>
+        <w:rPr>
+          <w:rFonts w:ascii="微軟雅黑" w:hAnsi="微軟雅黑" w:eastAsia="微軟雅黑"/>
+          <w:sz w:val="21"/>
+        </w:rPr>
+        <w:t>：店主｜225 元｜当天。</w:t>
+      </w:r>
+    </w:p>
+    <w:p>
+      <w:pPr>
+        <w:spacing w:after="80" w:line="300" w:lineRule="auto"/>
+      </w:pPr>
+      <w:r>
+        <w:rPr>
+          <w:rFonts w:ascii="微軟雅黑" w:hAnsi="微軟雅黑" w:eastAsia="微軟雅黑"/>
+          <w:sz w:val="21"/>
+        </w:rPr>
+        <w:t>・</w:t>
+      </w:r>
+      <w:r>
+        <w:rPr>
+          <w:rFonts w:ascii="微軟雅黑" w:hAnsi="微軟雅黑" w:eastAsia="微軟雅黑"/>
+          <w:b/>
+          <w:sz w:val="21"/>
+        </w:rPr>
+        <w:t>验收指标</w:t>
+      </w:r>
+      <w:r>
+        <w:rPr>
+          <w:rFonts w:ascii="微軟雅黑" w:hAnsi="微軟雅黑" w:eastAsia="微軟雅黑"/>
+          <w:sz w:val="21"/>
+        </w:rPr>
+        <w:t>：大件余货消化 ≥50%。</w:t>
+      </w:r>
+    </w:p>
+    <w:p>
+      <w:pPr>
+        <w:spacing w:after="80" w:line="300" w:lineRule="auto"/>
+      </w:pPr>
+      <w:r>
+        <w:rPr>
+          <w:rFonts w:ascii="微軟雅黑" w:hAnsi="微軟雅黑" w:eastAsia="微軟雅黑"/>
+          <w:sz w:val="21"/>
+        </w:rPr>
+        <w:t>・</w:t>
+      </w:r>
+      <w:r>
+        <w:rPr>
+          <w:rFonts w:ascii="微軟雅黑" w:hAnsi="微軟雅黑" w:eastAsia="微軟雅黑"/>
+          <w:b/>
+          <w:sz w:val="21"/>
+        </w:rPr>
         <w:t>可抄案例</w:t>
       </w:r>
       <w:r>
@@ -2913,6 +3332,63 @@
           <w:sz w:val="21"/>
         </w:rPr>
         <w:t>：—</w:t>
+      </w:r>
+    </w:p>
+    <w:p>
+      <w:pPr>
+        <w:spacing w:after="80" w:line="300" w:lineRule="auto"/>
+      </w:pPr>
+      <w:r>
+        <w:rPr>
+          <w:rFonts w:ascii="微軟雅黑" w:hAnsi="微軟雅黑" w:eastAsia="微軟雅黑"/>
+          <w:sz w:val="21"/>
+        </w:rPr>
+        <w:t>・</w:t>
+      </w:r>
+      <w:r>
+        <w:rPr>
+          <w:rFonts w:ascii="微軟雅黑" w:hAnsi="微軟雅黑" w:eastAsia="微軟雅黑"/>
+          <w:b/>
+          <w:sz w:val="21"/>
+        </w:rPr>
+        <w:t>理論依據</w:t>
+      </w:r>
+      <w:r>
+        <w:rPr>
+          <w:rFonts w:ascii="微軟雅黑" w:hAnsi="微軟雅黑" w:eastAsia="微軟雅黑"/>
+          <w:sz w:val="21"/>
+        </w:rPr>
+        <w:t xml:space="preserve">：中秋休訓日＝製造第二個家長峰值，是 </w:t>
+      </w:r>
+      <w:r>
+        <w:rPr>
+          <w:rFonts w:ascii="微軟雅黑" w:hAnsi="微軟雅黑" w:eastAsia="微軟雅黑"/>
+          <w:b/>
+          <w:sz w:val="21"/>
+        </w:rPr>
+        <w:t>造節（打法库 §6.2）</w:t>
+      </w:r>
+      <w:r>
+        <w:rPr>
+          <w:rFonts w:ascii="微軟雅黑" w:hAnsi="微軟雅黑" w:eastAsia="微軟雅黑"/>
+          <w:sz w:val="21"/>
+        </w:rPr>
+        <w:t xml:space="preserve"> 的微型版——把「僅有一天」的休訓變成固定回購節點；場景設計依 </w:t>
+      </w:r>
+      <w:r>
+        <w:rPr>
+          <w:rFonts w:ascii="微軟雅黑" w:hAnsi="微軟雅黑" w:eastAsia="微軟雅黑"/>
+          <w:b/>
+          <w:sz w:val="21"/>
+        </w:rPr>
+        <w:t>場景四變量（03 §G4，吳聲）</w:t>
+      </w:r>
+      <w:r>
+        <w:rPr>
+          <w:rFonts w:ascii="微軟雅黑" w:hAnsi="微軟雅黑" w:eastAsia="微軟雅黑"/>
+          <w:sz w:val="21"/>
+        </w:rPr>
+        <w:t>（時間＝中秋／地點＝宿舍樓下／人物＝探視家長／事件＝清倉）。見《場景革命》（吳聲，49）。</w:t>
       </w:r>
     </w:p>
     <w:p>
@@ -5747,6 +6223,19 @@
           <w:sz w:val="19"/>
         </w:rPr>
         <w:t>他们卖「到校前的一包货」；我们卖「到校后 15 天的确定性」。</w:t>
+      </w:r>
+    </w:p>
+    <w:p>
+      <w:pPr>
+        <w:ind w:left="340"/>
+      </w:pPr>
+      <w:r>
+        <w:rPr>
+          <w:rFonts w:ascii="微軟雅黑" w:hAnsi="微軟雅黑" w:eastAsia="微軟雅黑"/>
+          <w:color w:val="606060"/>
+          <w:sz w:val="19"/>
+        </w:rPr>
+        <w:t>定位的學理依據：這句話用的是 四種定位法（03 §B5，江南春） 的「場景定位」——不搶「開學賣貨」這個紅海，搶「軍訓 15 天」這個被忽略的場景；同時用 超級符號（03 §C1，華與華） 把價值壓成「下樓補」三個字。三個支點（位置／時間／責任）對應 CBBE 品牌資產模型（03 §B8，凱文·凱勒） 的「顯著性＋績效」維度，讓「宿舍樓下這家店」從「路過的店」升級成「能用的店」。源頭見《定位》（里斯&amp;特勞特，49）、《搶佔心智》（江南春，49）、《超級符號就是超級創意》（華與華，49）。</w:t>
       </w:r>
     </w:p>
     <w:tbl>

--- a/references/范例/便利店开学季战役-交付稿.docx
+++ b/references/范例/便利店开学季战役-交付稿.docx
@@ -1791,29 +1791,14 @@
           <w:b/>
           <w:sz w:val="21"/>
         </w:rPr>
-        <w:t>具体动作</w:t>
-      </w:r>
-      <w:r>
-        <w:rPr>
-          <w:rFonts w:ascii="微軟雅黑" w:hAnsi="微軟雅黑" w:eastAsia="微軟雅黑"/>
-          <w:sz w:val="21"/>
-        </w:rPr>
-        <w:t>：三档——A 档鞋垫 9.9／湿巾 5.9；B 档「军训全配齐」</w:t>
-      </w:r>
-      <w:r>
-        <w:rPr>
-          <w:rFonts w:ascii="微軟雅黑" w:hAnsi="微軟雅黑" w:eastAsia="微軟雅黑"/>
-          <w:b/>
-          <w:sz w:val="21"/>
-        </w:rPr>
-        <w:t>99 元</w:t>
-      </w:r>
-      <w:r>
-        <w:rPr>
-          <w:rFonts w:ascii="微軟雅黑" w:hAnsi="微軟雅黑" w:eastAsia="微軟雅黑"/>
-          <w:sz w:val="21"/>
-        </w:rPr>
-        <w:t>（鞋垫 2＋防晒＋芦荟＋盐糖＋袜 1＋湿巾，单买 118）；C 档晚训后冰饮原价。</w:t>
+        <w:t>具体动作（精准到每一步）</w:t>
+      </w:r>
+      <w:r>
+        <w:rPr>
+          <w:rFonts w:ascii="微軟雅黑" w:hAnsi="微軟雅黑" w:eastAsia="微軟雅黑"/>
+          <w:sz w:val="21"/>
+        </w:rPr>
+        <w:t>：</w:t>
       </w:r>
     </w:p>
     <w:p>
@@ -1833,14 +1818,29 @@
           <w:b/>
           <w:sz w:val="21"/>
         </w:rPr>
-        <w:t>谁做｜花多少｜多久见效</w:t>
-      </w:r>
-      <w:r>
-        <w:rPr>
-          <w:rFonts w:ascii="微軟雅黑" w:hAnsi="微軟雅黑" w:eastAsia="微軟雅黑"/>
-          <w:sz w:val="21"/>
-        </w:rPr>
-        <w:t>：店主＋实习生｜约 7,860 元（货款）｜1 周。</w:t>
+        <w:t>定三档价格与内容</w:t>
+      </w:r>
+      <w:r>
+        <w:rPr>
+          <w:rFonts w:ascii="微軟雅黑" w:hAnsi="微軟雅黑" w:eastAsia="微軟雅黑"/>
+          <w:sz w:val="21"/>
+        </w:rPr>
+        <w:t>：A 档鞋垫 9.9／湿巾 5.9；B 档「军训全配齐」</w:t>
+      </w:r>
+      <w:r>
+        <w:rPr>
+          <w:rFonts w:ascii="微軟雅黑" w:hAnsi="微軟雅黑" w:eastAsia="微軟雅黑"/>
+          <w:b/>
+          <w:sz w:val="21"/>
+        </w:rPr>
+        <w:t>99 元</w:t>
+      </w:r>
+      <w:r>
+        <w:rPr>
+          <w:rFonts w:ascii="微軟雅黑" w:hAnsi="微軟雅黑" w:eastAsia="微軟雅黑"/>
+          <w:sz w:val="21"/>
+        </w:rPr>
+        <w:t>（鞋垫 2＋防晒＋芦荟＋盐糖＋袜 1＋湿巾，单买 118）；C 档晚训后冰饮原价 ｜ 时间：8/30 前 ｜ 谁做：店主 ｜ 物料·话术：三档价签文案 ｜ 产出：档位表＋价签稿</w:t>
       </w:r>
     </w:p>
     <w:p>
@@ -1860,14 +1860,14 @@
           <w:b/>
           <w:sz w:val="21"/>
         </w:rPr>
-        <w:t>验收指标</w:t>
-      </w:r>
-      <w:r>
-        <w:rPr>
-          <w:rFonts w:ascii="微軟雅黑" w:hAnsi="微軟雅黑" w:eastAsia="微軟雅黑"/>
-          <w:sz w:val="21"/>
-        </w:rPr>
-        <w:t>：动销率 ≥70%、B 档占比 ≥30%。</w:t>
+        <w:t>按档位锁首批进货</w:t>
+      </w:r>
+      <w:r>
+        <w:rPr>
+          <w:rFonts w:ascii="微軟雅黑" w:hAnsi="微軟雅黑" w:eastAsia="微軟雅黑"/>
+          <w:sz w:val="21"/>
+        </w:rPr>
+        <w:t>：高频小件 3,450＋中件 2,090，B 档 6 个 SKU 备足占比 ≥30% ｜ 时间：9/7 18:00 ｜ 谁做：店主 ｜ 物料·话术：— ｜ 产出：锁单回执</w:t>
       </w:r>
     </w:p>
     <w:p>
@@ -1887,14 +1887,14 @@
           <w:b/>
           <w:sz w:val="21"/>
         </w:rPr>
-        <w:t>可抄案例</w:t>
-      </w:r>
-      <w:r>
-        <w:rPr>
-          <w:rFonts w:ascii="微軟雅黑" w:hAnsi="微軟雅黑" w:eastAsia="微軟雅黑"/>
-          <w:sz w:val="21"/>
-        </w:rPr>
-        <w:t>：罗森百屿森（展开见 2.0.1 ①）。</w:t>
+        <w:t>收银台堆头＋价签上墙</w:t>
+      </w:r>
+      <w:r>
+        <w:rPr>
+          <w:rFonts w:ascii="微軟雅黑" w:hAnsi="微軟雅黑" w:eastAsia="微軟雅黑"/>
+          <w:sz w:val="21"/>
+        </w:rPr>
+        <w:t>：B 档组合放最显眼位置 ｜ 时间：9/11 ｜ 谁做：店主 ｜ 物料·话术：价签 ｜ 产出：堆头陈列</w:t>
       </w:r>
     </w:p>
     <w:p>
@@ -1914,59 +1914,14 @@
           <w:b/>
           <w:sz w:val="21"/>
         </w:rPr>
-        <w:t>理論依據</w:t>
-      </w:r>
-      <w:r>
-        <w:rPr>
-          <w:rFonts w:ascii="微軟雅黑" w:hAnsi="微軟雅黑" w:eastAsia="微軟雅黑"/>
-          <w:sz w:val="21"/>
-        </w:rPr>
-        <w:t xml:space="preserve">：本打法本質是「場景綁定＋客單提升」——依 </w:t>
-      </w:r>
-      <w:r>
-        <w:rPr>
-          <w:rFonts w:ascii="微軟雅黑" w:hAnsi="微軟雅黑" w:eastAsia="微軟雅黑"/>
-          <w:b/>
-          <w:sz w:val="21"/>
-        </w:rPr>
-        <w:t>場景方法論（03 §G3，吳聲）</w:t>
-      </w:r>
-      <w:r>
-        <w:rPr>
-          <w:rFonts w:ascii="微軟雅黑" w:hAnsi="微軟雅黑" w:eastAsia="微軟雅黑"/>
-          <w:sz w:val="21"/>
-        </w:rPr>
-        <w:t xml:space="preserve"> 把「鞋墊磨腳第 3 天」這種每日小事鎖成固定消費場景，再用 </w:t>
-      </w:r>
-      <w:r>
-        <w:rPr>
-          <w:rFonts w:ascii="微軟雅黑" w:hAnsi="微軟雅黑" w:eastAsia="微軟雅黑"/>
-          <w:b/>
-          <w:sz w:val="21"/>
-        </w:rPr>
-        <w:t>套餐設計（打法库 §8.2）</w:t>
-      </w:r>
-      <w:r>
-        <w:rPr>
-          <w:rFonts w:ascii="微軟雅黑" w:hAnsi="微軟雅黑" w:eastAsia="微軟雅黑"/>
-          <w:sz w:val="21"/>
-        </w:rPr>
-        <w:t>＋</w:t>
-      </w:r>
-      <w:r>
-        <w:rPr>
-          <w:rFonts w:ascii="微軟雅黑" w:hAnsi="微軟雅黑" w:eastAsia="微軟雅黑"/>
-          <w:b/>
-          <w:sz w:val="21"/>
-        </w:rPr>
-        <w:t>首單鉤子（打法库 §8.3）</w:t>
-      </w:r>
-      <w:r>
-        <w:rPr>
-          <w:rFonts w:ascii="微軟雅黑" w:hAnsi="微軟雅黑" w:eastAsia="微軟雅黑"/>
-          <w:sz w:val="21"/>
-        </w:rPr>
-        <w:t xml:space="preserve"> 把單品毛利低的問題轉成組合客單；學理支撐見《場景革命》（吳聲，49）與《超級符號就是超級創意》（華與華，49）。</w:t>
+        <w:t>每晚记 B 档占比与动销</w:t>
+      </w:r>
+      <w:r>
+        <w:rPr>
+          <w:rFonts w:ascii="微軟雅黑" w:hAnsi="微軟雅黑" w:eastAsia="微軟雅黑"/>
+          <w:sz w:val="21"/>
+        </w:rPr>
+        <w:t>：&lt;30% 次日调价签 ｜ 时间：每天 21:30 ｜ 谁做：店主 ｜ 物料·话术：盘库表 ｜ 产出：盘库记录</w:t>
       </w:r>
     </w:p>
     <w:p>
@@ -1976,17 +1931,24 @@
       <w:r>
         <w:rPr>
           <w:rFonts w:ascii="微軟雅黑" w:hAnsi="微軟雅黑" w:eastAsia="微軟雅黑"/>
+          <w:sz w:val="21"/>
+        </w:rPr>
+        <w:t>・</w:t>
+      </w:r>
+      <w:r>
+        <w:rPr>
+          <w:rFonts w:ascii="微軟雅黑" w:hAnsi="微軟雅黑" w:eastAsia="微軟雅黑"/>
           <w:b/>
           <w:sz w:val="21"/>
         </w:rPr>
-        <w:t>打法 2｜报到日家长专案</w:t>
-      </w:r>
-      <w:r>
-        <w:rPr>
-          <w:rFonts w:ascii="微軟雅黑" w:hAnsi="微軟雅黑" w:eastAsia="微軟雅黑"/>
-          <w:sz w:val="21"/>
-        </w:rPr>
-        <w:t>（大件预订＋自提）</w:t>
+        <w:t>按实测调档</w:t>
+      </w:r>
+      <w:r>
+        <w:rPr>
+          <w:rFonts w:ascii="微軟雅黑" w:hAnsi="微軟雅黑" w:eastAsia="微軟雅黑"/>
+          <w:sz w:val="21"/>
+        </w:rPr>
+        <w:t>：9/13 首窗口后调 A/B/C 档组合 ｜ 时间：9/13 12:00 ｜ 谁做：店主 ｜ 物料·话术：— ｜ 产出：调整记录</w:t>
       </w:r>
     </w:p>
     <w:p>
@@ -2006,29 +1968,14 @@
           <w:b/>
           <w:sz w:val="21"/>
         </w:rPr>
-        <w:t>为什么用它</w:t>
-      </w:r>
-      <w:r>
-        <w:rPr>
-          <w:rFonts w:ascii="微軟雅黑" w:hAnsi="微軟雅黑" w:eastAsia="微軟雅黑"/>
-          <w:sz w:val="21"/>
-        </w:rPr>
-        <w:t>：家长开车送新生、大件搬运不是障碍；</w:t>
-      </w:r>
-      <w:r>
-        <w:rPr>
-          <w:rFonts w:ascii="微軟雅黑" w:hAnsi="微軟雅黑" w:eastAsia="微軟雅黑"/>
-          <w:b/>
-          <w:sz w:val="21"/>
-        </w:rPr>
-        <w:t>大件只做样品＋预订＝把库存风险转移出去</w:t>
-      </w:r>
-      <w:r>
-        <w:rPr>
-          <w:rFonts w:ascii="微軟雅黑" w:hAnsi="微軟雅黑" w:eastAsia="微軟雅黑"/>
-          <w:sz w:val="21"/>
-        </w:rPr>
-        <w:t>，同时拿到最高客单。</w:t>
+        <w:t>谁做｜花多少｜多久见效</w:t>
+      </w:r>
+      <w:r>
+        <w:rPr>
+          <w:rFonts w:ascii="微軟雅黑" w:hAnsi="微軟雅黑" w:eastAsia="微軟雅黑"/>
+          <w:sz w:val="21"/>
+        </w:rPr>
+        <w:t>：店主＋实习生｜约 7,860 元（货款）｜1 周。</w:t>
       </w:r>
     </w:p>
     <w:p>
@@ -2048,14 +1995,14 @@
           <w:b/>
           <w:sz w:val="21"/>
         </w:rPr>
-        <w:t>具体动作</w:t>
-      </w:r>
-      <w:r>
-        <w:rPr>
-          <w:rFonts w:ascii="微軟雅黑" w:hAnsi="微軟雅黑" w:eastAsia="微軟雅黑"/>
-          <w:sz w:val="21"/>
-        </w:rPr>
-        <w:t>：D 档两阶——199 省心版（床垫＋收纳＋防晒）／299 配齐版（＋鞋垫 3＋袜 2）；只摆样品，凭预订当场下单、当天自提。</w:t>
+        <w:t>验收指标</w:t>
+      </w:r>
+      <w:r>
+        <w:rPr>
+          <w:rFonts w:ascii="微軟雅黑" w:hAnsi="微軟雅黑" w:eastAsia="微軟雅黑"/>
+          <w:sz w:val="21"/>
+        </w:rPr>
+        <w:t>：动销率 ≥70%、B 档占比 ≥30%。</w:t>
       </w:r>
     </w:p>
     <w:p>
@@ -2075,14 +2022,14 @@
           <w:b/>
           <w:sz w:val="21"/>
         </w:rPr>
-        <w:t>谁做｜花多少｜多久见效</w:t>
-      </w:r>
-      <w:r>
-        <w:rPr>
-          <w:rFonts w:ascii="微軟雅黑" w:hAnsi="微軟雅黑" w:eastAsia="微軟雅黑"/>
-          <w:sz w:val="21"/>
-        </w:rPr>
-        <w:t>：店主＋实习生｜2,320 元｜当天。</w:t>
+        <w:t>可抄案例</w:t>
+      </w:r>
+      <w:r>
+        <w:rPr>
+          <w:rFonts w:ascii="微軟雅黑" w:hAnsi="微軟雅黑" w:eastAsia="微軟雅黑"/>
+          <w:sz w:val="21"/>
+        </w:rPr>
+        <w:t>：罗森百屿森（展开见 2.0.1 ①）。</w:t>
       </w:r>
     </w:p>
     <w:p>
@@ -2102,14 +2049,59 @@
           <w:b/>
           <w:sz w:val="21"/>
         </w:rPr>
-        <w:t>验收指标</w:t>
-      </w:r>
-      <w:r>
-        <w:rPr>
-          <w:rFonts w:ascii="微軟雅黑" w:hAnsi="微軟雅黑" w:eastAsia="微軟雅黑"/>
-          <w:sz w:val="21"/>
-        </w:rPr>
-        <w:t>：D 档 ≥40 单、家长微信 +80。</w:t>
+        <w:t>理論依據</w:t>
+      </w:r>
+      <w:r>
+        <w:rPr>
+          <w:rFonts w:ascii="微軟雅黑" w:hAnsi="微軟雅黑" w:eastAsia="微軟雅黑"/>
+          <w:sz w:val="21"/>
+        </w:rPr>
+        <w:t xml:space="preserve">：本打法本質是「場景綁定＋客單提升」——依 </w:t>
+      </w:r>
+      <w:r>
+        <w:rPr>
+          <w:rFonts w:ascii="微軟雅黑" w:hAnsi="微軟雅黑" w:eastAsia="微軟雅黑"/>
+          <w:b/>
+          <w:sz w:val="21"/>
+        </w:rPr>
+        <w:t>場景方法論（03 §G3，吳聲）</w:t>
+      </w:r>
+      <w:r>
+        <w:rPr>
+          <w:rFonts w:ascii="微軟雅黑" w:hAnsi="微軟雅黑" w:eastAsia="微軟雅黑"/>
+          <w:sz w:val="21"/>
+        </w:rPr>
+        <w:t xml:space="preserve"> 把「鞋墊磨腳第 3 天」這種每日小事鎖成固定消費場景，再用 </w:t>
+      </w:r>
+      <w:r>
+        <w:rPr>
+          <w:rFonts w:ascii="微軟雅黑" w:hAnsi="微軟雅黑" w:eastAsia="微軟雅黑"/>
+          <w:b/>
+          <w:sz w:val="21"/>
+        </w:rPr>
+        <w:t>套餐設計（打法库 §8.2）</w:t>
+      </w:r>
+      <w:r>
+        <w:rPr>
+          <w:rFonts w:ascii="微軟雅黑" w:hAnsi="微軟雅黑" w:eastAsia="微軟雅黑"/>
+          <w:sz w:val="21"/>
+        </w:rPr>
+        <w:t>＋</w:t>
+      </w:r>
+      <w:r>
+        <w:rPr>
+          <w:rFonts w:ascii="微軟雅黑" w:hAnsi="微軟雅黑" w:eastAsia="微軟雅黑"/>
+          <w:b/>
+          <w:sz w:val="21"/>
+        </w:rPr>
+        <w:t>首單鉤子（打法库 §8.3）</w:t>
+      </w:r>
+      <w:r>
+        <w:rPr>
+          <w:rFonts w:ascii="微軟雅黑" w:hAnsi="微軟雅黑" w:eastAsia="微軟雅黑"/>
+          <w:sz w:val="21"/>
+        </w:rPr>
+        <w:t xml:space="preserve"> 把單品毛利低的問題轉成組合客單；學理支撐見《場景革命》（吳聲，49）與《超級符號就是超級創意》（華與華，49）。</w:t>
       </w:r>
     </w:p>
     <w:p>
@@ -2119,24 +2111,17 @@
       <w:r>
         <w:rPr>
           <w:rFonts w:ascii="微軟雅黑" w:hAnsi="微軟雅黑" w:eastAsia="微軟雅黑"/>
-          <w:sz w:val="21"/>
-        </w:rPr>
-        <w:t>・</w:t>
-      </w:r>
-      <w:r>
-        <w:rPr>
-          <w:rFonts w:ascii="微軟雅黑" w:hAnsi="微軟雅黑" w:eastAsia="微軟雅黑"/>
           <w:b/>
           <w:sz w:val="21"/>
         </w:rPr>
-        <w:t>可抄案例</w:t>
-      </w:r>
-      <w:r>
-        <w:rPr>
-          <w:rFonts w:ascii="微軟雅黑" w:hAnsi="微軟雅黑" w:eastAsia="微軟雅黑"/>
-          <w:sz w:val="21"/>
-        </w:rPr>
-        <w:t>：山姆「闭眼买」的信任生意（展开见 2.0.1 ③）。</w:t>
+        <w:t>打法 2｜报到日家长专案</w:t>
+      </w:r>
+      <w:r>
+        <w:rPr>
+          <w:rFonts w:ascii="微軟雅黑" w:hAnsi="微軟雅黑" w:eastAsia="微軟雅黑"/>
+          <w:sz w:val="21"/>
+        </w:rPr>
+        <w:t>（大件预订＋自提）</w:t>
       </w:r>
     </w:p>
     <w:p>
@@ -2156,14 +2141,14 @@
           <w:b/>
           <w:sz w:val="21"/>
         </w:rPr>
-        <w:t>理論依據</w:t>
-      </w:r>
-      <w:r>
-        <w:rPr>
-          <w:rFonts w:ascii="微軟雅黑" w:hAnsi="微軟雅黑" w:eastAsia="微軟雅黑"/>
-          <w:sz w:val="21"/>
-        </w:rPr>
-        <w:t xml:space="preserve">：大件只做樣品＋預訂＝把「庫存風險」與「高客單」兩件事拆開——依 </w:t>
+        <w:t>为什么用它</w:t>
+      </w:r>
+      <w:r>
+        <w:rPr>
+          <w:rFonts w:ascii="微軟雅黑" w:hAnsi="微軟雅黑" w:eastAsia="微軟雅黑"/>
+          <w:sz w:val="21"/>
+        </w:rPr>
+        <w:t>：家长开车送新生、大件搬运不是障碍；</w:t>
       </w:r>
       <w:r>
         <w:rPr>
@@ -2171,44 +2156,14 @@
           <w:b/>
           <w:sz w:val="21"/>
         </w:rPr>
-        <w:t>撇脂定價（03 §L3）</w:t>
-      </w:r>
-      <w:r>
-        <w:rPr>
-          <w:rFonts w:ascii="微軟雅黑" w:hAnsi="微軟雅黑" w:eastAsia="微軟雅黑"/>
-          <w:sz w:val="21"/>
-        </w:rPr>
-        <w:t xml:space="preserve"> 對家長客群收高客單，再用 </w:t>
-      </w:r>
-      <w:r>
-        <w:rPr>
-          <w:rFonts w:ascii="微軟雅黑" w:hAnsi="微軟雅黑" w:eastAsia="微軟雅黑"/>
-          <w:b/>
-          <w:sz w:val="21"/>
-        </w:rPr>
-        <w:t>價格錨定（打法库 §8.1）</w:t>
-      </w:r>
-      <w:r>
-        <w:rPr>
-          <w:rFonts w:ascii="微軟雅黑" w:hAnsi="微軟雅黑" w:eastAsia="微軟雅黑"/>
-          <w:sz w:val="21"/>
-        </w:rPr>
-        <w:t xml:space="preserve"> 讓「199/299」顯得划算；「現貨可退」的信任機制對應 </w:t>
-      </w:r>
-      <w:r>
-        <w:rPr>
-          <w:rFonts w:ascii="微軟雅黑" w:hAnsi="微軟雅黑" w:eastAsia="微軟雅黑"/>
-          <w:b/>
-          <w:sz w:val="21"/>
-        </w:rPr>
-        <w:t>無條件退換（打法库 §7.8）</w:t>
-      </w:r>
-      <w:r>
-        <w:rPr>
-          <w:rFonts w:ascii="微軟雅黑" w:hAnsi="微軟雅黑" w:eastAsia="微軟雅黑"/>
-          <w:sz w:val="21"/>
-        </w:rPr>
-        <w:t>。理論源頭見《搶佔心智》（江南春，49）的「高頻打透一個心智詞」與《定位》（里斯&amp;特勞特，49）。</w:t>
+        <w:t>大件只做样品＋预订＝把库存风险转移出去</w:t>
+      </w:r>
+      <w:r>
+        <w:rPr>
+          <w:rFonts w:ascii="微軟雅黑" w:hAnsi="微軟雅黑" w:eastAsia="微軟雅黑"/>
+          <w:sz w:val="21"/>
+        </w:rPr>
+        <w:t>，同时拿到最高客单。</w:t>
       </w:r>
     </w:p>
     <w:p>
@@ -2218,17 +2173,24 @@
       <w:r>
         <w:rPr>
           <w:rFonts w:ascii="微軟雅黑" w:hAnsi="微軟雅黑" w:eastAsia="微軟雅黑"/>
+          <w:sz w:val="21"/>
+        </w:rPr>
+        <w:t>・</w:t>
+      </w:r>
+      <w:r>
+        <w:rPr>
+          <w:rFonts w:ascii="微軟雅黑" w:hAnsi="微軟雅黑" w:eastAsia="微軟雅黑"/>
           <w:b/>
           <w:sz w:val="21"/>
         </w:rPr>
-        <w:t>打法 3｜需求登记机制</w:t>
-      </w:r>
-      <w:r>
-        <w:rPr>
-          <w:rFonts w:ascii="微軟雅黑" w:hAnsi="微軟雅黑" w:eastAsia="微軟雅黑"/>
-          <w:sz w:val="21"/>
-        </w:rPr>
-        <w:t>（「缺什么，跟我说一声」）</w:t>
+        <w:t>具体动作（精准到每一步）</w:t>
+      </w:r>
+      <w:r>
+        <w:rPr>
+          <w:rFonts w:ascii="微軟雅黑" w:hAnsi="微軟雅黑" w:eastAsia="微軟雅黑"/>
+          <w:sz w:val="21"/>
+        </w:rPr>
+        <w:t>：</w:t>
       </w:r>
     </w:p>
     <w:p>
@@ -2248,29 +2210,14 @@
           <w:b/>
           <w:sz w:val="21"/>
         </w:rPr>
-        <w:t>为什么用它</w:t>
-      </w:r>
-      <w:r>
-        <w:rPr>
-          <w:rFonts w:ascii="微軟雅黑" w:hAnsi="微軟雅黑" w:eastAsia="微軟雅黑"/>
-          <w:sz w:val="21"/>
-        </w:rPr>
-        <w:t>：我们是这 15 天里</w:t>
-      </w:r>
-      <w:r>
-        <w:rPr>
-          <w:rFonts w:ascii="微軟雅黑" w:hAnsi="微軟雅黑" w:eastAsia="微軟雅黑"/>
-          <w:b/>
-          <w:sz w:val="21"/>
-        </w:rPr>
-        <w:t>每天都在场</w:t>
-      </w:r>
-      <w:r>
-        <w:rPr>
-          <w:rFonts w:ascii="微軟雅黑" w:hAnsi="微軟雅黑" w:eastAsia="微軟雅黑"/>
-          <w:sz w:val="21"/>
-        </w:rPr>
-        <w:t>的那一家；登记表把每天零散需求变成进货数据——避免压货，同时制造复购理由。</w:t>
+        <w:t>定 D 档两阶内容</w:t>
+      </w:r>
+      <w:r>
+        <w:rPr>
+          <w:rFonts w:ascii="微軟雅黑" w:hAnsi="微軟雅黑" w:eastAsia="微軟雅黑"/>
+          <w:sz w:val="21"/>
+        </w:rPr>
+        <w:t>：199 省心版（床垫＋收纳＋防晒）／299 配齐版（＋鞋垫 3＋袜 2） ｜ 时间：9/5 前 ｜ 谁做：店主 ｜ 物料·话术：D 档价目卡 ｜ 产出：价目卡</w:t>
       </w:r>
     </w:p>
     <w:p>
@@ -2290,14 +2237,14 @@
           <w:b/>
           <w:sz w:val="21"/>
         </w:rPr>
-        <w:t>具体动作</w:t>
-      </w:r>
-      <w:r>
-        <w:rPr>
-          <w:rFonts w:ascii="微軟雅黑" w:hAnsi="微軟雅黑" w:eastAsia="微軟雅黑"/>
-          <w:sz w:val="21"/>
-        </w:rPr>
-        <w:t>：A4 台卡＋登记表；到店说一声→记品类数量→每日 21:30 汇总→进货锁定日前转订单；次日到货、到店自提。</w:t>
+        <w:t>只摆样品＋谈「可退」档口</w:t>
+      </w:r>
+      <w:r>
+        <w:rPr>
+          <w:rFonts w:ascii="微軟雅黑" w:hAnsi="微軟雅黑" w:eastAsia="微軟雅黑"/>
+          <w:sz w:val="21"/>
+        </w:rPr>
+        <w:t>：首单大件按 40 单备 ｜ 时间：9/10 18:00 ｜ 谁做：店主 ｜ 物料·话术：— ｜ 产出：样品＋预订单</w:t>
       </w:r>
     </w:p>
     <w:p>
@@ -2317,14 +2264,14 @@
           <w:b/>
           <w:sz w:val="21"/>
         </w:rPr>
-        <w:t>谁做｜花多少｜多久见效</w:t>
-      </w:r>
-      <w:r>
-        <w:rPr>
-          <w:rFonts w:ascii="微軟雅黑" w:hAnsi="微軟雅黑" w:eastAsia="微軟雅黑"/>
-          <w:sz w:val="21"/>
-        </w:rPr>
-        <w:t>：店主＋实习生｜1 元（打印）｜3 天。</w:t>
+        <w:t>家长专案卡就位</w:t>
+      </w:r>
+      <w:r>
+        <w:rPr>
+          <w:rFonts w:ascii="微軟雅黑" w:hAnsi="微軟雅黑" w:eastAsia="微軟雅黑"/>
+          <w:sz w:val="21"/>
+        </w:rPr>
+        <w:t>：写「学校发的您领了，剩下的楼下配齐——坏了当场换。199/299」 ｜ 时间：9/12 07:00 ｜ 谁做：店主＋实习生 ｜ 物料·话术：家长专案卡 ｜ 产出：物料上墙</w:t>
       </w:r>
     </w:p>
     <w:p>
@@ -2344,14 +2291,14 @@
           <w:b/>
           <w:sz w:val="21"/>
         </w:rPr>
-        <w:t>验收指标</w:t>
-      </w:r>
-      <w:r>
-        <w:rPr>
-          <w:rFonts w:ascii="微軟雅黑" w:hAnsi="微軟雅黑" w:eastAsia="微軟雅黑"/>
-          <w:sz w:val="21"/>
-        </w:rPr>
-        <w:t>：登记→到店转化率 ≥40%。</w:t>
+        <w:t>家长高峰（09:00–12:00）主推 D 档＋加微信</w:t>
+      </w:r>
+      <w:r>
+        <w:rPr>
+          <w:rFonts w:ascii="微軟雅黑" w:hAnsi="微軟雅黑" w:eastAsia="微軟雅黑"/>
+          <w:sz w:val="21"/>
+        </w:rPr>
+        <w:t xml:space="preserve"> ｜ 时间：9/12 09:00–12:00 ｜ 谁做：实习生 ｜ 物料·话术：话术卡 ｜ 产出：家长微信 +80</w:t>
       </w:r>
     </w:p>
     <w:p>
@@ -2371,14 +2318,14 @@
           <w:b/>
           <w:sz w:val="21"/>
         </w:rPr>
-        <w:t>可抄案例</w:t>
-      </w:r>
-      <w:r>
-        <w:rPr>
-          <w:rFonts w:ascii="微軟雅黑" w:hAnsi="微軟雅黑" w:eastAsia="微軟雅黑"/>
-          <w:sz w:val="21"/>
-        </w:rPr>
-        <w:t>：胖东来服务神话与调改（展开见 2.0.1 ②）。</w:t>
+        <w:t>12:00 复盘大件动销</w:t>
+      </w:r>
+      <w:r>
+        <w:rPr>
+          <w:rFonts w:ascii="微軟雅黑" w:hAnsi="微軟雅黑" w:eastAsia="微軟雅黑"/>
+          <w:sz w:val="21"/>
+        </w:rPr>
+        <w:t>：&lt;25% 触发兜底 ｜ 时间：9/12 12:00 ｜ 谁做：店主 ｜ 物料·话术：— ｜ 产出：复盘记录</w:t>
       </w:r>
     </w:p>
     <w:p>
@@ -2398,44 +2345,14 @@
           <w:b/>
           <w:sz w:val="21"/>
         </w:rPr>
-        <w:t>理論依據</w:t>
-      </w:r>
-      <w:r>
-        <w:rPr>
-          <w:rFonts w:ascii="微軟雅黑" w:hAnsi="微軟雅黑" w:eastAsia="微軟雅黑"/>
-          <w:sz w:val="21"/>
-        </w:rPr>
-        <w:t xml:space="preserve">：登記表把「每天零散需求」變成「進貨數據」，是 </w:t>
-      </w:r>
-      <w:r>
-        <w:rPr>
-          <w:rFonts w:ascii="微軟雅黑" w:hAnsi="微軟雅黑" w:eastAsia="微軟雅黑"/>
-          <w:b/>
-          <w:sz w:val="21"/>
-        </w:rPr>
-        <w:t>流量池與存量找增量（03 §E5）</w:t>
-      </w:r>
-      <w:r>
-        <w:rPr>
-          <w:rFonts w:ascii="微軟雅黑" w:hAnsi="微軟雅黑" w:eastAsia="微軟雅黑"/>
-          <w:sz w:val="21"/>
-        </w:rPr>
-        <w:t xml:space="preserve"> 的 mini 版——用線下觸點沉澱需求、反哺選品；對應 </w:t>
-      </w:r>
-      <w:r>
-        <w:rPr>
-          <w:rFonts w:ascii="微軟雅黑" w:hAnsi="微軟雅黑" w:eastAsia="微軟雅黑"/>
-          <w:b/>
-          <w:sz w:val="21"/>
-        </w:rPr>
-        <w:t>私域反哺選品（打法库 §4.11）</w:t>
-      </w:r>
-      <w:r>
-        <w:rPr>
-          <w:rFonts w:ascii="微軟雅黑" w:hAnsi="微軟雅黑" w:eastAsia="微軟雅黑"/>
-          <w:sz w:val="21"/>
-        </w:rPr>
-        <w:t>。學理見《流量池》（楊飛，49）與消費者決策旅程 CDJ（03 §A10）。</w:t>
+        <w:t>谁做｜花多少｜多久见效</w:t>
+      </w:r>
+      <w:r>
+        <w:rPr>
+          <w:rFonts w:ascii="微軟雅黑" w:hAnsi="微軟雅黑" w:eastAsia="微軟雅黑"/>
+          <w:sz w:val="21"/>
+        </w:rPr>
+        <w:t>：店主＋实习生｜2,320 元｜当天。</w:t>
       </w:r>
     </w:p>
     <w:p>
@@ -2445,17 +2362,24 @@
       <w:r>
         <w:rPr>
           <w:rFonts w:ascii="微軟雅黑" w:hAnsi="微軟雅黑" w:eastAsia="微軟雅黑"/>
+          <w:sz w:val="21"/>
+        </w:rPr>
+        <w:t>・</w:t>
+      </w:r>
+      <w:r>
+        <w:rPr>
+          <w:rFonts w:ascii="微軟雅黑" w:hAnsi="微軟雅黑" w:eastAsia="微軟雅黑"/>
           <w:b/>
           <w:sz w:val="21"/>
         </w:rPr>
-        <w:t>打法 4｜实习生新生群潜水答疑</w:t>
-      </w:r>
-      <w:r>
-        <w:rPr>
-          <w:rFonts w:ascii="微軟雅黑" w:hAnsi="微軟雅黑" w:eastAsia="微軟雅黑"/>
-          <w:sz w:val="21"/>
-        </w:rPr>
-        <w:t>（零预算触达）</w:t>
+        <w:t>验收指标</w:t>
+      </w:r>
+      <w:r>
+        <w:rPr>
+          <w:rFonts w:ascii="微軟雅黑" w:hAnsi="微軟雅黑" w:eastAsia="微軟雅黑"/>
+          <w:sz w:val="21"/>
+        </w:rPr>
+        <w:t>：D 档 ≥40 单、家长微信 +80。</w:t>
       </w:r>
     </w:p>
     <w:p>
@@ -2475,29 +2399,14 @@
           <w:b/>
           <w:sz w:val="21"/>
         </w:rPr>
-        <w:t>为什么用它</w:t>
-      </w:r>
-      <w:r>
-        <w:rPr>
-          <w:rFonts w:ascii="微軟雅黑" w:hAnsi="微軟雅黑" w:eastAsia="微軟雅黑"/>
-          <w:sz w:val="21"/>
-        </w:rPr>
-        <w:t>：校方红线禁推销，</w:t>
-      </w:r>
-      <w:r>
-        <w:rPr>
-          <w:rFonts w:ascii="微軟雅黑" w:hAnsi="微軟雅黑" w:eastAsia="微軟雅黑"/>
-          <w:b/>
-          <w:sz w:val="21"/>
-        </w:rPr>
-        <w:t>只答疑不发布＝合法进入新生动线</w:t>
-      </w:r>
-      <w:r>
-        <w:rPr>
-          <w:rFonts w:ascii="微軟雅黑" w:hAnsi="微軟雅黑" w:eastAsia="微軟雅黑"/>
-          <w:sz w:val="21"/>
-        </w:rPr>
-        <w:t>；直接解决「没有名单」这个冷启动问题。</w:t>
+        <w:t>可抄案例</w:t>
+      </w:r>
+      <w:r>
+        <w:rPr>
+          <w:rFonts w:ascii="微軟雅黑" w:hAnsi="微軟雅黑" w:eastAsia="微軟雅黑"/>
+          <w:sz w:val="21"/>
+        </w:rPr>
+        <w:t>：山姆「闭眼买」的信任生意（展开见 2.0.1 ③）。</w:t>
       </w:r>
     </w:p>
     <w:p>
@@ -2517,14 +2426,59 @@
           <w:b/>
           <w:sz w:val="21"/>
         </w:rPr>
-        <w:t>具体动作</w:t>
-      </w:r>
-      <w:r>
-        <w:rPr>
-          <w:rFonts w:ascii="微軟雅黑" w:hAnsi="微軟雅黑" w:eastAsia="微軟雅黑"/>
-          <w:sz w:val="21"/>
-        </w:rPr>
-        <w:t>：5 名实习生每人负责 2–3 个新生群；固定三条话术（见第七篇）；只答「到店自提，宿舍6栋楼下」，不发帖、不加价。</w:t>
+        <w:t>理論依據</w:t>
+      </w:r>
+      <w:r>
+        <w:rPr>
+          <w:rFonts w:ascii="微軟雅黑" w:hAnsi="微軟雅黑" w:eastAsia="微軟雅黑"/>
+          <w:sz w:val="21"/>
+        </w:rPr>
+        <w:t xml:space="preserve">：大件只做樣品＋預訂＝把「庫存風險」與「高客單」兩件事拆開——依 </w:t>
+      </w:r>
+      <w:r>
+        <w:rPr>
+          <w:rFonts w:ascii="微軟雅黑" w:hAnsi="微軟雅黑" w:eastAsia="微軟雅黑"/>
+          <w:b/>
+          <w:sz w:val="21"/>
+        </w:rPr>
+        <w:t>撇脂定價（03 §L3）</w:t>
+      </w:r>
+      <w:r>
+        <w:rPr>
+          <w:rFonts w:ascii="微軟雅黑" w:hAnsi="微軟雅黑" w:eastAsia="微軟雅黑"/>
+          <w:sz w:val="21"/>
+        </w:rPr>
+        <w:t xml:space="preserve"> 對家長客群收高客單，再用 </w:t>
+      </w:r>
+      <w:r>
+        <w:rPr>
+          <w:rFonts w:ascii="微軟雅黑" w:hAnsi="微軟雅黑" w:eastAsia="微軟雅黑"/>
+          <w:b/>
+          <w:sz w:val="21"/>
+        </w:rPr>
+        <w:t>價格錨定（打法库 §8.1）</w:t>
+      </w:r>
+      <w:r>
+        <w:rPr>
+          <w:rFonts w:ascii="微軟雅黑" w:hAnsi="微軟雅黑" w:eastAsia="微軟雅黑"/>
+          <w:sz w:val="21"/>
+        </w:rPr>
+        <w:t xml:space="preserve"> 讓「199/299」顯得划算；「現貨可退」的信任機制對應 </w:t>
+      </w:r>
+      <w:r>
+        <w:rPr>
+          <w:rFonts w:ascii="微軟雅黑" w:hAnsi="微軟雅黑" w:eastAsia="微軟雅黑"/>
+          <w:b/>
+          <w:sz w:val="21"/>
+        </w:rPr>
+        <w:t>無條件退換（打法库 §7.8）</w:t>
+      </w:r>
+      <w:r>
+        <w:rPr>
+          <w:rFonts w:ascii="微軟雅黑" w:hAnsi="微軟雅黑" w:eastAsia="微軟雅黑"/>
+          <w:sz w:val="21"/>
+        </w:rPr>
+        <w:t>。理論源頭見《搶佔心智》（江南春，49）的「高頻打透一個心智詞」與《定位》（里斯&amp;特勞特，49）。</w:t>
       </w:r>
     </w:p>
     <w:p>
@@ -2534,24 +2488,17 @@
       <w:r>
         <w:rPr>
           <w:rFonts w:ascii="微軟雅黑" w:hAnsi="微軟雅黑" w:eastAsia="微軟雅黑"/>
-          <w:sz w:val="21"/>
-        </w:rPr>
-        <w:t>・</w:t>
-      </w:r>
-      <w:r>
-        <w:rPr>
-          <w:rFonts w:ascii="微軟雅黑" w:hAnsi="微軟雅黑" w:eastAsia="微軟雅黑"/>
           <w:b/>
           <w:sz w:val="21"/>
         </w:rPr>
-        <w:t>谁做｜花多少｜多久见效</w:t>
-      </w:r>
-      <w:r>
-        <w:rPr>
-          <w:rFonts w:ascii="微軟雅黑" w:hAnsi="微軟雅黑" w:eastAsia="微軟雅黑"/>
-          <w:sz w:val="21"/>
-        </w:rPr>
-        <w:t>：实习生｜2,000 元（激励）｜1 周。</w:t>
+        <w:t>打法 3｜需求登记机制</w:t>
+      </w:r>
+      <w:r>
+        <w:rPr>
+          <w:rFonts w:ascii="微軟雅黑" w:hAnsi="微軟雅黑" w:eastAsia="微軟雅黑"/>
+          <w:sz w:val="21"/>
+        </w:rPr>
+        <w:t>（「缺什么，跟我说一声」）</w:t>
       </w:r>
     </w:p>
     <w:p>
@@ -2571,14 +2518,29 @@
           <w:b/>
           <w:sz w:val="21"/>
         </w:rPr>
-        <w:t>验收指标</w:t>
-      </w:r>
-      <w:r>
-        <w:rPr>
-          <w:rFonts w:ascii="微軟雅黑" w:hAnsi="微軟雅黑" w:eastAsia="微軟雅黑"/>
-          <w:sz w:val="21"/>
-        </w:rPr>
-        <w:t>：群覆盖 ≥10 个、到店引导 300 人次。</w:t>
+        <w:t>为什么用它</w:t>
+      </w:r>
+      <w:r>
+        <w:rPr>
+          <w:rFonts w:ascii="微軟雅黑" w:hAnsi="微軟雅黑" w:eastAsia="微軟雅黑"/>
+          <w:sz w:val="21"/>
+        </w:rPr>
+        <w:t>：我们是这 15 天里</w:t>
+      </w:r>
+      <w:r>
+        <w:rPr>
+          <w:rFonts w:ascii="微軟雅黑" w:hAnsi="微軟雅黑" w:eastAsia="微軟雅黑"/>
+          <w:b/>
+          <w:sz w:val="21"/>
+        </w:rPr>
+        <w:t>每天都在场</w:t>
+      </w:r>
+      <w:r>
+        <w:rPr>
+          <w:rFonts w:ascii="微軟雅黑" w:hAnsi="微軟雅黑" w:eastAsia="微軟雅黑"/>
+          <w:sz w:val="21"/>
+        </w:rPr>
+        <w:t>的那一家；登记表把每天零散需求变成进货数据——避免压货，同时制造复购理由。</w:t>
       </w:r>
     </w:p>
     <w:p>
@@ -2598,14 +2560,14 @@
           <w:b/>
           <w:sz w:val="21"/>
         </w:rPr>
-        <w:t>可抄案例</w:t>
-      </w:r>
-      <w:r>
-        <w:rPr>
-          <w:rFonts w:ascii="微軟雅黑" w:hAnsi="微軟雅黑" w:eastAsia="微軟雅黑"/>
-          <w:sz w:val="21"/>
-        </w:rPr>
-        <w:t>：零食很忙的高频触达（展开见 2.0.1 ④）。</w:t>
+        <w:t>具体动作（精准到每一步）</w:t>
+      </w:r>
+      <w:r>
+        <w:rPr>
+          <w:rFonts w:ascii="微軟雅黑" w:hAnsi="微軟雅黑" w:eastAsia="微軟雅黑"/>
+          <w:sz w:val="21"/>
+        </w:rPr>
+        <w:t>：</w:t>
       </w:r>
     </w:p>
     <w:p>
@@ -2625,44 +2587,14 @@
           <w:b/>
           <w:sz w:val="21"/>
         </w:rPr>
-        <w:t>理論依據</w:t>
-      </w:r>
-      <w:r>
-        <w:rPr>
-          <w:rFonts w:ascii="微軟雅黑" w:hAnsi="微軟雅黑" w:eastAsia="微軟雅黑"/>
-          <w:sz w:val="21"/>
-        </w:rPr>
-        <w:t xml:space="preserve">：群內「只答不發」＝合法進入新生動線，對應 </w:t>
-      </w:r>
-      <w:r>
-        <w:rPr>
-          <w:rFonts w:ascii="微軟雅黑" w:hAnsi="微軟雅黑" w:eastAsia="微軟雅黑"/>
-          <w:b/>
-          <w:sz w:val="21"/>
-        </w:rPr>
-        <w:t>AISAS（03 §D1）</w:t>
-      </w:r>
-      <w:r>
-        <w:rPr>
-          <w:rFonts w:ascii="微軟雅黑" w:hAnsi="微軟雅黑" w:eastAsia="微軟雅黑"/>
-          <w:sz w:val="21"/>
-        </w:rPr>
-        <w:t xml:space="preserve"> 的 Search→Action 環節（在群裡完成「搜尋信任→到店行動」）；執行形式借鏡 </w:t>
-      </w:r>
-      <w:r>
-        <w:rPr>
-          <w:rFonts w:ascii="微軟雅黑" w:hAnsi="微軟雅黑" w:eastAsia="微軟雅黑"/>
-          <w:b/>
-          <w:sz w:val="21"/>
-        </w:rPr>
-        <w:t>社群分層運營（打法库 §4.3）</w:t>
-      </w:r>
-      <w:r>
-        <w:rPr>
-          <w:rFonts w:ascii="微軟雅黑" w:hAnsi="微軟雅黑" w:eastAsia="微軟雅黑"/>
-          <w:sz w:val="21"/>
-        </w:rPr>
-        <w:t xml:space="preserve"> 的「分群不騷擾」原則。擴散機制見《瘋傳》（伯傑，49）的 STEPPS 誘因原則。</w:t>
+        <w:t>印 A4 台卡＋登记表</w:t>
+      </w:r>
+      <w:r>
+        <w:rPr>
+          <w:rFonts w:ascii="微軟雅黑" w:hAnsi="微軟雅黑" w:eastAsia="微軟雅黑"/>
+          <w:sz w:val="21"/>
+        </w:rPr>
+        <w:t>：写「缺什么，跟我说一声。说了明天到货，到店自提」 ｜ 时间：9/8 前 ｜ 谁做：店主 ｜ 物料·话术：登记台卡 ｜ 产出：台卡（1 元）</w:t>
       </w:r>
     </w:p>
     <w:p>
@@ -2672,17 +2604,24 @@
       <w:r>
         <w:rPr>
           <w:rFonts w:ascii="微軟雅黑" w:hAnsi="微軟雅黑" w:eastAsia="微軟雅黑"/>
+          <w:sz w:val="21"/>
+        </w:rPr>
+        <w:t>・</w:t>
+      </w:r>
+      <w:r>
+        <w:rPr>
+          <w:rFonts w:ascii="微軟雅黑" w:hAnsi="微軟雅黑" w:eastAsia="微軟雅黑"/>
           <w:b/>
           <w:sz w:val="21"/>
         </w:rPr>
-        <w:t>打法 5｜集点卡锁复购</w:t>
-      </w:r>
-      <w:r>
-        <w:rPr>
-          <w:rFonts w:ascii="微軟雅黑" w:hAnsi="微軟雅黑" w:eastAsia="微軟雅黑"/>
-          <w:sz w:val="21"/>
-        </w:rPr>
-        <w:t>（下楼一次一章）</w:t>
+        <w:t>收银台放置＋每单问一句</w:t>
+      </w:r>
+      <w:r>
+        <w:rPr>
+          <w:rFonts w:ascii="微軟雅黑" w:hAnsi="微軟雅黑" w:eastAsia="微軟雅黑"/>
+          <w:sz w:val="21"/>
+        </w:rPr>
+        <w:t>：「还有什么缺的？」 ｜ 时间：每天 12:00/21:00 窗口 ｜ 谁做：实习生 ｜ 物料·话术：话术 ｜ 产出：登记表记录</w:t>
       </w:r>
     </w:p>
     <w:p>
@@ -2702,14 +2641,14 @@
           <w:b/>
           <w:sz w:val="21"/>
         </w:rPr>
-        <w:t>为什么用它</w:t>
-      </w:r>
-      <w:r>
-        <w:rPr>
-          <w:rFonts w:ascii="微軟雅黑" w:hAnsi="微軟雅黑" w:eastAsia="微軟雅黑"/>
-          <w:sz w:val="21"/>
-        </w:rPr>
-        <w:t>：我们卖的是「到店次数」不是「单笔客单」；集点把 15 天拆成 5 次到店，把「缺」变成习惯。</w:t>
+        <w:t>每日 21:30 汇总品类数量</w:t>
+      </w:r>
+      <w:r>
+        <w:rPr>
+          <w:rFonts w:ascii="微軟雅黑" w:hAnsi="微軟雅黑" w:eastAsia="微軟雅黑"/>
+          <w:sz w:val="21"/>
+        </w:rPr>
+        <w:t>：锁定日前转订单 ｜ 时间：每天 21:30 ｜ 谁做：店主 ｜ 物料·话术：— ｜ 产出：进货订单</w:t>
       </w:r>
     </w:p>
     <w:p>
@@ -2729,14 +2668,14 @@
           <w:b/>
           <w:sz w:val="21"/>
         </w:rPr>
-        <w:t>具体动作</w:t>
-      </w:r>
-      <w:r>
-        <w:rPr>
-          <w:rFonts w:ascii="微軟雅黑" w:hAnsi="微軟雅黑" w:eastAsia="微軟雅黑"/>
-          <w:sz w:val="21"/>
-        </w:rPr>
-        <w:t>：下楼一次盖一章，集 5 章换冰饮一瓶；首章到店即盖；200 张封顶（成本上限 600 元）。</w:t>
+        <w:t>次日到货、到店自提</w:t>
+      </w:r>
+      <w:r>
+        <w:rPr>
+          <w:rFonts w:ascii="微軟雅黑" w:hAnsi="微軟雅黑" w:eastAsia="微軟雅黑"/>
+          <w:sz w:val="21"/>
+        </w:rPr>
+        <w:t>：群内/短信通知登记者 ｜ 时间：次日 ｜ 谁做：店主 ｜ 物料·话术：通知话术 ｜ 产出：到店转化记录</w:t>
       </w:r>
     </w:p>
     <w:p>
@@ -2763,7 +2702,7 @@
           <w:rFonts w:ascii="微軟雅黑" w:hAnsi="微軟雅黑" w:eastAsia="微軟雅黑"/>
           <w:sz w:val="21"/>
         </w:rPr>
-        <w:t>：店主｜15 元（印制）｜2 周。</w:t>
+        <w:t>：店主＋实习生｜1 元（打印）｜3 天。</w:t>
       </w:r>
     </w:p>
     <w:p>
@@ -2790,7 +2729,7 @@
           <w:rFonts w:ascii="微軟雅黑" w:hAnsi="微軟雅黑" w:eastAsia="微軟雅黑"/>
           <w:sz w:val="21"/>
         </w:rPr>
-        <w:t>：集点卡回收率 ≥8%。</w:t>
+        <w:t>：登记→到店转化率 ≥40%。</w:t>
       </w:r>
     </w:p>
     <w:p>
@@ -2817,7 +2756,7 @@
           <w:rFonts w:ascii="微軟雅黑" w:hAnsi="微軟雅黑" w:eastAsia="微軟雅黑"/>
           <w:sz w:val="21"/>
         </w:rPr>
-        <w:t>：泡泡玛特的会员复购体系（展开见 2.0.1 ⑤）。</w:t>
+        <w:t>：胖东来服务神话与调改（展开见 2.0.1 ②）。</w:t>
       </w:r>
     </w:p>
     <w:p>
@@ -2844,7 +2783,7 @@
           <w:rFonts w:ascii="微軟雅黑" w:hAnsi="微軟雅黑" w:eastAsia="微軟雅黑"/>
           <w:sz w:val="21"/>
         </w:rPr>
-        <w:t xml:space="preserve">：集點卡＝最小的會員體系——依 </w:t>
+        <w:t xml:space="preserve">：登記表把「每天零散需求」變成「進貨數據」，是 </w:t>
       </w:r>
       <w:r>
         <w:rPr>
@@ -2852,14 +2791,14 @@
           <w:b/>
           <w:sz w:val="21"/>
         </w:rPr>
-        <w:t>會員體系設計（03 §E8）</w:t>
-      </w:r>
-      <w:r>
-        <w:rPr>
-          <w:rFonts w:ascii="微軟雅黑" w:hAnsi="微軟雅黑" w:eastAsia="微軟雅黑"/>
-          <w:sz w:val="21"/>
-        </w:rPr>
-        <w:t xml:space="preserve"> 把「到店次數」變成可累積資產，再用 </w:t>
+        <w:t>流量池與存量找增量（03 §E5）</w:t>
+      </w:r>
+      <w:r>
+        <w:rPr>
+          <w:rFonts w:ascii="微軟雅黑" w:hAnsi="微軟雅黑" w:eastAsia="微軟雅黑"/>
+          <w:sz w:val="21"/>
+        </w:rPr>
+        <w:t xml:space="preserve"> 的 mini 版——用線下觸點沉澱需求、反哺選品；對應 </w:t>
       </w:r>
       <w:r>
         <w:rPr>
@@ -2867,44 +2806,14 @@
           <w:b/>
           <w:sz w:val="21"/>
         </w:rPr>
-        <w:t>積分體系（打法库 §4.7）</w:t>
-      </w:r>
-      <w:r>
-        <w:rPr>
-          <w:rFonts w:ascii="微軟雅黑" w:hAnsi="微軟雅黑" w:eastAsia="微軟雅黑"/>
-          <w:sz w:val="21"/>
-        </w:rPr>
-        <w:t xml:space="preserve"> 把 15 天拆成 5 次到店；復購邏輯對應 </w:t>
-      </w:r>
-      <w:r>
-        <w:rPr>
-          <w:rFonts w:ascii="微軟雅黑" w:hAnsi="微軟雅黑" w:eastAsia="微軟雅黑"/>
-          <w:b/>
-          <w:sz w:val="21"/>
-        </w:rPr>
-        <w:t>AARRR（03 §K1）</w:t>
-      </w:r>
-      <w:r>
-        <w:rPr>
-          <w:rFonts w:ascii="微軟雅黑" w:hAnsi="微軟雅黑" w:eastAsia="微軟雅黑"/>
-          <w:sz w:val="21"/>
-        </w:rPr>
-        <w:t xml:space="preserve"> 的 Retention 環節，也是 </w:t>
-      </w:r>
-      <w:r>
-        <w:rPr>
-          <w:rFonts w:ascii="微軟雅黑" w:hAnsi="微軟雅黑" w:eastAsia="微軟雅黑"/>
-          <w:b/>
-          <w:sz w:val="21"/>
-        </w:rPr>
-        <w:t>滲透率優先（03 §G6，拜倫·夏普）</w:t>
-      </w:r>
-      <w:r>
-        <w:rPr>
-          <w:rFonts w:ascii="微軟雅黑" w:hAnsi="微軟雅黑" w:eastAsia="微軟雅黑"/>
-          <w:sz w:val="21"/>
-        </w:rPr>
-        <w:t>「複購來自心智滲透」的落地。見《上癮》（埃亞爾，49）。</w:t>
+        <w:t>私域反哺選品（打法库 §4.11）</w:t>
+      </w:r>
+      <w:r>
+        <w:rPr>
+          <w:rFonts w:ascii="微軟雅黑" w:hAnsi="微軟雅黑" w:eastAsia="微軟雅黑"/>
+          <w:sz w:val="21"/>
+        </w:rPr>
+        <w:t>。學理見《流量池》（楊飛，49）與消費者決策旅程 CDJ（03 §A10）。</w:t>
       </w:r>
     </w:p>
     <w:p>
@@ -2917,14 +2826,14 @@
           <w:b/>
           <w:sz w:val="21"/>
         </w:rPr>
-        <w:t>打法 6｜白板军训日晒＋橱窗大字</w:t>
-      </w:r>
-      <w:r>
-        <w:rPr>
-          <w:rFonts w:ascii="微軟雅黑" w:hAnsi="微軟雅黑" w:eastAsia="微軟雅黑"/>
-          <w:sz w:val="21"/>
-        </w:rPr>
-        <w:t>（动线拦截）</w:t>
+        <w:t>打法 4｜实习生新生群潜水答疑</w:t>
+      </w:r>
+      <w:r>
+        <w:rPr>
+          <w:rFonts w:ascii="微軟雅黑" w:hAnsi="微軟雅黑" w:eastAsia="微軟雅黑"/>
+          <w:sz w:val="21"/>
+        </w:rPr>
+        <w:t>（零预算触达）</w:t>
       </w:r>
     </w:p>
     <w:p>
@@ -2951,7 +2860,7 @@
           <w:rFonts w:ascii="微軟雅黑" w:hAnsi="微軟雅黑" w:eastAsia="微軟雅黑"/>
           <w:sz w:val="21"/>
         </w:rPr>
-        <w:t>：回宿舍必经＝免费黄金广告位；白板每天更新一格＝</w:t>
+        <w:t>：校方红线禁推销，</w:t>
       </w:r>
       <w:r>
         <w:rPr>
@@ -2959,14 +2868,14 @@
           <w:b/>
           <w:sz w:val="21"/>
         </w:rPr>
-        <w:t>每天给一个进店的新理由</w:t>
-      </w:r>
-      <w:r>
-        <w:rPr>
-          <w:rFonts w:ascii="微軟雅黑" w:hAnsi="微軟雅黑" w:eastAsia="微軟雅黑"/>
-          <w:sz w:val="21"/>
-        </w:rPr>
-        <w:t>，这是竞品做不到的持续曝光。</w:t>
+        <w:t>只答疑不发布＝合法进入新生动线</w:t>
+      </w:r>
+      <w:r>
+        <w:rPr>
+          <w:rFonts w:ascii="微軟雅黑" w:hAnsi="微軟雅黑" w:eastAsia="微軟雅黑"/>
+          <w:sz w:val="21"/>
+        </w:rPr>
+        <w:t>；直接解决「没有名单」这个冷启动问题。</w:t>
       </w:r>
     </w:p>
     <w:p>
@@ -2986,14 +2895,14 @@
           <w:b/>
           <w:sz w:val="21"/>
         </w:rPr>
-        <w:t>具体动作</w:t>
-      </w:r>
-      <w:r>
-        <w:rPr>
-          <w:rFonts w:ascii="微軟雅黑" w:hAnsi="微軟雅黑" w:eastAsia="微軟雅黑"/>
-          <w:sz w:val="21"/>
-        </w:rPr>
-        <w:t>：门口白板 15 格日晒，每天 20:00 更新「今天最缺：____」；落地玻璃贴「军训缺什么，下楼补｜宿舍6栋楼下」A3×2。</w:t>
+        <w:t>具体动作（精准到每一步）</w:t>
+      </w:r>
+      <w:r>
+        <w:rPr>
+          <w:rFonts w:ascii="微軟雅黑" w:hAnsi="微軟雅黑" w:eastAsia="微軟雅黑"/>
+          <w:sz w:val="21"/>
+        </w:rPr>
+        <w:t>：</w:t>
       </w:r>
     </w:p>
     <w:p>
@@ -3013,14 +2922,14 @@
           <w:b/>
           <w:sz w:val="21"/>
         </w:rPr>
-        <w:t>谁做｜花多少｜多久见效</w:t>
-      </w:r>
-      <w:r>
-        <w:rPr>
-          <w:rFonts w:ascii="微軟雅黑" w:hAnsi="微軟雅黑" w:eastAsia="微軟雅黑"/>
-          <w:sz w:val="21"/>
-        </w:rPr>
-        <w:t>：店主｜106 元｜立即生效。</w:t>
+        <w:t>认领新生群</w:t>
+      </w:r>
+      <w:r>
+        <w:rPr>
+          <w:rFonts w:ascii="微軟雅黑" w:hAnsi="微軟雅黑" w:eastAsia="微軟雅黑"/>
+          <w:sz w:val="21"/>
+        </w:rPr>
+        <w:t>：5 名实习生每人 2–3 个群，登记群名 ｜ 时间：9/8 动员会 ｜ 谁做：店主 ｜ 物料·话术：— ｜ 产出：群覆盖清单</w:t>
       </w:r>
     </w:p>
     <w:p>
@@ -3040,14 +2949,14 @@
           <w:b/>
           <w:sz w:val="21"/>
         </w:rPr>
-        <w:t>验收指标</w:t>
-      </w:r>
-      <w:r>
-        <w:rPr>
-          <w:rFonts w:ascii="微軟雅黑" w:hAnsi="微軟雅黑" w:eastAsia="微軟雅黑"/>
-          <w:sz w:val="21"/>
-        </w:rPr>
-        <w:t>：白板前停留 ≥10 秒者进店 ≥30%。</w:t>
+        <w:t>背熟三条固定话术卡</w:t>
+      </w:r>
+      <w:r>
+        <w:rPr>
+          <w:rFonts w:ascii="微軟雅黑" w:hAnsi="微軟雅黑" w:eastAsia="微軟雅黑"/>
+          <w:sz w:val="21"/>
+        </w:rPr>
+        <w:t>：只答不发、不加价、不加好友 ｜ 时间：9/8 ｜ 谁做：实习生 ｜ 物料·话术：话术卡 ｜ 产出：话术卡</w:t>
       </w:r>
     </w:p>
     <w:p>
@@ -3067,14 +2976,14 @@
           <w:b/>
           <w:sz w:val="21"/>
         </w:rPr>
-        <w:t>可抄案例</w:t>
-      </w:r>
-      <w:r>
-        <w:rPr>
-          <w:rFonts w:ascii="微軟雅黑" w:hAnsi="微軟雅黑" w:eastAsia="微軟雅黑"/>
-          <w:sz w:val="21"/>
-        </w:rPr>
-        <w:t>：便利店门头与货架陈列（展开见 2.0.1 ①）。</w:t>
+        <w:t>每天潜水答疑</w:t>
+      </w:r>
+      <w:r>
+        <w:rPr>
+          <w:rFonts w:ascii="微軟雅黑" w:hAnsi="微軟雅黑" w:eastAsia="微軟雅黑"/>
+          <w:sz w:val="21"/>
+        </w:rPr>
+        <w:t>：只答「店里有／到店自提／宿舍6栋楼下」 ｜ 时间：每天 ｜ 谁做：实习生 ｜ 物料·话术：固定三句 ｜ 产出：群覆盖 ≥10 个</w:t>
       </w:r>
     </w:p>
     <w:p>
@@ -3094,74 +3003,14 @@
           <w:b/>
           <w:sz w:val="21"/>
         </w:rPr>
-        <w:t>理論依據</w:t>
-      </w:r>
-      <w:r>
-        <w:rPr>
-          <w:rFonts w:ascii="微軟雅黑" w:hAnsi="微軟雅黑" w:eastAsia="微軟雅黑"/>
-          <w:sz w:val="21"/>
-        </w:rPr>
-        <w:t xml:space="preserve">：白板每天一格＋櫥窗大字＝把「回宿舍必經」這個物理位置變成記憶符號——依 </w:t>
-      </w:r>
-      <w:r>
-        <w:rPr>
-          <w:rFonts w:ascii="微軟雅黑" w:hAnsi="微軟雅黑" w:eastAsia="微軟雅黑"/>
-          <w:b/>
-          <w:sz w:val="21"/>
-        </w:rPr>
-        <w:t>超級符號（03 §C1，華與華）</w:t>
-      </w:r>
-      <w:r>
-        <w:rPr>
-          <w:rFonts w:ascii="微軟雅黑" w:hAnsi="微軟雅黑" w:eastAsia="微軟雅黑"/>
-          <w:sz w:val="21"/>
-        </w:rPr>
-        <w:t xml:space="preserve"> 用最簡短口號佔領心智，再用 </w:t>
-      </w:r>
-      <w:r>
-        <w:rPr>
-          <w:rFonts w:ascii="微軟雅黑" w:hAnsi="微軟雅黑" w:eastAsia="微軟雅黑"/>
-          <w:b/>
-          <w:sz w:val="21"/>
-        </w:rPr>
-        <w:t>視覺錘（03 §C12，勞拉·里斯）</w:t>
-      </w:r>
-      <w:r>
-        <w:rPr>
-          <w:rFonts w:ascii="微軟雅黑" w:hAnsi="微軟雅黑" w:eastAsia="微軟雅黑"/>
-          <w:sz w:val="21"/>
-        </w:rPr>
-        <w:t xml:space="preserve"> 把「下樓補」釘進視覺；執行對應 </w:t>
-      </w:r>
-      <w:r>
-        <w:rPr>
-          <w:rFonts w:ascii="微軟雅黑" w:hAnsi="微軟雅黑" w:eastAsia="微軟雅黑"/>
-          <w:b/>
-          <w:sz w:val="21"/>
-        </w:rPr>
-        <w:t>門頭改造（打法库 §1.5）</w:t>
-      </w:r>
-      <w:r>
-        <w:rPr>
-          <w:rFonts w:ascii="微軟雅黑" w:hAnsi="微軟雅黑" w:eastAsia="微軟雅黑"/>
-          <w:sz w:val="21"/>
-        </w:rPr>
-        <w:t>＋</w:t>
-      </w:r>
-      <w:r>
-        <w:rPr>
-          <w:rFonts w:ascii="微軟雅黑" w:hAnsi="微軟雅黑" w:eastAsia="微軟雅黑"/>
-          <w:b/>
-          <w:sz w:val="21"/>
-        </w:rPr>
-        <w:t>貨架陳列（打法库 §1.6）</w:t>
-      </w:r>
-      <w:r>
-        <w:rPr>
-          <w:rFonts w:ascii="微軟雅黑" w:hAnsi="微軟雅黑" w:eastAsia="微軟雅黑"/>
-          <w:sz w:val="21"/>
-        </w:rPr>
-        <w:t>。見《超級符號就是超級創意》（華與華，49）與《視覺錘》（勞拉·里斯，49）。</w:t>
+        <w:t>记录群内需求与竞品价格</w:t>
+      </w:r>
+      <w:r>
+        <w:rPr>
+          <w:rFonts w:ascii="微軟雅黑" w:hAnsi="微軟雅黑" w:eastAsia="微軟雅黑"/>
+          <w:sz w:val="21"/>
+        </w:rPr>
+        <w:t>：向店主反馈 ｜ 时间：每天 ｜ 谁做：实习生 ｜ 物料·话术：— ｜ 产出：情报表</w:t>
       </w:r>
     </w:p>
     <w:p>
@@ -3171,17 +3020,24 @@
       <w:r>
         <w:rPr>
           <w:rFonts w:ascii="微軟雅黑" w:hAnsi="微軟雅黑" w:eastAsia="微軟雅黑"/>
+          <w:sz w:val="21"/>
+        </w:rPr>
+        <w:t>・</w:t>
+      </w:r>
+      <w:r>
+        <w:rPr>
+          <w:rFonts w:ascii="微軟雅黑" w:hAnsi="微軟雅黑" w:eastAsia="微軟雅黑"/>
           <w:b/>
           <w:sz w:val="21"/>
         </w:rPr>
-        <w:t>打法 7｜中秋返场</w:t>
-      </w:r>
-      <w:r>
-        <w:rPr>
-          <w:rFonts w:ascii="微軟雅黑" w:hAnsi="微軟雅黑" w:eastAsia="微軟雅黑"/>
-          <w:sz w:val="21"/>
-        </w:rPr>
-        <w:t>（9/25 仅有休训日）</w:t>
+        <w:t>谁做｜花多少｜多久见效</w:t>
+      </w:r>
+      <w:r>
+        <w:rPr>
+          <w:rFonts w:ascii="微軟雅黑" w:hAnsi="微軟雅黑" w:eastAsia="微軟雅黑"/>
+          <w:sz w:val="21"/>
+        </w:rPr>
+        <w:t>：实习生｜2,000 元（激励）｜1 周。</w:t>
       </w:r>
     </w:p>
     <w:p>
@@ -3201,29 +3057,14 @@
           <w:b/>
           <w:sz w:val="21"/>
         </w:rPr>
-        <w:t>为什么用它</w:t>
-      </w:r>
-      <w:r>
-        <w:rPr>
-          <w:rFonts w:ascii="微軟雅黑" w:hAnsi="微軟雅黑" w:eastAsia="微軟雅黑"/>
-          <w:sz w:val="21"/>
-        </w:rPr>
-        <w:t>：军训期间仅有的休训日＝家长探视高峰，是</w:t>
-      </w:r>
-      <w:r>
-        <w:rPr>
-          <w:rFonts w:ascii="微軟雅黑" w:hAnsi="微軟雅黑" w:eastAsia="微軟雅黑"/>
-          <w:b/>
-          <w:sz w:val="21"/>
-        </w:rPr>
-        <w:t>第二个家长峰值</w:t>
-      </w:r>
-      <w:r>
-        <w:rPr>
-          <w:rFonts w:ascii="微軟雅黑" w:hAnsi="微軟雅黑" w:eastAsia="微軟雅黑"/>
-          <w:sz w:val="21"/>
-        </w:rPr>
-        <w:t>，用来消化大件余货。</w:t>
+        <w:t>验收指标</w:t>
+      </w:r>
+      <w:r>
+        <w:rPr>
+          <w:rFonts w:ascii="微軟雅黑" w:hAnsi="微軟雅黑" w:eastAsia="微軟雅黑"/>
+          <w:sz w:val="21"/>
+        </w:rPr>
+        <w:t>：群覆盖 ≥10 个、到店引导 300 人次。</w:t>
       </w:r>
     </w:p>
     <w:p>
@@ -3243,14 +3084,929 @@
           <w:b/>
           <w:sz w:val="21"/>
         </w:rPr>
-        <w:t>具体动作</w:t>
-      </w:r>
-      <w:r>
-        <w:rPr>
-          <w:rFonts w:ascii="微軟雅黑" w:hAnsi="微軟雅黑" w:eastAsia="微軟雅黑"/>
-          <w:sz w:val="21"/>
-        </w:rPr>
-        <w:t>：D 档返场＋清仓首日九折叠加；提前一天白板＋群内预告。</w:t>
+        <w:t>可抄案例</w:t>
+      </w:r>
+      <w:r>
+        <w:rPr>
+          <w:rFonts w:ascii="微軟雅黑" w:hAnsi="微軟雅黑" w:eastAsia="微軟雅黑"/>
+          <w:sz w:val="21"/>
+        </w:rPr>
+        <w:t>：零食很忙的高频触达（展开见 2.0.1 ④）。</w:t>
+      </w:r>
+    </w:p>
+    <w:p>
+      <w:pPr>
+        <w:spacing w:after="80" w:line="300" w:lineRule="auto"/>
+      </w:pPr>
+      <w:r>
+        <w:rPr>
+          <w:rFonts w:ascii="微軟雅黑" w:hAnsi="微軟雅黑" w:eastAsia="微軟雅黑"/>
+          <w:sz w:val="21"/>
+        </w:rPr>
+        <w:t>・</w:t>
+      </w:r>
+      <w:r>
+        <w:rPr>
+          <w:rFonts w:ascii="微軟雅黑" w:hAnsi="微軟雅黑" w:eastAsia="微軟雅黑"/>
+          <w:b/>
+          <w:sz w:val="21"/>
+        </w:rPr>
+        <w:t>理論依據</w:t>
+      </w:r>
+      <w:r>
+        <w:rPr>
+          <w:rFonts w:ascii="微軟雅黑" w:hAnsi="微軟雅黑" w:eastAsia="微軟雅黑"/>
+          <w:sz w:val="21"/>
+        </w:rPr>
+        <w:t xml:space="preserve">：群內「只答不發」＝合法進入新生動線，對應 </w:t>
+      </w:r>
+      <w:r>
+        <w:rPr>
+          <w:rFonts w:ascii="微軟雅黑" w:hAnsi="微軟雅黑" w:eastAsia="微軟雅黑"/>
+          <w:b/>
+          <w:sz w:val="21"/>
+        </w:rPr>
+        <w:t>AISAS（03 §D1）</w:t>
+      </w:r>
+      <w:r>
+        <w:rPr>
+          <w:rFonts w:ascii="微軟雅黑" w:hAnsi="微軟雅黑" w:eastAsia="微軟雅黑"/>
+          <w:sz w:val="21"/>
+        </w:rPr>
+        <w:t xml:space="preserve"> 的 Search→Action 環節（在群裡完成「搜尋信任→到店行動」）；執行形式借鏡 </w:t>
+      </w:r>
+      <w:r>
+        <w:rPr>
+          <w:rFonts w:ascii="微軟雅黑" w:hAnsi="微軟雅黑" w:eastAsia="微軟雅黑"/>
+          <w:b/>
+          <w:sz w:val="21"/>
+        </w:rPr>
+        <w:t>社群分層運營（打法库 §4.3）</w:t>
+      </w:r>
+      <w:r>
+        <w:rPr>
+          <w:rFonts w:ascii="微軟雅黑" w:hAnsi="微軟雅黑" w:eastAsia="微軟雅黑"/>
+          <w:sz w:val="21"/>
+        </w:rPr>
+        <w:t xml:space="preserve"> 的「分群不騷擾」原則。擴散機制見《瘋傳》（伯傑，49）的 STEPPS 誘因原則。</w:t>
+      </w:r>
+    </w:p>
+    <w:p>
+      <w:pPr>
+        <w:spacing w:after="80" w:line="300" w:lineRule="auto"/>
+      </w:pPr>
+      <w:r>
+        <w:rPr>
+          <w:rFonts w:ascii="微軟雅黑" w:hAnsi="微軟雅黑" w:eastAsia="微軟雅黑"/>
+          <w:b/>
+          <w:sz w:val="21"/>
+        </w:rPr>
+        <w:t>打法 5｜集点卡锁复购</w:t>
+      </w:r>
+      <w:r>
+        <w:rPr>
+          <w:rFonts w:ascii="微軟雅黑" w:hAnsi="微軟雅黑" w:eastAsia="微軟雅黑"/>
+          <w:sz w:val="21"/>
+        </w:rPr>
+        <w:t>（下楼一次一章）</w:t>
+      </w:r>
+    </w:p>
+    <w:p>
+      <w:pPr>
+        <w:spacing w:after="80" w:line="300" w:lineRule="auto"/>
+      </w:pPr>
+      <w:r>
+        <w:rPr>
+          <w:rFonts w:ascii="微軟雅黑" w:hAnsi="微軟雅黑" w:eastAsia="微軟雅黑"/>
+          <w:sz w:val="21"/>
+        </w:rPr>
+        <w:t>・</w:t>
+      </w:r>
+      <w:r>
+        <w:rPr>
+          <w:rFonts w:ascii="微軟雅黑" w:hAnsi="微軟雅黑" w:eastAsia="微軟雅黑"/>
+          <w:b/>
+          <w:sz w:val="21"/>
+        </w:rPr>
+        <w:t>为什么用它</w:t>
+      </w:r>
+      <w:r>
+        <w:rPr>
+          <w:rFonts w:ascii="微軟雅黑" w:hAnsi="微軟雅黑" w:eastAsia="微軟雅黑"/>
+          <w:sz w:val="21"/>
+        </w:rPr>
+        <w:t>：我们卖的是「到店次数」不是「单笔客单」；集点把 15 天拆成 5 次到店，把「缺」变成习惯。</w:t>
+      </w:r>
+    </w:p>
+    <w:p>
+      <w:pPr>
+        <w:spacing w:after="80" w:line="300" w:lineRule="auto"/>
+      </w:pPr>
+      <w:r>
+        <w:rPr>
+          <w:rFonts w:ascii="微軟雅黑" w:hAnsi="微軟雅黑" w:eastAsia="微軟雅黑"/>
+          <w:sz w:val="21"/>
+        </w:rPr>
+        <w:t>・</w:t>
+      </w:r>
+      <w:r>
+        <w:rPr>
+          <w:rFonts w:ascii="微軟雅黑" w:hAnsi="微軟雅黑" w:eastAsia="微軟雅黑"/>
+          <w:b/>
+          <w:sz w:val="21"/>
+        </w:rPr>
+        <w:t>具体动作（精准到每一步）</w:t>
+      </w:r>
+      <w:r>
+        <w:rPr>
+          <w:rFonts w:ascii="微軟雅黑" w:hAnsi="微軟雅黑" w:eastAsia="微軟雅黑"/>
+          <w:sz w:val="21"/>
+        </w:rPr>
+        <w:t>：</w:t>
+      </w:r>
+    </w:p>
+    <w:p>
+      <w:pPr>
+        <w:spacing w:after="80" w:line="300" w:lineRule="auto"/>
+      </w:pPr>
+      <w:r>
+        <w:rPr>
+          <w:rFonts w:ascii="微軟雅黑" w:hAnsi="微軟雅黑" w:eastAsia="微軟雅黑"/>
+          <w:sz w:val="21"/>
+        </w:rPr>
+        <w:t>・</w:t>
+      </w:r>
+      <w:r>
+        <w:rPr>
+          <w:rFonts w:ascii="微軟雅黑" w:hAnsi="微軟雅黑" w:eastAsia="微軟雅黑"/>
+          <w:b/>
+          <w:sz w:val="21"/>
+        </w:rPr>
+        <w:t>印 200 张集点卡</w:t>
+      </w:r>
+      <w:r>
+        <w:rPr>
+          <w:rFonts w:ascii="微軟雅黑" w:hAnsi="微軟雅黑" w:eastAsia="微軟雅黑"/>
+          <w:sz w:val="21"/>
+        </w:rPr>
+        <w:t>：写「下楼一次，盖一章。五章，换一瓶冰饮」，成本上限 600 元 ｜ 时间：9/8 前 ｜ 谁做：店主 ｜ 物料·话术：集点卡 ｜ 产出：集点卡（15 元）</w:t>
+      </w:r>
+    </w:p>
+    <w:p>
+      <w:pPr>
+        <w:spacing w:after="80" w:line="300" w:lineRule="auto"/>
+      </w:pPr>
+      <w:r>
+        <w:rPr>
+          <w:rFonts w:ascii="微軟雅黑" w:hAnsi="微軟雅黑" w:eastAsia="微軟雅黑"/>
+          <w:sz w:val="21"/>
+        </w:rPr>
+        <w:t>・</w:t>
+      </w:r>
+      <w:r>
+        <w:rPr>
+          <w:rFonts w:ascii="微軟雅黑" w:hAnsi="微軟雅黑" w:eastAsia="微軟雅黑"/>
+          <w:b/>
+          <w:sz w:val="21"/>
+        </w:rPr>
+        <w:t>首章到店即盖</w:t>
+      </w:r>
+      <w:r>
+        <w:rPr>
+          <w:rFonts w:ascii="微軟雅黑" w:hAnsi="微軟雅黑" w:eastAsia="微軟雅黑"/>
+          <w:sz w:val="21"/>
+        </w:rPr>
+        <w:t>：收银台主动递卡 ｜ 时间：9/12 起每天 ｜ 谁做：店主 ｜ 物料·话术：递卡话术 ｜ 产出：发出卡数</w:t>
+      </w:r>
+    </w:p>
+    <w:p>
+      <w:pPr>
+        <w:spacing w:after="80" w:line="300" w:lineRule="auto"/>
+      </w:pPr>
+      <w:r>
+        <w:rPr>
+          <w:rFonts w:ascii="微軟雅黑" w:hAnsi="微軟雅黑" w:eastAsia="微軟雅黑"/>
+          <w:sz w:val="21"/>
+        </w:rPr>
+        <w:t>・</w:t>
+      </w:r>
+      <w:r>
+        <w:rPr>
+          <w:rFonts w:ascii="微軟雅黑" w:hAnsi="微軟雅黑" w:eastAsia="微軟雅黑"/>
+          <w:b/>
+          <w:sz w:val="21"/>
+        </w:rPr>
+        <w:t>每晚记回收卡数</w:t>
+      </w:r>
+      <w:r>
+        <w:rPr>
+          <w:rFonts w:ascii="微軟雅黑" w:hAnsi="微軟雅黑" w:eastAsia="微軟雅黑"/>
+          <w:sz w:val="21"/>
+        </w:rPr>
+        <w:t>：回收率 &lt;3% 则加推首章免盖 ｜ 时间：每天 21:30 ｜ 谁做：店主 ｜ 物料·话术：— ｜ 产出：回收率表</w:t>
+      </w:r>
+    </w:p>
+    <w:p>
+      <w:pPr>
+        <w:spacing w:after="80" w:line="300" w:lineRule="auto"/>
+      </w:pPr>
+      <w:r>
+        <w:rPr>
+          <w:rFonts w:ascii="微軟雅黑" w:hAnsi="微軟雅黑" w:eastAsia="微軟雅黑"/>
+          <w:sz w:val="21"/>
+        </w:rPr>
+        <w:t>・</w:t>
+      </w:r>
+      <w:r>
+        <w:rPr>
+          <w:rFonts w:ascii="微軟雅黑" w:hAnsi="微軟雅黑" w:eastAsia="微軟雅黑"/>
+          <w:b/>
+          <w:sz w:val="21"/>
+        </w:rPr>
+        <w:t>集满 5 章当场换冰饮</w:t>
+      </w:r>
+      <w:r>
+        <w:rPr>
+          <w:rFonts w:ascii="微軟雅黑" w:hAnsi="微軟雅黑" w:eastAsia="微軟雅黑"/>
+          <w:sz w:val="21"/>
+        </w:rPr>
+        <w:t>：登记复购样本 ｜ 时间：每天 ｜ 谁做：店主 ｜ 物料·话术：兑换话术 ｜ 产出：复购数据</w:t>
+      </w:r>
+    </w:p>
+    <w:p>
+      <w:pPr>
+        <w:spacing w:after="80" w:line="300" w:lineRule="auto"/>
+      </w:pPr>
+      <w:r>
+        <w:rPr>
+          <w:rFonts w:ascii="微軟雅黑" w:hAnsi="微軟雅黑" w:eastAsia="微軟雅黑"/>
+          <w:sz w:val="21"/>
+        </w:rPr>
+        <w:t>・</w:t>
+      </w:r>
+      <w:r>
+        <w:rPr>
+          <w:rFonts w:ascii="微軟雅黑" w:hAnsi="微軟雅黑" w:eastAsia="微軟雅黑"/>
+          <w:b/>
+          <w:sz w:val="21"/>
+        </w:rPr>
+        <w:t>谁做｜花多少｜多久见效</w:t>
+      </w:r>
+      <w:r>
+        <w:rPr>
+          <w:rFonts w:ascii="微軟雅黑" w:hAnsi="微軟雅黑" w:eastAsia="微軟雅黑"/>
+          <w:sz w:val="21"/>
+        </w:rPr>
+        <w:t>：店主｜15 元（印制）｜2 周。</w:t>
+      </w:r>
+    </w:p>
+    <w:p>
+      <w:pPr>
+        <w:spacing w:after="80" w:line="300" w:lineRule="auto"/>
+      </w:pPr>
+      <w:r>
+        <w:rPr>
+          <w:rFonts w:ascii="微軟雅黑" w:hAnsi="微軟雅黑" w:eastAsia="微軟雅黑"/>
+          <w:sz w:val="21"/>
+        </w:rPr>
+        <w:t>・</w:t>
+      </w:r>
+      <w:r>
+        <w:rPr>
+          <w:rFonts w:ascii="微軟雅黑" w:hAnsi="微軟雅黑" w:eastAsia="微軟雅黑"/>
+          <w:b/>
+          <w:sz w:val="21"/>
+        </w:rPr>
+        <w:t>验收指标</w:t>
+      </w:r>
+      <w:r>
+        <w:rPr>
+          <w:rFonts w:ascii="微軟雅黑" w:hAnsi="微軟雅黑" w:eastAsia="微軟雅黑"/>
+          <w:sz w:val="21"/>
+        </w:rPr>
+        <w:t>：集点卡回收率 ≥8%。</w:t>
+      </w:r>
+    </w:p>
+    <w:p>
+      <w:pPr>
+        <w:spacing w:after="80" w:line="300" w:lineRule="auto"/>
+      </w:pPr>
+      <w:r>
+        <w:rPr>
+          <w:rFonts w:ascii="微軟雅黑" w:hAnsi="微軟雅黑" w:eastAsia="微軟雅黑"/>
+          <w:sz w:val="21"/>
+        </w:rPr>
+        <w:t>・</w:t>
+      </w:r>
+      <w:r>
+        <w:rPr>
+          <w:rFonts w:ascii="微軟雅黑" w:hAnsi="微軟雅黑" w:eastAsia="微軟雅黑"/>
+          <w:b/>
+          <w:sz w:val="21"/>
+        </w:rPr>
+        <w:t>可抄案例</w:t>
+      </w:r>
+      <w:r>
+        <w:rPr>
+          <w:rFonts w:ascii="微軟雅黑" w:hAnsi="微軟雅黑" w:eastAsia="微軟雅黑"/>
+          <w:sz w:val="21"/>
+        </w:rPr>
+        <w:t>：泡泡玛特的会员复购体系（展开见 2.0.1 ⑤）。</w:t>
+      </w:r>
+    </w:p>
+    <w:p>
+      <w:pPr>
+        <w:spacing w:after="80" w:line="300" w:lineRule="auto"/>
+      </w:pPr>
+      <w:r>
+        <w:rPr>
+          <w:rFonts w:ascii="微軟雅黑" w:hAnsi="微軟雅黑" w:eastAsia="微軟雅黑"/>
+          <w:sz w:val="21"/>
+        </w:rPr>
+        <w:t>・</w:t>
+      </w:r>
+      <w:r>
+        <w:rPr>
+          <w:rFonts w:ascii="微軟雅黑" w:hAnsi="微軟雅黑" w:eastAsia="微軟雅黑"/>
+          <w:b/>
+          <w:sz w:val="21"/>
+        </w:rPr>
+        <w:t>理論依據</w:t>
+      </w:r>
+      <w:r>
+        <w:rPr>
+          <w:rFonts w:ascii="微軟雅黑" w:hAnsi="微軟雅黑" w:eastAsia="微軟雅黑"/>
+          <w:sz w:val="21"/>
+        </w:rPr>
+        <w:t xml:space="preserve">：集點卡＝最小的會員體系——依 </w:t>
+      </w:r>
+      <w:r>
+        <w:rPr>
+          <w:rFonts w:ascii="微軟雅黑" w:hAnsi="微軟雅黑" w:eastAsia="微軟雅黑"/>
+          <w:b/>
+          <w:sz w:val="21"/>
+        </w:rPr>
+        <w:t>會員體系設計（03 §E8）</w:t>
+      </w:r>
+      <w:r>
+        <w:rPr>
+          <w:rFonts w:ascii="微軟雅黑" w:hAnsi="微軟雅黑" w:eastAsia="微軟雅黑"/>
+          <w:sz w:val="21"/>
+        </w:rPr>
+        <w:t xml:space="preserve"> 把「到店次數」變成可累積資產，再用 </w:t>
+      </w:r>
+      <w:r>
+        <w:rPr>
+          <w:rFonts w:ascii="微軟雅黑" w:hAnsi="微軟雅黑" w:eastAsia="微軟雅黑"/>
+          <w:b/>
+          <w:sz w:val="21"/>
+        </w:rPr>
+        <w:t>積分體系（打法库 §4.7）</w:t>
+      </w:r>
+      <w:r>
+        <w:rPr>
+          <w:rFonts w:ascii="微軟雅黑" w:hAnsi="微軟雅黑" w:eastAsia="微軟雅黑"/>
+          <w:sz w:val="21"/>
+        </w:rPr>
+        <w:t xml:space="preserve"> 把 15 天拆成 5 次到店；復購邏輯對應 </w:t>
+      </w:r>
+      <w:r>
+        <w:rPr>
+          <w:rFonts w:ascii="微軟雅黑" w:hAnsi="微軟雅黑" w:eastAsia="微軟雅黑"/>
+          <w:b/>
+          <w:sz w:val="21"/>
+        </w:rPr>
+        <w:t>AARRR（03 §K1）</w:t>
+      </w:r>
+      <w:r>
+        <w:rPr>
+          <w:rFonts w:ascii="微軟雅黑" w:hAnsi="微軟雅黑" w:eastAsia="微軟雅黑"/>
+          <w:sz w:val="21"/>
+        </w:rPr>
+        <w:t xml:space="preserve"> 的 Retention 環節，也是 </w:t>
+      </w:r>
+      <w:r>
+        <w:rPr>
+          <w:rFonts w:ascii="微軟雅黑" w:hAnsi="微軟雅黑" w:eastAsia="微軟雅黑"/>
+          <w:b/>
+          <w:sz w:val="21"/>
+        </w:rPr>
+        <w:t>滲透率優先（03 §G6，拜倫·夏普）</w:t>
+      </w:r>
+      <w:r>
+        <w:rPr>
+          <w:rFonts w:ascii="微軟雅黑" w:hAnsi="微軟雅黑" w:eastAsia="微軟雅黑"/>
+          <w:sz w:val="21"/>
+        </w:rPr>
+        <w:t>「複購來自心智滲透」的落地。見《上癮》（埃亞爾，49）。</w:t>
+      </w:r>
+    </w:p>
+    <w:p>
+      <w:pPr>
+        <w:spacing w:after="80" w:line="300" w:lineRule="auto"/>
+      </w:pPr>
+      <w:r>
+        <w:rPr>
+          <w:rFonts w:ascii="微軟雅黑" w:hAnsi="微軟雅黑" w:eastAsia="微軟雅黑"/>
+          <w:b/>
+          <w:sz w:val="21"/>
+        </w:rPr>
+        <w:t>打法 6｜白板军训日晒＋橱窗大字</w:t>
+      </w:r>
+      <w:r>
+        <w:rPr>
+          <w:rFonts w:ascii="微軟雅黑" w:hAnsi="微軟雅黑" w:eastAsia="微軟雅黑"/>
+          <w:sz w:val="21"/>
+        </w:rPr>
+        <w:t>（动线拦截）</w:t>
+      </w:r>
+    </w:p>
+    <w:p>
+      <w:pPr>
+        <w:spacing w:after="80" w:line="300" w:lineRule="auto"/>
+      </w:pPr>
+      <w:r>
+        <w:rPr>
+          <w:rFonts w:ascii="微軟雅黑" w:hAnsi="微軟雅黑" w:eastAsia="微軟雅黑"/>
+          <w:sz w:val="21"/>
+        </w:rPr>
+        <w:t>・</w:t>
+      </w:r>
+      <w:r>
+        <w:rPr>
+          <w:rFonts w:ascii="微軟雅黑" w:hAnsi="微軟雅黑" w:eastAsia="微軟雅黑"/>
+          <w:b/>
+          <w:sz w:val="21"/>
+        </w:rPr>
+        <w:t>为什么用它</w:t>
+      </w:r>
+      <w:r>
+        <w:rPr>
+          <w:rFonts w:ascii="微軟雅黑" w:hAnsi="微軟雅黑" w:eastAsia="微軟雅黑"/>
+          <w:sz w:val="21"/>
+        </w:rPr>
+        <w:t>：回宿舍必经＝免费黄金广告位；白板每天更新一格＝</w:t>
+      </w:r>
+      <w:r>
+        <w:rPr>
+          <w:rFonts w:ascii="微軟雅黑" w:hAnsi="微軟雅黑" w:eastAsia="微軟雅黑"/>
+          <w:b/>
+          <w:sz w:val="21"/>
+        </w:rPr>
+        <w:t>每天给一个进店的新理由</w:t>
+      </w:r>
+      <w:r>
+        <w:rPr>
+          <w:rFonts w:ascii="微軟雅黑" w:hAnsi="微軟雅黑" w:eastAsia="微軟雅黑"/>
+          <w:sz w:val="21"/>
+        </w:rPr>
+        <w:t>，这是竞品做不到的持续曝光。</w:t>
+      </w:r>
+    </w:p>
+    <w:p>
+      <w:pPr>
+        <w:spacing w:after="80" w:line="300" w:lineRule="auto"/>
+      </w:pPr>
+      <w:r>
+        <w:rPr>
+          <w:rFonts w:ascii="微軟雅黑" w:hAnsi="微軟雅黑" w:eastAsia="微軟雅黑"/>
+          <w:sz w:val="21"/>
+        </w:rPr>
+        <w:t>・</w:t>
+      </w:r>
+      <w:r>
+        <w:rPr>
+          <w:rFonts w:ascii="微軟雅黑" w:hAnsi="微軟雅黑" w:eastAsia="微軟雅黑"/>
+          <w:b/>
+          <w:sz w:val="21"/>
+        </w:rPr>
+        <w:t>具体动作（精准到每一步）</w:t>
+      </w:r>
+      <w:r>
+        <w:rPr>
+          <w:rFonts w:ascii="微軟雅黑" w:hAnsi="微軟雅黑" w:eastAsia="微軟雅黑"/>
+          <w:sz w:val="21"/>
+        </w:rPr>
+        <w:t>：</w:t>
+      </w:r>
+    </w:p>
+    <w:p>
+      <w:pPr>
+        <w:spacing w:after="80" w:line="300" w:lineRule="auto"/>
+      </w:pPr>
+      <w:r>
+        <w:rPr>
+          <w:rFonts w:ascii="微軟雅黑" w:hAnsi="微軟雅黑" w:eastAsia="微軟雅黑"/>
+          <w:sz w:val="21"/>
+        </w:rPr>
+        <w:t>・</w:t>
+      </w:r>
+      <w:r>
+        <w:rPr>
+          <w:rFonts w:ascii="微軟雅黑" w:hAnsi="微軟雅黑" w:eastAsia="微軟雅黑"/>
+          <w:b/>
+          <w:sz w:val="21"/>
+        </w:rPr>
+        <w:t>白板＋橱窗就位</w:t>
+      </w:r>
+      <w:r>
+        <w:rPr>
+          <w:rFonts w:ascii="微軟雅黑" w:hAnsi="微軟雅黑" w:eastAsia="微軟雅黑"/>
+          <w:sz w:val="21"/>
+        </w:rPr>
+        <w:t>：门口白板画 15 格日晒表；落地玻璃贴 A3×2「军训缺什么，下楼补｜宿舍6栋楼下」 ｜ 时间：9/11 ｜ 谁做：店主 ｜ 物料·话术：A3 贴纸 ｜ 产出：白板＋橱窗（106 元）</w:t>
+      </w:r>
+    </w:p>
+    <w:p>
+      <w:pPr>
+        <w:spacing w:after="80" w:line="300" w:lineRule="auto"/>
+      </w:pPr>
+      <w:r>
+        <w:rPr>
+          <w:rFonts w:ascii="微軟雅黑" w:hAnsi="微軟雅黑" w:eastAsia="微軟雅黑"/>
+          <w:sz w:val="21"/>
+        </w:rPr>
+        <w:t>・</w:t>
+      </w:r>
+      <w:r>
+        <w:rPr>
+          <w:rFonts w:ascii="微軟雅黑" w:hAnsi="微軟雅黑" w:eastAsia="微軟雅黑"/>
+          <w:b/>
+          <w:sz w:val="21"/>
+        </w:rPr>
+        <w:t>每天 20:00 更新一格</w:t>
+      </w:r>
+      <w:r>
+        <w:rPr>
+          <w:rFonts w:ascii="微軟雅黑" w:hAnsi="微軟雅黑" w:eastAsia="微軟雅黑"/>
+          <w:sz w:val="21"/>
+        </w:rPr>
+        <w:t>：写「今天最缺：____」 ｜ 时间：每天 20:00 ｜ 谁做：店主 ｜ 物料·话术：白板笔 ｜ 产出：白板日更</w:t>
+      </w:r>
+    </w:p>
+    <w:p>
+      <w:pPr>
+        <w:spacing w:after="80" w:line="300" w:lineRule="auto"/>
+      </w:pPr>
+      <w:r>
+        <w:rPr>
+          <w:rFonts w:ascii="微軟雅黑" w:hAnsi="微軟雅黑" w:eastAsia="微軟雅黑"/>
+          <w:sz w:val="21"/>
+        </w:rPr>
+        <w:t>・</w:t>
+      </w:r>
+      <w:r>
+        <w:rPr>
+          <w:rFonts w:ascii="微軟雅黑" w:hAnsi="微軟雅黑" w:eastAsia="微軟雅黑"/>
+          <w:b/>
+          <w:sz w:val="21"/>
+        </w:rPr>
+        <w:t>记录停留-进店比例</w:t>
+      </w:r>
+      <w:r>
+        <w:rPr>
+          <w:rFonts w:ascii="微軟雅黑" w:hAnsi="微軟雅黑" w:eastAsia="微軟雅黑"/>
+          <w:sz w:val="21"/>
+        </w:rPr>
+        <w:t>：白板前停留 ≥10 秒者进店 &lt;30% 即改文案 ｜ 时间：每天 ｜ 谁做：店主 ｜ 物料·话术：— ｜ 产出：停留-进店记录</w:t>
+      </w:r>
+    </w:p>
+    <w:p>
+      <w:pPr>
+        <w:spacing w:after="80" w:line="300" w:lineRule="auto"/>
+      </w:pPr>
+      <w:r>
+        <w:rPr>
+          <w:rFonts w:ascii="微軟雅黑" w:hAnsi="微軟雅黑" w:eastAsia="微軟雅黑"/>
+          <w:sz w:val="21"/>
+        </w:rPr>
+        <w:t>・</w:t>
+      </w:r>
+      <w:r>
+        <w:rPr>
+          <w:rFonts w:ascii="微軟雅黑" w:hAnsi="微軟雅黑" w:eastAsia="微軟雅黑"/>
+          <w:b/>
+          <w:sz w:val="21"/>
+        </w:rPr>
+        <w:t>谁做｜花多少｜多久见效</w:t>
+      </w:r>
+      <w:r>
+        <w:rPr>
+          <w:rFonts w:ascii="微軟雅黑" w:hAnsi="微軟雅黑" w:eastAsia="微軟雅黑"/>
+          <w:sz w:val="21"/>
+        </w:rPr>
+        <w:t>：店主｜106 元｜立即生效。</w:t>
+      </w:r>
+    </w:p>
+    <w:p>
+      <w:pPr>
+        <w:spacing w:after="80" w:line="300" w:lineRule="auto"/>
+      </w:pPr>
+      <w:r>
+        <w:rPr>
+          <w:rFonts w:ascii="微軟雅黑" w:hAnsi="微軟雅黑" w:eastAsia="微軟雅黑"/>
+          <w:sz w:val="21"/>
+        </w:rPr>
+        <w:t>・</w:t>
+      </w:r>
+      <w:r>
+        <w:rPr>
+          <w:rFonts w:ascii="微軟雅黑" w:hAnsi="微軟雅黑" w:eastAsia="微軟雅黑"/>
+          <w:b/>
+          <w:sz w:val="21"/>
+        </w:rPr>
+        <w:t>验收指标</w:t>
+      </w:r>
+      <w:r>
+        <w:rPr>
+          <w:rFonts w:ascii="微軟雅黑" w:hAnsi="微軟雅黑" w:eastAsia="微軟雅黑"/>
+          <w:sz w:val="21"/>
+        </w:rPr>
+        <w:t>：白板前停留 ≥10 秒者进店 ≥30%。</w:t>
+      </w:r>
+    </w:p>
+    <w:p>
+      <w:pPr>
+        <w:spacing w:after="80" w:line="300" w:lineRule="auto"/>
+      </w:pPr>
+      <w:r>
+        <w:rPr>
+          <w:rFonts w:ascii="微軟雅黑" w:hAnsi="微軟雅黑" w:eastAsia="微軟雅黑"/>
+          <w:sz w:val="21"/>
+        </w:rPr>
+        <w:t>・</w:t>
+      </w:r>
+      <w:r>
+        <w:rPr>
+          <w:rFonts w:ascii="微軟雅黑" w:hAnsi="微軟雅黑" w:eastAsia="微軟雅黑"/>
+          <w:b/>
+          <w:sz w:val="21"/>
+        </w:rPr>
+        <w:t>可抄案例</w:t>
+      </w:r>
+      <w:r>
+        <w:rPr>
+          <w:rFonts w:ascii="微軟雅黑" w:hAnsi="微軟雅黑" w:eastAsia="微軟雅黑"/>
+          <w:sz w:val="21"/>
+        </w:rPr>
+        <w:t>：便利店门头与货架陈列（展开见 2.0.1 ①）。</w:t>
+      </w:r>
+    </w:p>
+    <w:p>
+      <w:pPr>
+        <w:spacing w:after="80" w:line="300" w:lineRule="auto"/>
+      </w:pPr>
+      <w:r>
+        <w:rPr>
+          <w:rFonts w:ascii="微軟雅黑" w:hAnsi="微軟雅黑" w:eastAsia="微軟雅黑"/>
+          <w:sz w:val="21"/>
+        </w:rPr>
+        <w:t>・</w:t>
+      </w:r>
+      <w:r>
+        <w:rPr>
+          <w:rFonts w:ascii="微軟雅黑" w:hAnsi="微軟雅黑" w:eastAsia="微軟雅黑"/>
+          <w:b/>
+          <w:sz w:val="21"/>
+        </w:rPr>
+        <w:t>理論依據</w:t>
+      </w:r>
+      <w:r>
+        <w:rPr>
+          <w:rFonts w:ascii="微軟雅黑" w:hAnsi="微軟雅黑" w:eastAsia="微軟雅黑"/>
+          <w:sz w:val="21"/>
+        </w:rPr>
+        <w:t xml:space="preserve">：白板每天一格＋櫥窗大字＝把「回宿舍必經」這個物理位置變成記憶符號——依 </w:t>
+      </w:r>
+      <w:r>
+        <w:rPr>
+          <w:rFonts w:ascii="微軟雅黑" w:hAnsi="微軟雅黑" w:eastAsia="微軟雅黑"/>
+          <w:b/>
+          <w:sz w:val="21"/>
+        </w:rPr>
+        <w:t>超級符號（03 §C1，華與華）</w:t>
+      </w:r>
+      <w:r>
+        <w:rPr>
+          <w:rFonts w:ascii="微軟雅黑" w:hAnsi="微軟雅黑" w:eastAsia="微軟雅黑"/>
+          <w:sz w:val="21"/>
+        </w:rPr>
+        <w:t xml:space="preserve"> 用最簡短口號佔領心智，再用 </w:t>
+      </w:r>
+      <w:r>
+        <w:rPr>
+          <w:rFonts w:ascii="微軟雅黑" w:hAnsi="微軟雅黑" w:eastAsia="微軟雅黑"/>
+          <w:b/>
+          <w:sz w:val="21"/>
+        </w:rPr>
+        <w:t>視覺錘（03 §C12，勞拉·里斯）</w:t>
+      </w:r>
+      <w:r>
+        <w:rPr>
+          <w:rFonts w:ascii="微軟雅黑" w:hAnsi="微軟雅黑" w:eastAsia="微軟雅黑"/>
+          <w:sz w:val="21"/>
+        </w:rPr>
+        <w:t xml:space="preserve"> 把「下樓補」釘進視覺；執行對應 </w:t>
+      </w:r>
+      <w:r>
+        <w:rPr>
+          <w:rFonts w:ascii="微軟雅黑" w:hAnsi="微軟雅黑" w:eastAsia="微軟雅黑"/>
+          <w:b/>
+          <w:sz w:val="21"/>
+        </w:rPr>
+        <w:t>門頭改造（打法库 §1.5）</w:t>
+      </w:r>
+      <w:r>
+        <w:rPr>
+          <w:rFonts w:ascii="微軟雅黑" w:hAnsi="微軟雅黑" w:eastAsia="微軟雅黑"/>
+          <w:sz w:val="21"/>
+        </w:rPr>
+        <w:t>＋</w:t>
+      </w:r>
+      <w:r>
+        <w:rPr>
+          <w:rFonts w:ascii="微軟雅黑" w:hAnsi="微軟雅黑" w:eastAsia="微軟雅黑"/>
+          <w:b/>
+          <w:sz w:val="21"/>
+        </w:rPr>
+        <w:t>貨架陳列（打法库 §1.6）</w:t>
+      </w:r>
+      <w:r>
+        <w:rPr>
+          <w:rFonts w:ascii="微軟雅黑" w:hAnsi="微軟雅黑" w:eastAsia="微軟雅黑"/>
+          <w:sz w:val="21"/>
+        </w:rPr>
+        <w:t>。見《超級符號就是超級創意》（華與華，49）與《視覺錘》（勞拉·里斯，49）。</w:t>
+      </w:r>
+    </w:p>
+    <w:p>
+      <w:pPr>
+        <w:spacing w:after="80" w:line="300" w:lineRule="auto"/>
+      </w:pPr>
+      <w:r>
+        <w:rPr>
+          <w:rFonts w:ascii="微軟雅黑" w:hAnsi="微軟雅黑" w:eastAsia="微軟雅黑"/>
+          <w:b/>
+          <w:sz w:val="21"/>
+        </w:rPr>
+        <w:t>打法 7｜中秋返场</w:t>
+      </w:r>
+      <w:r>
+        <w:rPr>
+          <w:rFonts w:ascii="微軟雅黑" w:hAnsi="微軟雅黑" w:eastAsia="微軟雅黑"/>
+          <w:sz w:val="21"/>
+        </w:rPr>
+        <w:t>（9/25 仅有休训日）</w:t>
+      </w:r>
+    </w:p>
+    <w:p>
+      <w:pPr>
+        <w:spacing w:after="80" w:line="300" w:lineRule="auto"/>
+      </w:pPr>
+      <w:r>
+        <w:rPr>
+          <w:rFonts w:ascii="微軟雅黑" w:hAnsi="微軟雅黑" w:eastAsia="微軟雅黑"/>
+          <w:sz w:val="21"/>
+        </w:rPr>
+        <w:t>・</w:t>
+      </w:r>
+      <w:r>
+        <w:rPr>
+          <w:rFonts w:ascii="微軟雅黑" w:hAnsi="微軟雅黑" w:eastAsia="微軟雅黑"/>
+          <w:b/>
+          <w:sz w:val="21"/>
+        </w:rPr>
+        <w:t>为什么用它</w:t>
+      </w:r>
+      <w:r>
+        <w:rPr>
+          <w:rFonts w:ascii="微軟雅黑" w:hAnsi="微軟雅黑" w:eastAsia="微軟雅黑"/>
+          <w:sz w:val="21"/>
+        </w:rPr>
+        <w:t>：军训期间仅有的休训日＝家长探视高峰，是</w:t>
+      </w:r>
+      <w:r>
+        <w:rPr>
+          <w:rFonts w:ascii="微軟雅黑" w:hAnsi="微軟雅黑" w:eastAsia="微軟雅黑"/>
+          <w:b/>
+          <w:sz w:val="21"/>
+        </w:rPr>
+        <w:t>第二个家长峰值</w:t>
+      </w:r>
+      <w:r>
+        <w:rPr>
+          <w:rFonts w:ascii="微軟雅黑" w:hAnsi="微軟雅黑" w:eastAsia="微軟雅黑"/>
+          <w:sz w:val="21"/>
+        </w:rPr>
+        <w:t>，用来消化大件余货。</w:t>
+      </w:r>
+    </w:p>
+    <w:p>
+      <w:pPr>
+        <w:spacing w:after="80" w:line="300" w:lineRule="auto"/>
+      </w:pPr>
+      <w:r>
+        <w:rPr>
+          <w:rFonts w:ascii="微軟雅黑" w:hAnsi="微軟雅黑" w:eastAsia="微軟雅黑"/>
+          <w:sz w:val="21"/>
+        </w:rPr>
+        <w:t>・</w:t>
+      </w:r>
+      <w:r>
+        <w:rPr>
+          <w:rFonts w:ascii="微軟雅黑" w:hAnsi="微軟雅黑" w:eastAsia="微軟雅黑"/>
+          <w:b/>
+          <w:sz w:val="21"/>
+        </w:rPr>
+        <w:t>具体动作（精准到每一步）</w:t>
+      </w:r>
+      <w:r>
+        <w:rPr>
+          <w:rFonts w:ascii="微軟雅黑" w:hAnsi="微軟雅黑" w:eastAsia="微軟雅黑"/>
+          <w:sz w:val="21"/>
+        </w:rPr>
+        <w:t>：</w:t>
+      </w:r>
+    </w:p>
+    <w:p>
+      <w:pPr>
+        <w:spacing w:after="80" w:line="300" w:lineRule="auto"/>
+      </w:pPr>
+      <w:r>
+        <w:rPr>
+          <w:rFonts w:ascii="微軟雅黑" w:hAnsi="微軟雅黑" w:eastAsia="微軟雅黑"/>
+          <w:sz w:val="21"/>
+        </w:rPr>
+        <w:t>・</w:t>
+      </w:r>
+      <w:r>
+        <w:rPr>
+          <w:rFonts w:ascii="微軟雅黑" w:hAnsi="微軟雅黑" w:eastAsia="微軟雅黑"/>
+          <w:b/>
+          <w:sz w:val="21"/>
+        </w:rPr>
+        <w:t>提前预告</w:t>
+      </w:r>
+      <w:r>
+        <w:rPr>
+          <w:rFonts w:ascii="微軟雅黑" w:hAnsi="微軟雅黑" w:eastAsia="微軟雅黑"/>
+          <w:sz w:val="21"/>
+        </w:rPr>
+        <w:t>：白板＋群内发「中秋 D 档返场＋清仓九折」 ｜ 时间：9/24 ｜ 谁做：店主＋实习生 ｜ 物料·话术：预告文案 ｜ 产出：预告物料</w:t>
+      </w:r>
+    </w:p>
+    <w:p>
+      <w:pPr>
+        <w:spacing w:after="80" w:line="300" w:lineRule="auto"/>
+      </w:pPr>
+      <w:r>
+        <w:rPr>
+          <w:rFonts w:ascii="微軟雅黑" w:hAnsi="微軟雅黑" w:eastAsia="微軟雅黑"/>
+          <w:sz w:val="21"/>
+        </w:rPr>
+        <w:t>・</w:t>
+      </w:r>
+      <w:r>
+        <w:rPr>
+          <w:rFonts w:ascii="微軟雅黑" w:hAnsi="微軟雅黑" w:eastAsia="微軟雅黑"/>
+          <w:b/>
+          <w:sz w:val="21"/>
+        </w:rPr>
+        <w:t>当天返场执行</w:t>
+      </w:r>
+      <w:r>
+        <w:rPr>
+          <w:rFonts w:ascii="微軟雅黑" w:hAnsi="微軟雅黑" w:eastAsia="微軟雅黑"/>
+          <w:sz w:val="21"/>
+        </w:rPr>
+        <w:t>：D 档返场＋清仓九折叠加 ｜ 时间：9/25 ｜ 谁做：店主 ｜ 物料·话术：— ｜ 产出：返场执行</w:t>
+      </w:r>
+    </w:p>
+    <w:p>
+      <w:pPr>
+        <w:spacing w:after="80" w:line="300" w:lineRule="auto"/>
+      </w:pPr>
+      <w:r>
+        <w:rPr>
+          <w:rFonts w:ascii="微軟雅黑" w:hAnsi="微軟雅黑" w:eastAsia="微軟雅黑"/>
+          <w:sz w:val="21"/>
+        </w:rPr>
+        <w:t>・</w:t>
+      </w:r>
+      <w:r>
+        <w:rPr>
+          <w:rFonts w:ascii="微軟雅黑" w:hAnsi="微軟雅黑" w:eastAsia="微軟雅黑"/>
+          <w:b/>
+          <w:sz w:val="21"/>
+        </w:rPr>
+        <w:t>复盘余货消化率</w:t>
+      </w:r>
+      <w:r>
+        <w:rPr>
+          <w:rFonts w:ascii="微軟雅黑" w:hAnsi="微軟雅黑" w:eastAsia="微軟雅黑"/>
+          <w:sz w:val="21"/>
+        </w:rPr>
+        <w:t>：定清仓阶梯起点 ｜ 时间：9/25 晚 ｜ 谁做：店主 ｜ 物料·话术：— ｜ 产出：清仓计划</w:t>
       </w:r>
     </w:p>
     <w:p>

--- a/references/范例/便利店开学季战役-交付稿.docx
+++ b/references/范例/便利店开学季战役-交付稿.docx
@@ -2049,14 +2049,14 @@
           <w:b/>
           <w:sz w:val="21"/>
         </w:rPr>
-        <w:t>理論依據</w:t>
-      </w:r>
-      <w:r>
-        <w:rPr>
-          <w:rFonts w:ascii="微軟雅黑" w:hAnsi="微軟雅黑" w:eastAsia="微軟雅黑"/>
-          <w:sz w:val="21"/>
-        </w:rPr>
-        <w:t xml:space="preserve">：本打法本質是「場景綁定＋客單提升」——依 </w:t>
+        <w:t>理论依据</w:t>
+      </w:r>
+      <w:r>
+        <w:rPr>
+          <w:rFonts w:ascii="微軟雅黑" w:hAnsi="微軟雅黑" w:eastAsia="微軟雅黑"/>
+          <w:sz w:val="21"/>
+        </w:rPr>
+        <w:t xml:space="preserve">：本打法本质是「场景绑定＋客单提升」——依 </w:t>
       </w:r>
       <w:r>
         <w:rPr>
@@ -2064,14 +2064,14 @@
           <w:b/>
           <w:sz w:val="21"/>
         </w:rPr>
-        <w:t>場景方法論（03 §G3，吳聲）</w:t>
-      </w:r>
-      <w:r>
-        <w:rPr>
-          <w:rFonts w:ascii="微軟雅黑" w:hAnsi="微軟雅黑" w:eastAsia="微軟雅黑"/>
-          <w:sz w:val="21"/>
-        </w:rPr>
-        <w:t xml:space="preserve"> 把「鞋墊磨腳第 3 天」這種每日小事鎖成固定消費場景，再用 </w:t>
+        <w:t>场景方法论（03 §G3，吴声）</w:t>
+      </w:r>
+      <w:r>
+        <w:rPr>
+          <w:rFonts w:ascii="微軟雅黑" w:hAnsi="微軟雅黑" w:eastAsia="微軟雅黑"/>
+          <w:sz w:val="21"/>
+        </w:rPr>
+        <w:t xml:space="preserve"> 把「鞋垫磨脚第 3 天」这种每日小事锁成固定消费场景，再用 </w:t>
       </w:r>
       <w:r>
         <w:rPr>
@@ -2079,7 +2079,7 @@
           <w:b/>
           <w:sz w:val="21"/>
         </w:rPr>
-        <w:t>套餐設計（打法库 §8.2）</w:t>
+        <w:t>套餐设计（打法库 §8.2）</w:t>
       </w:r>
       <w:r>
         <w:rPr>
@@ -2094,14 +2094,14 @@
           <w:b/>
           <w:sz w:val="21"/>
         </w:rPr>
-        <w:t>首單鉤子（打法库 §8.3）</w:t>
-      </w:r>
-      <w:r>
-        <w:rPr>
-          <w:rFonts w:ascii="微軟雅黑" w:hAnsi="微軟雅黑" w:eastAsia="微軟雅黑"/>
-          <w:sz w:val="21"/>
-        </w:rPr>
-        <w:t xml:space="preserve"> 把單品毛利低的問題轉成組合客單；學理支撐見《場景革命》（吳聲，49）與《超級符號就是超級創意》（華與華，49）。</w:t>
+        <w:t>首单钩子（打法库 §8.3）</w:t>
+      </w:r>
+      <w:r>
+        <w:rPr>
+          <w:rFonts w:ascii="微軟雅黑" w:hAnsi="微軟雅黑" w:eastAsia="微軟雅黑"/>
+          <w:sz w:val="21"/>
+        </w:rPr>
+        <w:t xml:space="preserve"> 把单品毛利低的问题转成组合客单；学理支撑见《场景革命》（吴声，49）与《超级符号就是超级创意》（华与华，49）。</w:t>
       </w:r>
     </w:p>
     <w:p>
@@ -2426,14 +2426,14 @@
           <w:b/>
           <w:sz w:val="21"/>
         </w:rPr>
-        <w:t>理論依據</w:t>
-      </w:r>
-      <w:r>
-        <w:rPr>
-          <w:rFonts w:ascii="微軟雅黑" w:hAnsi="微軟雅黑" w:eastAsia="微軟雅黑"/>
-          <w:sz w:val="21"/>
-        </w:rPr>
-        <w:t xml:space="preserve">：大件只做樣品＋預訂＝把「庫存風險」與「高客單」兩件事拆開——依 </w:t>
+        <w:t>理论依据</w:t>
+      </w:r>
+      <w:r>
+        <w:rPr>
+          <w:rFonts w:ascii="微軟雅黑" w:hAnsi="微軟雅黑" w:eastAsia="微軟雅黑"/>
+          <w:sz w:val="21"/>
+        </w:rPr>
+        <w:t xml:space="preserve">：大件只做样品＋预订＝把「库存风险」与「高客单」两件事拆开——依 </w:t>
       </w:r>
       <w:r>
         <w:rPr>
@@ -2441,14 +2441,14 @@
           <w:b/>
           <w:sz w:val="21"/>
         </w:rPr>
-        <w:t>撇脂定價（03 §L3）</w:t>
-      </w:r>
-      <w:r>
-        <w:rPr>
-          <w:rFonts w:ascii="微軟雅黑" w:hAnsi="微軟雅黑" w:eastAsia="微軟雅黑"/>
-          <w:sz w:val="21"/>
-        </w:rPr>
-        <w:t xml:space="preserve"> 對家長客群收高客單，再用 </w:t>
+        <w:t>撇脂定价（03 §L3）</w:t>
+      </w:r>
+      <w:r>
+        <w:rPr>
+          <w:rFonts w:ascii="微軟雅黑" w:hAnsi="微軟雅黑" w:eastAsia="微軟雅黑"/>
+          <w:sz w:val="21"/>
+        </w:rPr>
+        <w:t xml:space="preserve"> 对家长客群收高客单，再用 </w:t>
       </w:r>
       <w:r>
         <w:rPr>
@@ -2456,14 +2456,14 @@
           <w:b/>
           <w:sz w:val="21"/>
         </w:rPr>
-        <w:t>價格錨定（打法库 §8.1）</w:t>
-      </w:r>
-      <w:r>
-        <w:rPr>
-          <w:rFonts w:ascii="微軟雅黑" w:hAnsi="微軟雅黑" w:eastAsia="微軟雅黑"/>
-          <w:sz w:val="21"/>
-        </w:rPr>
-        <w:t xml:space="preserve"> 讓「199/299」顯得划算；「現貨可退」的信任機制對應 </w:t>
+        <w:t>价格锚定（打法库 §8.1）</w:t>
+      </w:r>
+      <w:r>
+        <w:rPr>
+          <w:rFonts w:ascii="微軟雅黑" w:hAnsi="微軟雅黑" w:eastAsia="微軟雅黑"/>
+          <w:sz w:val="21"/>
+        </w:rPr>
+        <w:t xml:space="preserve"> 让「199/299」显得划算；「现货可退」的信任机制对应 </w:t>
       </w:r>
       <w:r>
         <w:rPr>
@@ -2471,14 +2471,14 @@
           <w:b/>
           <w:sz w:val="21"/>
         </w:rPr>
-        <w:t>無條件退換（打法库 §7.8）</w:t>
-      </w:r>
-      <w:r>
-        <w:rPr>
-          <w:rFonts w:ascii="微軟雅黑" w:hAnsi="微軟雅黑" w:eastAsia="微軟雅黑"/>
-          <w:sz w:val="21"/>
-        </w:rPr>
-        <w:t>。理論源頭見《搶佔心智》（江南春，49）的「高頻打透一個心智詞」與《定位》（里斯&amp;特勞特，49）。</w:t>
+        <w:t>无条件退换（打法库 §7.8）</w:t>
+      </w:r>
+      <w:r>
+        <w:rPr>
+          <w:rFonts w:ascii="微軟雅黑" w:hAnsi="微軟雅黑" w:eastAsia="微軟雅黑"/>
+          <w:sz w:val="21"/>
+        </w:rPr>
+        <w:t>。理论源头见《抢占心智》（江南春，49）的「高频打透一个心智词」与《定位》（里斯&amp;特劳特，49）。</w:t>
       </w:r>
     </w:p>
     <w:p>
@@ -2776,14 +2776,14 @@
           <w:b/>
           <w:sz w:val="21"/>
         </w:rPr>
-        <w:t>理論依據</w:t>
-      </w:r>
-      <w:r>
-        <w:rPr>
-          <w:rFonts w:ascii="微軟雅黑" w:hAnsi="微軟雅黑" w:eastAsia="微軟雅黑"/>
-          <w:sz w:val="21"/>
-        </w:rPr>
-        <w:t xml:space="preserve">：登記表把「每天零散需求」變成「進貨數據」，是 </w:t>
+        <w:t>理论依据</w:t>
+      </w:r>
+      <w:r>
+        <w:rPr>
+          <w:rFonts w:ascii="微軟雅黑" w:hAnsi="微軟雅黑" w:eastAsia="微軟雅黑"/>
+          <w:sz w:val="21"/>
+        </w:rPr>
+        <w:t xml:space="preserve">：登记表把「每天零散需求」变成「进货数据」，是 </w:t>
       </w:r>
       <w:r>
         <w:rPr>
@@ -2791,14 +2791,14 @@
           <w:b/>
           <w:sz w:val="21"/>
         </w:rPr>
-        <w:t>流量池與存量找增量（03 §E5）</w:t>
-      </w:r>
-      <w:r>
-        <w:rPr>
-          <w:rFonts w:ascii="微軟雅黑" w:hAnsi="微軟雅黑" w:eastAsia="微軟雅黑"/>
-          <w:sz w:val="21"/>
-        </w:rPr>
-        <w:t xml:space="preserve"> 的 mini 版——用線下觸點沉澱需求、反哺選品；對應 </w:t>
+        <w:t>流量池与存量找增量（03 §E5）</w:t>
+      </w:r>
+      <w:r>
+        <w:rPr>
+          <w:rFonts w:ascii="微軟雅黑" w:hAnsi="微軟雅黑" w:eastAsia="微軟雅黑"/>
+          <w:sz w:val="21"/>
+        </w:rPr>
+        <w:t xml:space="preserve"> 的 mini 版——用线下触点沉淀需求、反哺选品；对应 </w:t>
       </w:r>
       <w:r>
         <w:rPr>
@@ -2806,14 +2806,14 @@
           <w:b/>
           <w:sz w:val="21"/>
         </w:rPr>
-        <w:t>私域反哺選品（打法库 §4.11）</w:t>
-      </w:r>
-      <w:r>
-        <w:rPr>
-          <w:rFonts w:ascii="微軟雅黑" w:hAnsi="微軟雅黑" w:eastAsia="微軟雅黑"/>
-          <w:sz w:val="21"/>
-        </w:rPr>
-        <w:t>。學理見《流量池》（楊飛，49）與消費者決策旅程 CDJ（03 §A10）。</w:t>
+        <w:t>私域反哺选品（打法库 §4.11）</w:t>
+      </w:r>
+      <w:r>
+        <w:rPr>
+          <w:rFonts w:ascii="微軟雅黑" w:hAnsi="微軟雅黑" w:eastAsia="微軟雅黑"/>
+          <w:sz w:val="21"/>
+        </w:rPr>
+        <w:t>。学理见《流量池》（杨飞，49）与消费者决策旅程 CDJ（03 §A10）。</w:t>
       </w:r>
     </w:p>
     <w:p>
@@ -3111,14 +3111,14 @@
           <w:b/>
           <w:sz w:val="21"/>
         </w:rPr>
-        <w:t>理論依據</w:t>
-      </w:r>
-      <w:r>
-        <w:rPr>
-          <w:rFonts w:ascii="微軟雅黑" w:hAnsi="微軟雅黑" w:eastAsia="微軟雅黑"/>
-          <w:sz w:val="21"/>
-        </w:rPr>
-        <w:t xml:space="preserve">：群內「只答不發」＝合法進入新生動線，對應 </w:t>
+        <w:t>理论依据</w:t>
+      </w:r>
+      <w:r>
+        <w:rPr>
+          <w:rFonts w:ascii="微軟雅黑" w:hAnsi="微軟雅黑" w:eastAsia="微軟雅黑"/>
+          <w:sz w:val="21"/>
+        </w:rPr>
+        <w:t xml:space="preserve">：群内「只答不发」＝合法进入新生动线，对应 </w:t>
       </w:r>
       <w:r>
         <w:rPr>
@@ -3133,7 +3133,7 @@
           <w:rFonts w:ascii="微軟雅黑" w:hAnsi="微軟雅黑" w:eastAsia="微軟雅黑"/>
           <w:sz w:val="21"/>
         </w:rPr>
-        <w:t xml:space="preserve"> 的 Search→Action 環節（在群裡完成「搜尋信任→到店行動」）；執行形式借鏡 </w:t>
+        <w:t xml:space="preserve"> 的 Search→Action 环节（在群里完成「搜寻信任→到店行动」）；执行形式借镜 </w:t>
       </w:r>
       <w:r>
         <w:rPr>
@@ -3141,14 +3141,14 @@
           <w:b/>
           <w:sz w:val="21"/>
         </w:rPr>
-        <w:t>社群分層運營（打法库 §4.3）</w:t>
-      </w:r>
-      <w:r>
-        <w:rPr>
-          <w:rFonts w:ascii="微軟雅黑" w:hAnsi="微軟雅黑" w:eastAsia="微軟雅黑"/>
-          <w:sz w:val="21"/>
-        </w:rPr>
-        <w:t xml:space="preserve"> 的「分群不騷擾」原則。擴散機制見《瘋傳》（伯傑，49）的 STEPPS 誘因原則。</w:t>
+        <w:t>社群分层运营（打法库 §4.3）</w:t>
+      </w:r>
+      <w:r>
+        <w:rPr>
+          <w:rFonts w:ascii="微軟雅黑" w:hAnsi="微軟雅黑" w:eastAsia="微軟雅黑"/>
+          <w:sz w:val="21"/>
+        </w:rPr>
+        <w:t xml:space="preserve"> 的「分群不骚扰」原则。扩散机制见《疯传》（伯杰，49）的 STEPPS 诱因原则。</w:t>
       </w:r>
     </w:p>
     <w:p>
@@ -3431,14 +3431,14 @@
           <w:b/>
           <w:sz w:val="21"/>
         </w:rPr>
-        <w:t>理論依據</w:t>
-      </w:r>
-      <w:r>
-        <w:rPr>
-          <w:rFonts w:ascii="微軟雅黑" w:hAnsi="微軟雅黑" w:eastAsia="微軟雅黑"/>
-          <w:sz w:val="21"/>
-        </w:rPr>
-        <w:t xml:space="preserve">：集點卡＝最小的會員體系——依 </w:t>
+        <w:t>理论依据</w:t>
+      </w:r>
+      <w:r>
+        <w:rPr>
+          <w:rFonts w:ascii="微軟雅黑" w:hAnsi="微軟雅黑" w:eastAsia="微軟雅黑"/>
+          <w:sz w:val="21"/>
+        </w:rPr>
+        <w:t xml:space="preserve">：集点卡＝最小的会员体系——依 </w:t>
       </w:r>
       <w:r>
         <w:rPr>
@@ -3446,14 +3446,14 @@
           <w:b/>
           <w:sz w:val="21"/>
         </w:rPr>
-        <w:t>會員體系設計（03 §E8）</w:t>
-      </w:r>
-      <w:r>
-        <w:rPr>
-          <w:rFonts w:ascii="微軟雅黑" w:hAnsi="微軟雅黑" w:eastAsia="微軟雅黑"/>
-          <w:sz w:val="21"/>
-        </w:rPr>
-        <w:t xml:space="preserve"> 把「到店次數」變成可累積資產，再用 </w:t>
+        <w:t>会员体系设计（03 §E8）</w:t>
+      </w:r>
+      <w:r>
+        <w:rPr>
+          <w:rFonts w:ascii="微軟雅黑" w:hAnsi="微軟雅黑" w:eastAsia="微軟雅黑"/>
+          <w:sz w:val="21"/>
+        </w:rPr>
+        <w:t xml:space="preserve"> 把「到店次数」变成可累积资产，再用 </w:t>
       </w:r>
       <w:r>
         <w:rPr>
@@ -3461,14 +3461,14 @@
           <w:b/>
           <w:sz w:val="21"/>
         </w:rPr>
-        <w:t>積分體系（打法库 §4.7）</w:t>
-      </w:r>
-      <w:r>
-        <w:rPr>
-          <w:rFonts w:ascii="微軟雅黑" w:hAnsi="微軟雅黑" w:eastAsia="微軟雅黑"/>
-          <w:sz w:val="21"/>
-        </w:rPr>
-        <w:t xml:space="preserve"> 把 15 天拆成 5 次到店；復購邏輯對應 </w:t>
+        <w:t>积分体系（打法库 §4.7）</w:t>
+      </w:r>
+      <w:r>
+        <w:rPr>
+          <w:rFonts w:ascii="微軟雅黑" w:hAnsi="微軟雅黑" w:eastAsia="微軟雅黑"/>
+          <w:sz w:val="21"/>
+        </w:rPr>
+        <w:t xml:space="preserve"> 把 15 天拆成 5 次到店；复购逻辑对应 </w:t>
       </w:r>
       <w:r>
         <w:rPr>
@@ -3483,7 +3483,7 @@
           <w:rFonts w:ascii="微軟雅黑" w:hAnsi="微軟雅黑" w:eastAsia="微軟雅黑"/>
           <w:sz w:val="21"/>
         </w:rPr>
-        <w:t xml:space="preserve"> 的 Retention 環節，也是 </w:t>
+        <w:t xml:space="preserve"> 的 Retention 环节，也是 </w:t>
       </w:r>
       <w:r>
         <w:rPr>
@@ -3491,14 +3491,14 @@
           <w:b/>
           <w:sz w:val="21"/>
         </w:rPr>
-        <w:t>滲透率優先（03 §G6，拜倫·夏普）</w:t>
-      </w:r>
-      <w:r>
-        <w:rPr>
-          <w:rFonts w:ascii="微軟雅黑" w:hAnsi="微軟雅黑" w:eastAsia="微軟雅黑"/>
-          <w:sz w:val="21"/>
-        </w:rPr>
-        <w:t>「複購來自心智滲透」的落地。見《上癮》（埃亞爾，49）。</w:t>
+        <w:t>渗透率优先（03 §G6，拜伦·夏普）</w:t>
+      </w:r>
+      <w:r>
+        <w:rPr>
+          <w:rFonts w:ascii="微軟雅黑" w:hAnsi="微軟雅黑" w:eastAsia="微軟雅黑"/>
+          <w:sz w:val="21"/>
+        </w:rPr>
+        <w:t>「复购来自心智渗透」的落地。见《上瘾》（埃亚尔，49）。</w:t>
       </w:r>
     </w:p>
     <w:p>
@@ -3769,14 +3769,14 @@
           <w:b/>
           <w:sz w:val="21"/>
         </w:rPr>
-        <w:t>理論依據</w:t>
-      </w:r>
-      <w:r>
-        <w:rPr>
-          <w:rFonts w:ascii="微軟雅黑" w:hAnsi="微軟雅黑" w:eastAsia="微軟雅黑"/>
-          <w:sz w:val="21"/>
-        </w:rPr>
-        <w:t xml:space="preserve">：白板每天一格＋櫥窗大字＝把「回宿舍必經」這個物理位置變成記憶符號——依 </w:t>
+        <w:t>理论依据</w:t>
+      </w:r>
+      <w:r>
+        <w:rPr>
+          <w:rFonts w:ascii="微軟雅黑" w:hAnsi="微軟雅黑" w:eastAsia="微軟雅黑"/>
+          <w:sz w:val="21"/>
+        </w:rPr>
+        <w:t xml:space="preserve">：白板每天一格＋橱窗大字＝把「回宿舍必经」这个物理位置变成记忆符号——依 </w:t>
       </w:r>
       <w:r>
         <w:rPr>
@@ -3784,14 +3784,14 @@
           <w:b/>
           <w:sz w:val="21"/>
         </w:rPr>
-        <w:t>超級符號（03 §C1，華與華）</w:t>
-      </w:r>
-      <w:r>
-        <w:rPr>
-          <w:rFonts w:ascii="微軟雅黑" w:hAnsi="微軟雅黑" w:eastAsia="微軟雅黑"/>
-          <w:sz w:val="21"/>
-        </w:rPr>
-        <w:t xml:space="preserve"> 用最簡短口號佔領心智，再用 </w:t>
+        <w:t>超级符号（03 §C1，华与华）</w:t>
+      </w:r>
+      <w:r>
+        <w:rPr>
+          <w:rFonts w:ascii="微軟雅黑" w:hAnsi="微軟雅黑" w:eastAsia="微軟雅黑"/>
+          <w:sz w:val="21"/>
+        </w:rPr>
+        <w:t xml:space="preserve"> 用最简短口号占领心智，再用 </w:t>
       </w:r>
       <w:r>
         <w:rPr>
@@ -3799,14 +3799,14 @@
           <w:b/>
           <w:sz w:val="21"/>
         </w:rPr>
-        <w:t>視覺錘（03 §C12，勞拉·里斯）</w:t>
-      </w:r>
-      <w:r>
-        <w:rPr>
-          <w:rFonts w:ascii="微軟雅黑" w:hAnsi="微軟雅黑" w:eastAsia="微軟雅黑"/>
-          <w:sz w:val="21"/>
-        </w:rPr>
-        <w:t xml:space="preserve"> 把「下樓補」釘進視覺；執行對應 </w:t>
+        <w:t>视觉锤（03 §C12，劳拉·里斯）</w:t>
+      </w:r>
+      <w:r>
+        <w:rPr>
+          <w:rFonts w:ascii="微軟雅黑" w:hAnsi="微軟雅黑" w:eastAsia="微軟雅黑"/>
+          <w:sz w:val="21"/>
+        </w:rPr>
+        <w:t xml:space="preserve"> 把「下楼补」钉进视觉；执行对应 </w:t>
       </w:r>
       <w:r>
         <w:rPr>
@@ -3814,7 +3814,7 @@
           <w:b/>
           <w:sz w:val="21"/>
         </w:rPr>
-        <w:t>門頭改造（打法库 §1.5）</w:t>
+        <w:t>门头改造（打法库 §1.5）</w:t>
       </w:r>
       <w:r>
         <w:rPr>
@@ -3829,14 +3829,14 @@
           <w:b/>
           <w:sz w:val="21"/>
         </w:rPr>
-        <w:t>貨架陳列（打法库 §1.6）</w:t>
-      </w:r>
-      <w:r>
-        <w:rPr>
-          <w:rFonts w:ascii="微軟雅黑" w:hAnsi="微軟雅黑" w:eastAsia="微軟雅黑"/>
-          <w:sz w:val="21"/>
-        </w:rPr>
-        <w:t>。見《超級符號就是超級創意》（華與華，49）與《視覺錘》（勞拉·里斯，49）。</w:t>
+        <w:t>货架陈列（打法库 §1.6）</w:t>
+      </w:r>
+      <w:r>
+        <w:rPr>
+          <w:rFonts w:ascii="微軟雅黑" w:hAnsi="微軟雅黑" w:eastAsia="微軟雅黑"/>
+          <w:sz w:val="21"/>
+        </w:rPr>
+        <w:t>。见《超级符号就是超级创意》（华与华，49）与《视觉锤》（劳拉·里斯，49）。</w:t>
       </w:r>
     </w:p>
     <w:p>
@@ -4107,14 +4107,14 @@
           <w:b/>
           <w:sz w:val="21"/>
         </w:rPr>
-        <w:t>理論依據</w:t>
-      </w:r>
-      <w:r>
-        <w:rPr>
-          <w:rFonts w:ascii="微軟雅黑" w:hAnsi="微軟雅黑" w:eastAsia="微軟雅黑"/>
-          <w:sz w:val="21"/>
-        </w:rPr>
-        <w:t xml:space="preserve">：中秋休訓日＝製造第二個家長峰值，是 </w:t>
+        <w:t>理论依据</w:t>
+      </w:r>
+      <w:r>
+        <w:rPr>
+          <w:rFonts w:ascii="微軟雅黑" w:hAnsi="微軟雅黑" w:eastAsia="微軟雅黑"/>
+          <w:sz w:val="21"/>
+        </w:rPr>
+        <w:t xml:space="preserve">：中秋休训日＝制造第二个家长峰值，是 </w:t>
       </w:r>
       <w:r>
         <w:rPr>
@@ -4122,14 +4122,14 @@
           <w:b/>
           <w:sz w:val="21"/>
         </w:rPr>
-        <w:t>造節（打法库 §6.2）</w:t>
-      </w:r>
-      <w:r>
-        <w:rPr>
-          <w:rFonts w:ascii="微軟雅黑" w:hAnsi="微軟雅黑" w:eastAsia="微軟雅黑"/>
-          <w:sz w:val="21"/>
-        </w:rPr>
-        <w:t xml:space="preserve"> 的微型版——把「僅有一天」的休訓變成固定回購節點；場景設計依 </w:t>
+        <w:t>造节（打法库 §6.2）</w:t>
+      </w:r>
+      <w:r>
+        <w:rPr>
+          <w:rFonts w:ascii="微軟雅黑" w:hAnsi="微軟雅黑" w:eastAsia="微軟雅黑"/>
+          <w:sz w:val="21"/>
+        </w:rPr>
+        <w:t xml:space="preserve"> 的微型版——把「仅有一天」的休训变成固定回购节点；场景设计依 </w:t>
       </w:r>
       <w:r>
         <w:rPr>
@@ -4137,14 +4137,14 @@
           <w:b/>
           <w:sz w:val="21"/>
         </w:rPr>
-        <w:t>場景四變量（03 §G4，吳聲）</w:t>
-      </w:r>
-      <w:r>
-        <w:rPr>
-          <w:rFonts w:ascii="微軟雅黑" w:hAnsi="微軟雅黑" w:eastAsia="微軟雅黑"/>
-          <w:sz w:val="21"/>
-        </w:rPr>
-        <w:t>（時間＝中秋／地點＝宿舍樓下／人物＝探視家長／事件＝清倉）。見《場景革命》（吳聲，49）。</w:t>
+        <w:t>场景四变量（03 §G4，吴声）</w:t>
+      </w:r>
+      <w:r>
+        <w:rPr>
+          <w:rFonts w:ascii="微軟雅黑" w:hAnsi="微軟雅黑" w:eastAsia="微軟雅黑"/>
+          <w:sz w:val="21"/>
+        </w:rPr>
+        <w:t>（时间＝中秋／地点＝宿舍楼下／人物＝探视家长／事件＝清仓）。见《场景革命》（吴声，49）。</w:t>
       </w:r>
     </w:p>
     <w:p>
@@ -6991,7 +6991,7 @@
           <w:color w:val="606060"/>
           <w:sz w:val="19"/>
         </w:rPr>
-        <w:t>定位的學理依據：這句話用的是 四種定位法（03 §B5，江南春） 的「場景定位」——不搶「開學賣貨」這個紅海，搶「軍訓 15 天」這個被忽略的場景；同時用 超級符號（03 §C1，華與華） 把價值壓成「下樓補」三個字。三個支點（位置／時間／責任）對應 CBBE 品牌資產模型（03 §B8，凱文·凱勒） 的「顯著性＋績效」維度，讓「宿舍樓下這家店」從「路過的店」升級成「能用的店」。源頭見《定位》（里斯&amp;特勞特，49）、《搶佔心智》（江南春，49）、《超級符號就是超級創意》（華與華，49）。</w:t>
+        <w:t>定位的学理依据：这句话用的是 四种定位法（03 §B5，江南春） 的「场景定位」——不抢「开学卖货」这个红海，抢「军训 15 天」这个被忽略的场景；同时用 超级符号（03 §C1，华与华） 把价值压成「下楼补」三个字。三个支点（位置／时间／责任）对应 CBBE 品牌资产模型（03 §B8，凯文·凯勒） 的「显著性＋绩效」维度，让「宿舍楼下这家店」从「路过的店」升级成「能用的店」。源头见《定位》（里斯&amp;特劳特，49）、《抢占心智》（江南春，49）、《超级符号就是超级创意》（华与华，49）。</w:t>
       </w:r>
     </w:p>
     <w:tbl>

--- a/references/范例/便利店开学季战役-交付稿.docx
+++ b/references/范例/便利店开学季战役-交付稿.docx
@@ -1804,6 +1804,7 @@
     <w:p>
       <w:pPr>
         <w:spacing w:after="80" w:line="300" w:lineRule="auto"/>
+        <w:ind w:left="283"/>
       </w:pPr>
       <w:r>
         <w:rPr>
@@ -1846,6 +1847,7 @@
     <w:p>
       <w:pPr>
         <w:spacing w:after="80" w:line="300" w:lineRule="auto"/>
+        <w:ind w:left="283"/>
       </w:pPr>
       <w:r>
         <w:rPr>
@@ -1873,6 +1875,7 @@
     <w:p>
       <w:pPr>
         <w:spacing w:after="80" w:line="300" w:lineRule="auto"/>
+        <w:ind w:left="283"/>
       </w:pPr>
       <w:r>
         <w:rPr>
@@ -1900,6 +1903,7 @@
     <w:p>
       <w:pPr>
         <w:spacing w:after="80" w:line="300" w:lineRule="auto"/>
+        <w:ind w:left="283"/>
       </w:pPr>
       <w:r>
         <w:rPr>
@@ -1927,6 +1931,7 @@
     <w:p>
       <w:pPr>
         <w:spacing w:after="80" w:line="300" w:lineRule="auto"/>
+        <w:ind w:left="283"/>
       </w:pPr>
       <w:r>
         <w:rPr>
@@ -2196,6 +2201,7 @@
     <w:p>
       <w:pPr>
         <w:spacing w:after="80" w:line="300" w:lineRule="auto"/>
+        <w:ind w:left="283"/>
       </w:pPr>
       <w:r>
         <w:rPr>
@@ -2223,6 +2229,7 @@
     <w:p>
       <w:pPr>
         <w:spacing w:after="80" w:line="300" w:lineRule="auto"/>
+        <w:ind w:left="283"/>
       </w:pPr>
       <w:r>
         <w:rPr>
@@ -2250,6 +2257,7 @@
     <w:p>
       <w:pPr>
         <w:spacing w:after="80" w:line="300" w:lineRule="auto"/>
+        <w:ind w:left="283"/>
       </w:pPr>
       <w:r>
         <w:rPr>
@@ -2277,6 +2285,7 @@
     <w:p>
       <w:pPr>
         <w:spacing w:after="80" w:line="300" w:lineRule="auto"/>
+        <w:ind w:left="283"/>
       </w:pPr>
       <w:r>
         <w:rPr>
@@ -2304,6 +2313,7 @@
     <w:p>
       <w:pPr>
         <w:spacing w:after="80" w:line="300" w:lineRule="auto"/>
+        <w:ind w:left="283"/>
       </w:pPr>
       <w:r>
         <w:rPr>
@@ -2573,6 +2583,7 @@
     <w:p>
       <w:pPr>
         <w:spacing w:after="80" w:line="300" w:lineRule="auto"/>
+        <w:ind w:left="283"/>
       </w:pPr>
       <w:r>
         <w:rPr>
@@ -2600,6 +2611,7 @@
     <w:p>
       <w:pPr>
         <w:spacing w:after="80" w:line="300" w:lineRule="auto"/>
+        <w:ind w:left="283"/>
       </w:pPr>
       <w:r>
         <w:rPr>
@@ -2627,6 +2639,7 @@
     <w:p>
       <w:pPr>
         <w:spacing w:after="80" w:line="300" w:lineRule="auto"/>
+        <w:ind w:left="283"/>
       </w:pPr>
       <w:r>
         <w:rPr>
@@ -2654,6 +2667,7 @@
     <w:p>
       <w:pPr>
         <w:spacing w:after="80" w:line="300" w:lineRule="auto"/>
+        <w:ind w:left="283"/>
       </w:pPr>
       <w:r>
         <w:rPr>
@@ -2908,6 +2922,7 @@
     <w:p>
       <w:pPr>
         <w:spacing w:after="80" w:line="300" w:lineRule="auto"/>
+        <w:ind w:left="283"/>
       </w:pPr>
       <w:r>
         <w:rPr>
@@ -2935,6 +2950,7 @@
     <w:p>
       <w:pPr>
         <w:spacing w:after="80" w:line="300" w:lineRule="auto"/>
+        <w:ind w:left="283"/>
       </w:pPr>
       <w:r>
         <w:rPr>
@@ -2962,6 +2978,7 @@
     <w:p>
       <w:pPr>
         <w:spacing w:after="80" w:line="300" w:lineRule="auto"/>
+        <w:ind w:left="283"/>
       </w:pPr>
       <w:r>
         <w:rPr>
@@ -2989,6 +3006,7 @@
     <w:p>
       <w:pPr>
         <w:spacing w:after="80" w:line="300" w:lineRule="auto"/>
+        <w:ind w:left="283"/>
       </w:pPr>
       <w:r>
         <w:rPr>
@@ -3228,6 +3246,7 @@
     <w:p>
       <w:pPr>
         <w:spacing w:after="80" w:line="300" w:lineRule="auto"/>
+        <w:ind w:left="283"/>
       </w:pPr>
       <w:r>
         <w:rPr>
@@ -3255,6 +3274,7 @@
     <w:p>
       <w:pPr>
         <w:spacing w:after="80" w:line="300" w:lineRule="auto"/>
+        <w:ind w:left="283"/>
       </w:pPr>
       <w:r>
         <w:rPr>
@@ -3282,6 +3302,7 @@
     <w:p>
       <w:pPr>
         <w:spacing w:after="80" w:line="300" w:lineRule="auto"/>
+        <w:ind w:left="283"/>
       </w:pPr>
       <w:r>
         <w:rPr>
@@ -3309,6 +3330,7 @@
     <w:p>
       <w:pPr>
         <w:spacing w:after="80" w:line="300" w:lineRule="auto"/>
+        <w:ind w:left="283"/>
       </w:pPr>
       <w:r>
         <w:rPr>
@@ -3593,6 +3615,7 @@
     <w:p>
       <w:pPr>
         <w:spacing w:after="80" w:line="300" w:lineRule="auto"/>
+        <w:ind w:left="283"/>
       </w:pPr>
       <w:r>
         <w:rPr>
@@ -3620,6 +3643,7 @@
     <w:p>
       <w:pPr>
         <w:spacing w:after="80" w:line="300" w:lineRule="auto"/>
+        <w:ind w:left="283"/>
       </w:pPr>
       <w:r>
         <w:rPr>
@@ -3647,6 +3671,7 @@
     <w:p>
       <w:pPr>
         <w:spacing w:after="80" w:line="300" w:lineRule="auto"/>
+        <w:ind w:left="283"/>
       </w:pPr>
       <w:r>
         <w:rPr>
@@ -3931,6 +3956,7 @@
     <w:p>
       <w:pPr>
         <w:spacing w:after="80" w:line="300" w:lineRule="auto"/>
+        <w:ind w:left="283"/>
       </w:pPr>
       <w:r>
         <w:rPr>
@@ -3958,6 +3984,7 @@
     <w:p>
       <w:pPr>
         <w:spacing w:after="80" w:line="300" w:lineRule="auto"/>
+        <w:ind w:left="283"/>
       </w:pPr>
       <w:r>
         <w:rPr>
@@ -3985,6 +4012,7 @@
     <w:p>
       <w:pPr>
         <w:spacing w:after="80" w:line="300" w:lineRule="auto"/>
+        <w:ind w:left="283"/>
       </w:pPr>
       <w:r>
         <w:rPr>
